--- a/por/docx/012.content.docx
+++ b/por/docx/012.content.docx
@@ -375,186 +375,138 @@
           <w:lang w:val="pt_PT" w:bidi="pt_PT"/>
         </w:rPr>
       </w:r>
-      <w:hyperlink r:id="rId13">
-        <w:r>
-          <w:rPr>
-            <w:lang w:val="pt_PT" w:bidi="pt_PT"/>
-          </w:rPr>
-          <w:rPr>
-            <w:color w:val="0000EE"/>
-            <w:u w:val="single"/>
-          </w:rPr>
-          <w:t>Gênesis 24.30</w:t>
-        </w:r>
-      </w:hyperlink>
-    </w:p>
-    <w:p>
-      <w:pPr>
-        <w:pStyle w:val="ListBullet"/>
-        <w:spacing w:line="240" w:lineRule="auto"/>
-        <w:ind w:left="720"/>
-      </w:pPr>
-      <w:r>
-        <w:rPr>
-          <w:lang w:val="pt_PT" w:bidi="pt_PT"/>
-        </w:rPr>
-      </w:r>
-      <w:hyperlink r:id="rId14">
-        <w:r>
-          <w:rPr>
-            <w:lang w:val="pt_PT" w:bidi="pt_PT"/>
-          </w:rPr>
-          <w:rPr>
-            <w:color w:val="0000EE"/>
-            <w:u w:val="single"/>
-          </w:rPr>
-          <w:t>Gênesis 24.50</w:t>
-        </w:r>
-      </w:hyperlink>
-    </w:p>
-    <w:p>
-      <w:pPr>
-        <w:pStyle w:val="ListBullet"/>
-        <w:spacing w:line="240" w:lineRule="auto"/>
-        <w:ind w:left="720"/>
-      </w:pPr>
-      <w:r>
-        <w:rPr>
-          <w:lang w:val="pt_PT" w:bidi="pt_PT"/>
-        </w:rPr>
-      </w:r>
-      <w:hyperlink r:id="rId15">
-        <w:r>
-          <w:rPr>
-            <w:lang w:val="pt_PT" w:bidi="pt_PT"/>
-          </w:rPr>
-          <w:rPr>
-            <w:color w:val="0000EE"/>
-            <w:u w:val="single"/>
-          </w:rPr>
-          <w:t>Gênesis 27.43</w:t>
-        </w:r>
-      </w:hyperlink>
-    </w:p>
-    <w:p>
-      <w:pPr>
-        <w:pStyle w:val="ListBullet"/>
-        <w:spacing w:line="240" w:lineRule="auto"/>
-        <w:ind w:left="720"/>
-      </w:pPr>
-      <w:r>
-        <w:rPr>
-          <w:lang w:val="pt_PT" w:bidi="pt_PT"/>
-        </w:rPr>
-      </w:r>
-      <w:hyperlink r:id="rId16">
-        <w:r>
-          <w:rPr>
-            <w:lang w:val="pt_PT" w:bidi="pt_PT"/>
-          </w:rPr>
-          <w:rPr>
-            <w:color w:val="0000EE"/>
-            <w:u w:val="single"/>
-          </w:rPr>
-          <w:t>Gênesis 28.1–2</w:t>
-        </w:r>
-      </w:hyperlink>
-    </w:p>
-    <w:p>
-      <w:pPr>
-        <w:pStyle w:val="ListBullet"/>
-        <w:spacing w:line="240" w:lineRule="auto"/>
-        <w:ind w:left="720"/>
-      </w:pPr>
-      <w:r>
-        <w:rPr>
-          <w:lang w:val="pt_PT" w:bidi="pt_PT"/>
-        </w:rPr>
-      </w:r>
-      <w:hyperlink r:id="rId17">
-        <w:r>
-          <w:rPr>
-            <w:lang w:val="pt_PT" w:bidi="pt_PT"/>
-          </w:rPr>
-          <w:rPr>
-            <w:color w:val="0000EE"/>
-            <w:u w:val="single"/>
-          </w:rPr>
-          <w:t>Gênesis 29.5</w:t>
-        </w:r>
-      </w:hyperlink>
-    </w:p>
-    <w:p>
-      <w:pPr>
-        <w:pStyle w:val="ListBullet"/>
-        <w:spacing w:line="240" w:lineRule="auto"/>
-        <w:ind w:left="720"/>
-      </w:pPr>
-      <w:r>
-        <w:rPr>
-          <w:lang w:val="pt_PT" w:bidi="pt_PT"/>
-        </w:rPr>
-      </w:r>
-      <w:hyperlink r:id="rId18">
-        <w:r>
-          <w:rPr>
-            <w:lang w:val="pt_PT" w:bidi="pt_PT"/>
-          </w:rPr>
-          <w:rPr>
-            <w:color w:val="0000EE"/>
-            <w:u w:val="single"/>
-          </w:rPr>
-          <w:t>Gênesis 29.13</w:t>
-        </w:r>
-      </w:hyperlink>
-    </w:p>
-    <w:p>
-      <w:pPr>
-        <w:pStyle w:val="ListBullet"/>
-        <w:spacing w:line="240" w:lineRule="auto"/>
-        <w:ind w:left="720"/>
-      </w:pPr>
-      <w:r>
-        <w:rPr>
-          <w:lang w:val="pt_PT" w:bidi="pt_PT"/>
-        </w:rPr>
-      </w:r>
-      <w:hyperlink r:id="rId19">
-        <w:r>
-          <w:rPr>
-            <w:lang w:val="pt_PT" w:bidi="pt_PT"/>
-          </w:rPr>
-          <w:rPr>
-            <w:color w:val="0000EE"/>
-            <w:u w:val="single"/>
-          </w:rPr>
-          <w:t>Gênesis 30.26</w:t>
-        </w:r>
-      </w:hyperlink>
-    </w:p>
-    <w:p>
-      <w:pPr>
-        <w:pStyle w:val="ListBullet"/>
-        <w:spacing w:line="240" w:lineRule="auto"/>
-        <w:ind w:left="720"/>
-      </w:pPr>
-      <w:r>
-        <w:rPr>
-          <w:lang w:val="pt_PT" w:bidi="pt_PT"/>
-        </w:rPr>
-      </w:r>
-      <w:hyperlink r:id="rId20">
-        <w:r>
-          <w:rPr>
-            <w:lang w:val="pt_PT" w:bidi="pt_PT"/>
-          </w:rPr>
-          <w:rPr>
-            <w:color w:val="0000EE"/>
-            <w:u w:val="single"/>
-          </w:rPr>
-          <w:t>Gênesis 46.16–18</w:t>
-        </w:r>
-      </w:hyperlink>
+      <w:r>
+        <w:rPr>
+          <w:lang w:val="pt_PT" w:bidi="pt_PT"/>
+        </w:rPr>
+        <w:t>Gênesis 24.30</w:t>
+      </w:r>
+    </w:p>
+    <w:p>
+      <w:pPr>
+        <w:pStyle w:val="ListBullet"/>
+        <w:spacing w:line="240" w:lineRule="auto"/>
+        <w:ind w:left="720"/>
+      </w:pPr>
+      <w:r>
+        <w:rPr>
+          <w:lang w:val="pt_PT" w:bidi="pt_PT"/>
+        </w:rPr>
+      </w:r>
+      <w:r>
+        <w:rPr>
+          <w:lang w:val="pt_PT" w:bidi="pt_PT"/>
+        </w:rPr>
+        <w:t>Gênesis 24.50</w:t>
+      </w:r>
+    </w:p>
+    <w:p>
+      <w:pPr>
+        <w:pStyle w:val="ListBullet"/>
+        <w:spacing w:line="240" w:lineRule="auto"/>
+        <w:ind w:left="720"/>
+      </w:pPr>
+      <w:r>
+        <w:rPr>
+          <w:lang w:val="pt_PT" w:bidi="pt_PT"/>
+        </w:rPr>
+      </w:r>
+      <w:r>
+        <w:rPr>
+          <w:lang w:val="pt_PT" w:bidi="pt_PT"/>
+        </w:rPr>
+        <w:t>Gênesis 27.43</w:t>
+      </w:r>
+    </w:p>
+    <w:p>
+      <w:pPr>
+        <w:pStyle w:val="ListBullet"/>
+        <w:spacing w:line="240" w:lineRule="auto"/>
+        <w:ind w:left="720"/>
+      </w:pPr>
+      <w:r>
+        <w:rPr>
+          <w:lang w:val="pt_PT" w:bidi="pt_PT"/>
+        </w:rPr>
+      </w:r>
+      <w:r>
+        <w:rPr>
+          <w:lang w:val="pt_PT" w:bidi="pt_PT"/>
+        </w:rPr>
+        <w:t>Gênesis 28.1–2</w:t>
+      </w:r>
+    </w:p>
+    <w:p>
+      <w:pPr>
+        <w:pStyle w:val="ListBullet"/>
+        <w:spacing w:line="240" w:lineRule="auto"/>
+        <w:ind w:left="720"/>
+      </w:pPr>
+      <w:r>
+        <w:rPr>
+          <w:lang w:val="pt_PT" w:bidi="pt_PT"/>
+        </w:rPr>
+      </w:r>
+      <w:r>
+        <w:rPr>
+          <w:lang w:val="pt_PT" w:bidi="pt_PT"/>
+        </w:rPr>
+        <w:t>Gênesis 29.5</w:t>
+      </w:r>
+    </w:p>
+    <w:p>
+      <w:pPr>
+        <w:pStyle w:val="ListBullet"/>
+        <w:spacing w:line="240" w:lineRule="auto"/>
+        <w:ind w:left="720"/>
+      </w:pPr>
+      <w:r>
+        <w:rPr>
+          <w:lang w:val="pt_PT" w:bidi="pt_PT"/>
+        </w:rPr>
+      </w:r>
+      <w:r>
+        <w:rPr>
+          <w:lang w:val="pt_PT" w:bidi="pt_PT"/>
+        </w:rPr>
+        <w:t>Gênesis 29.13</w:t>
+      </w:r>
+    </w:p>
+    <w:p>
+      <w:pPr>
+        <w:pStyle w:val="ListBullet"/>
+        <w:spacing w:line="240" w:lineRule="auto"/>
+        <w:ind w:left="720"/>
+      </w:pPr>
+      <w:r>
+        <w:rPr>
+          <w:lang w:val="pt_PT" w:bidi="pt_PT"/>
+        </w:rPr>
+      </w:r>
+      <w:r>
+        <w:rPr>
+          <w:lang w:val="pt_PT" w:bidi="pt_PT"/>
+        </w:rPr>
+        <w:t>Gênesis 30.26</w:t>
+      </w:r>
+    </w:p>
+    <w:p>
+      <w:pPr>
+        <w:pStyle w:val="ListBullet"/>
+        <w:spacing w:line="240" w:lineRule="auto"/>
+        <w:ind w:left="720"/>
+      </w:pPr>
+      <w:r>
+        <w:rPr>
+          <w:lang w:val="pt_PT" w:bidi="pt_PT"/>
+        </w:rPr>
+      </w:r>
+      <w:r>
+        <w:rPr>
+          <w:lang w:val="pt_PT" w:bidi="pt_PT"/>
+        </w:rPr>
+        <w:t>Gênesis 46.16–18</w:t>
+      </w:r>
     </w:p>
     <w:p>
       <w:pPr>
@@ -848,114 +800,84 @@
           <w:lang w:val="pt_PT" w:bidi="pt_PT"/>
         </w:rPr>
       </w:r>
-      <w:hyperlink r:id="rId21">
-        <w:r>
-          <w:rPr>
-            <w:lang w:val="pt_PT" w:bidi="pt_PT"/>
-          </w:rPr>
-          <w:rPr>
-            <w:color w:val="0000EE"/>
-            <w:u w:val="single"/>
-          </w:rPr>
-          <w:t>2 Pedro 3.10</w:t>
-        </w:r>
-      </w:hyperlink>
-    </w:p>
-    <w:p>
-      <w:pPr>
-        <w:pStyle w:val="ListBullet"/>
-        <w:spacing w:line="240" w:lineRule="auto"/>
-        <w:ind w:left="720"/>
-      </w:pPr>
-      <w:r>
-        <w:rPr>
-          <w:lang w:val="pt_PT" w:bidi="pt_PT"/>
-        </w:rPr>
-      </w:r>
-      <w:hyperlink r:id="rId22">
-        <w:r>
-          <w:rPr>
-            <w:lang w:val="pt_PT" w:bidi="pt_PT"/>
-          </w:rPr>
-          <w:rPr>
-            <w:color w:val="0000EE"/>
-            <w:u w:val="single"/>
-          </w:rPr>
-          <w:t>Lucas 12.33</w:t>
-        </w:r>
-      </w:hyperlink>
-    </w:p>
-    <w:p>
-      <w:pPr>
-        <w:pStyle w:val="ListBullet"/>
-        <w:spacing w:line="240" w:lineRule="auto"/>
-        <w:ind w:left="720"/>
-      </w:pPr>
-      <w:r>
-        <w:rPr>
-          <w:lang w:val="pt_PT" w:bidi="pt_PT"/>
-        </w:rPr>
-      </w:r>
-      <w:hyperlink r:id="rId23">
-        <w:r>
-          <w:rPr>
-            <w:lang w:val="pt_PT" w:bidi="pt_PT"/>
-          </w:rPr>
-          <w:rPr>
-            <w:color w:val="0000EE"/>
-            <w:u w:val="single"/>
-          </w:rPr>
-          <w:t>Marcos 14.48</w:t>
-        </w:r>
-      </w:hyperlink>
-    </w:p>
-    <w:p>
-      <w:pPr>
-        <w:pStyle w:val="ListBullet"/>
-        <w:spacing w:line="240" w:lineRule="auto"/>
-        <w:ind w:left="720"/>
-      </w:pPr>
-      <w:r>
-        <w:rPr>
-          <w:lang w:val="pt_PT" w:bidi="pt_PT"/>
-        </w:rPr>
-      </w:r>
-      <w:hyperlink r:id="rId24">
-        <w:r>
-          <w:rPr>
-            <w:lang w:val="pt_PT" w:bidi="pt_PT"/>
-          </w:rPr>
-          <w:rPr>
-            <w:color w:val="0000EE"/>
-            <w:u w:val="single"/>
-          </w:rPr>
-          <w:t>Provérbios 6.30</w:t>
-        </w:r>
-      </w:hyperlink>
-    </w:p>
-    <w:p>
-      <w:pPr>
-        <w:pStyle w:val="ListBullet"/>
-        <w:spacing w:line="240" w:lineRule="auto"/>
-        <w:ind w:left="720"/>
-      </w:pPr>
-      <w:r>
-        <w:rPr>
-          <w:lang w:val="pt_PT" w:bidi="pt_PT"/>
-        </w:rPr>
-      </w:r>
-      <w:hyperlink r:id="rId25">
-        <w:r>
-          <w:rPr>
-            <w:lang w:val="pt_PT" w:bidi="pt_PT"/>
-          </w:rPr>
-          <w:rPr>
-            <w:color w:val="0000EE"/>
-            <w:u w:val="single"/>
-          </w:rPr>
-          <w:t>Apocalipse 3.3</w:t>
-        </w:r>
-      </w:hyperlink>
+      <w:r>
+        <w:rPr>
+          <w:lang w:val="pt_PT" w:bidi="pt_PT"/>
+        </w:rPr>
+        <w:t>2 Pedro 3.10</w:t>
+      </w:r>
+    </w:p>
+    <w:p>
+      <w:pPr>
+        <w:pStyle w:val="ListBullet"/>
+        <w:spacing w:line="240" w:lineRule="auto"/>
+        <w:ind w:left="720"/>
+      </w:pPr>
+      <w:r>
+        <w:rPr>
+          <w:lang w:val="pt_PT" w:bidi="pt_PT"/>
+        </w:rPr>
+      </w:r>
+      <w:r>
+        <w:rPr>
+          <w:lang w:val="pt_PT" w:bidi="pt_PT"/>
+        </w:rPr>
+        <w:t>Lucas 12.33</w:t>
+      </w:r>
+    </w:p>
+    <w:p>
+      <w:pPr>
+        <w:pStyle w:val="ListBullet"/>
+        <w:spacing w:line="240" w:lineRule="auto"/>
+        <w:ind w:left="720"/>
+      </w:pPr>
+      <w:r>
+        <w:rPr>
+          <w:lang w:val="pt_PT" w:bidi="pt_PT"/>
+        </w:rPr>
+      </w:r>
+      <w:r>
+        <w:rPr>
+          <w:lang w:val="pt_PT" w:bidi="pt_PT"/>
+        </w:rPr>
+        <w:t>Marcos 14.48</w:t>
+      </w:r>
+    </w:p>
+    <w:p>
+      <w:pPr>
+        <w:pStyle w:val="ListBullet"/>
+        <w:spacing w:line="240" w:lineRule="auto"/>
+        <w:ind w:left="720"/>
+      </w:pPr>
+      <w:r>
+        <w:rPr>
+          <w:lang w:val="pt_PT" w:bidi="pt_PT"/>
+        </w:rPr>
+      </w:r>
+      <w:r>
+        <w:rPr>
+          <w:lang w:val="pt_PT" w:bidi="pt_PT"/>
+        </w:rPr>
+        <w:t>Provérbios 6.30</w:t>
+      </w:r>
+    </w:p>
+    <w:p>
+      <w:pPr>
+        <w:pStyle w:val="ListBullet"/>
+        <w:spacing w:line="240" w:lineRule="auto"/>
+        <w:ind w:left="720"/>
+      </w:pPr>
+      <w:r>
+        <w:rPr>
+          <w:lang w:val="pt_PT" w:bidi="pt_PT"/>
+        </w:rPr>
+      </w:r>
+      <w:r>
+        <w:rPr>
+          <w:lang w:val="pt_PT" w:bidi="pt_PT"/>
+        </w:rPr>
+        <w:t>Apocalipse 3.3</w:t>
+      </w:r>
     </w:p>
     <w:p>
       <w:pPr>
@@ -1159,90 +1081,66 @@
           <w:lang w:val="pt_PT" w:bidi="pt_PT"/>
         </w:rPr>
       </w:r>
-      <w:hyperlink r:id="rId26">
-        <w:r>
-          <w:rPr>
-            <w:lang w:val="pt_PT" w:bidi="pt_PT"/>
-          </w:rPr>
-          <w:rPr>
-            <w:color w:val="0000EE"/>
-            <w:u w:val="single"/>
-          </w:rPr>
-          <w:t>Isaías 63.2</w:t>
-        </w:r>
-      </w:hyperlink>
-    </w:p>
-    <w:p>
-      <w:pPr>
-        <w:pStyle w:val="ListBullet"/>
-        <w:spacing w:line="240" w:lineRule="auto"/>
-        <w:ind w:left="720"/>
-      </w:pPr>
-      <w:r>
-        <w:rPr>
-          <w:lang w:val="pt_PT" w:bidi="pt_PT"/>
-        </w:rPr>
-      </w:r>
-      <w:hyperlink r:id="rId27">
-        <w:r>
-          <w:rPr>
-            <w:lang w:val="pt_PT" w:bidi="pt_PT"/>
-          </w:rPr>
-          <w:rPr>
-            <w:color w:val="0000EE"/>
-            <w:u w:val="single"/>
-          </w:rPr>
-          <w:t>Marcos 12.1</w:t>
-        </w:r>
-      </w:hyperlink>
-    </w:p>
-    <w:p>
-      <w:pPr>
-        <w:pStyle w:val="ListBullet"/>
-        <w:spacing w:line="240" w:lineRule="auto"/>
-        <w:ind w:left="720"/>
-      </w:pPr>
-      <w:r>
-        <w:rPr>
-          <w:lang w:val="pt_PT" w:bidi="pt_PT"/>
-        </w:rPr>
-      </w:r>
-      <w:hyperlink r:id="rId28">
-        <w:r>
-          <w:rPr>
-            <w:lang w:val="pt_PT" w:bidi="pt_PT"/>
-          </w:rPr>
-          <w:rPr>
-            <w:color w:val="0000EE"/>
-            <w:u w:val="single"/>
-          </w:rPr>
-          <w:t>Mateus 21.33</w:t>
-        </w:r>
-      </w:hyperlink>
-    </w:p>
-    <w:p>
-      <w:pPr>
-        <w:pStyle w:val="ListBullet"/>
-        <w:spacing w:line="240" w:lineRule="auto"/>
-        <w:ind w:left="720"/>
-      </w:pPr>
-      <w:r>
-        <w:rPr>
-          <w:lang w:val="pt_PT" w:bidi="pt_PT"/>
-        </w:rPr>
-      </w:r>
-      <w:hyperlink r:id="rId29">
-        <w:r>
-          <w:rPr>
-            <w:lang w:val="pt_PT" w:bidi="pt_PT"/>
-          </w:rPr>
-          <w:rPr>
-            <w:color w:val="0000EE"/>
-            <w:u w:val="single"/>
-          </w:rPr>
-          <w:t>Apocalipse 14.20</w:t>
-        </w:r>
-      </w:hyperlink>
+      <w:r>
+        <w:rPr>
+          <w:lang w:val="pt_PT" w:bidi="pt_PT"/>
+        </w:rPr>
+        <w:t>Isaías 63.2</w:t>
+      </w:r>
+    </w:p>
+    <w:p>
+      <w:pPr>
+        <w:pStyle w:val="ListBullet"/>
+        <w:spacing w:line="240" w:lineRule="auto"/>
+        <w:ind w:left="720"/>
+      </w:pPr>
+      <w:r>
+        <w:rPr>
+          <w:lang w:val="pt_PT" w:bidi="pt_PT"/>
+        </w:rPr>
+      </w:r>
+      <w:r>
+        <w:rPr>
+          <w:lang w:val="pt_PT" w:bidi="pt_PT"/>
+        </w:rPr>
+        <w:t>Marcos 12.1</w:t>
+      </w:r>
+    </w:p>
+    <w:p>
+      <w:pPr>
+        <w:pStyle w:val="ListBullet"/>
+        <w:spacing w:line="240" w:lineRule="auto"/>
+        <w:ind w:left="720"/>
+      </w:pPr>
+      <w:r>
+        <w:rPr>
+          <w:lang w:val="pt_PT" w:bidi="pt_PT"/>
+        </w:rPr>
+      </w:r>
+      <w:r>
+        <w:rPr>
+          <w:lang w:val="pt_PT" w:bidi="pt_PT"/>
+        </w:rPr>
+        <w:t>Mateus 21.33</w:t>
+      </w:r>
+    </w:p>
+    <w:p>
+      <w:pPr>
+        <w:pStyle w:val="ListBullet"/>
+        <w:spacing w:line="240" w:lineRule="auto"/>
+        <w:ind w:left="720"/>
+      </w:pPr>
+      <w:r>
+        <w:rPr>
+          <w:lang w:val="pt_PT" w:bidi="pt_PT"/>
+        </w:rPr>
+      </w:r>
+      <w:r>
+        <w:rPr>
+          <w:lang w:val="pt_PT" w:bidi="pt_PT"/>
+        </w:rPr>
+        <w:t>Apocalipse 14.20</w:t>
+      </w:r>
     </w:p>
     <w:p>
       <w:pPr>
@@ -1482,114 +1380,84 @@
           <w:lang w:val="pt_PT" w:bidi="pt_PT"/>
         </w:rPr>
       </w:r>
-      <w:hyperlink r:id="rId30">
-        <w:r>
-          <w:rPr>
-            <w:lang w:val="pt_PT" w:bidi="pt_PT"/>
-          </w:rPr>
-          <w:rPr>
-            <w:color w:val="0000EE"/>
-            <w:u w:val="single"/>
-          </w:rPr>
-          <w:t>1 Samuel 15.34–35</w:t>
-        </w:r>
-      </w:hyperlink>
-    </w:p>
-    <w:p>
-      <w:pPr>
-        <w:pStyle w:val="ListBullet"/>
-        <w:spacing w:line="240" w:lineRule="auto"/>
-        <w:ind w:left="720"/>
-      </w:pPr>
-      <w:r>
-        <w:rPr>
-          <w:lang w:val="pt_PT" w:bidi="pt_PT"/>
-        </w:rPr>
-      </w:r>
-      <w:hyperlink r:id="rId31">
-        <w:r>
-          <w:rPr>
-            <w:lang w:val="pt_PT" w:bidi="pt_PT"/>
-          </w:rPr>
-          <w:rPr>
-            <w:color w:val="0000EE"/>
-            <w:u w:val="single"/>
-          </w:rPr>
-          <w:t>2 Samuel 1.11</w:t>
-        </w:r>
-      </w:hyperlink>
-    </w:p>
-    <w:p>
-      <w:pPr>
-        <w:pStyle w:val="ListBullet"/>
-        <w:spacing w:line="240" w:lineRule="auto"/>
-        <w:ind w:left="720"/>
-      </w:pPr>
-      <w:r>
-        <w:rPr>
-          <w:lang w:val="pt_PT" w:bidi="pt_PT"/>
-        </w:rPr>
-      </w:r>
-      <w:hyperlink r:id="rId32">
-        <w:r>
-          <w:rPr>
-            <w:lang w:val="pt_PT" w:bidi="pt_PT"/>
-          </w:rPr>
-          <w:rPr>
-            <w:color w:val="0000EE"/>
-            <w:u w:val="single"/>
-          </w:rPr>
-          <w:t>Gênesis 23.2</w:t>
-        </w:r>
-      </w:hyperlink>
-    </w:p>
-    <w:p>
-      <w:pPr>
-        <w:pStyle w:val="ListBullet"/>
-        <w:spacing w:line="240" w:lineRule="auto"/>
-        <w:ind w:left="720"/>
-      </w:pPr>
-      <w:r>
-        <w:rPr>
-          <w:lang w:val="pt_PT" w:bidi="pt_PT"/>
-        </w:rPr>
-      </w:r>
-      <w:hyperlink r:id="rId33">
-        <w:r>
-          <w:rPr>
-            <w:lang w:val="pt_PT" w:bidi="pt_PT"/>
-          </w:rPr>
-          <w:rPr>
-            <w:color w:val="0000EE"/>
-            <w:u w:val="single"/>
-          </w:rPr>
-          <w:t>Lucas 7.31–32</w:t>
-        </w:r>
-      </w:hyperlink>
-    </w:p>
-    <w:p>
-      <w:pPr>
-        <w:pStyle w:val="ListBullet"/>
-        <w:spacing w:line="240" w:lineRule="auto"/>
-        <w:ind w:left="720"/>
-      </w:pPr>
-      <w:r>
-        <w:rPr>
-          <w:lang w:val="pt_PT" w:bidi="pt_PT"/>
-        </w:rPr>
-      </w:r>
-      <w:hyperlink r:id="rId34">
-        <w:r>
-          <w:rPr>
-            <w:lang w:val="pt_PT" w:bidi="pt_PT"/>
-          </w:rPr>
-          <w:rPr>
-            <w:color w:val="0000EE"/>
-            <w:u w:val="single"/>
-          </w:rPr>
-          <w:t>Mateus 11.17</w:t>
-        </w:r>
-      </w:hyperlink>
+      <w:r>
+        <w:rPr>
+          <w:lang w:val="pt_PT" w:bidi="pt_PT"/>
+        </w:rPr>
+        <w:t>1 Samuel 15.34–35</w:t>
+      </w:r>
+    </w:p>
+    <w:p>
+      <w:pPr>
+        <w:pStyle w:val="ListBullet"/>
+        <w:spacing w:line="240" w:lineRule="auto"/>
+        <w:ind w:left="720"/>
+      </w:pPr>
+      <w:r>
+        <w:rPr>
+          <w:lang w:val="pt_PT" w:bidi="pt_PT"/>
+        </w:rPr>
+      </w:r>
+      <w:r>
+        <w:rPr>
+          <w:lang w:val="pt_PT" w:bidi="pt_PT"/>
+        </w:rPr>
+        <w:t>2 Samuel 1.11</w:t>
+      </w:r>
+    </w:p>
+    <w:p>
+      <w:pPr>
+        <w:pStyle w:val="ListBullet"/>
+        <w:spacing w:line="240" w:lineRule="auto"/>
+        <w:ind w:left="720"/>
+      </w:pPr>
+      <w:r>
+        <w:rPr>
+          <w:lang w:val="pt_PT" w:bidi="pt_PT"/>
+        </w:rPr>
+      </w:r>
+      <w:r>
+        <w:rPr>
+          <w:lang w:val="pt_PT" w:bidi="pt_PT"/>
+        </w:rPr>
+        <w:t>Gênesis 23.2</w:t>
+      </w:r>
+    </w:p>
+    <w:p>
+      <w:pPr>
+        <w:pStyle w:val="ListBullet"/>
+        <w:spacing w:line="240" w:lineRule="auto"/>
+        <w:ind w:left="720"/>
+      </w:pPr>
+      <w:r>
+        <w:rPr>
+          <w:lang w:val="pt_PT" w:bidi="pt_PT"/>
+        </w:rPr>
+      </w:r>
+      <w:r>
+        <w:rPr>
+          <w:lang w:val="pt_PT" w:bidi="pt_PT"/>
+        </w:rPr>
+        <w:t>Lucas 7.31–32</w:t>
+      </w:r>
+    </w:p>
+    <w:p>
+      <w:pPr>
+        <w:pStyle w:val="ListBullet"/>
+        <w:spacing w:line="240" w:lineRule="auto"/>
+        <w:ind w:left="720"/>
+      </w:pPr>
+      <w:r>
+        <w:rPr>
+          <w:lang w:val="pt_PT" w:bidi="pt_PT"/>
+        </w:rPr>
+      </w:r>
+      <w:r>
+        <w:rPr>
+          <w:lang w:val="pt_PT" w:bidi="pt_PT"/>
+        </w:rPr>
+        <w:t>Mateus 11.17</w:t>
+      </w:r>
     </w:p>
     <w:p>
       <w:pPr>
@@ -1784,210 +1652,156 @@
           <w:lang w:val="pt_PT" w:bidi="pt_PT"/>
         </w:rPr>
       </w:r>
-      <w:hyperlink r:id="rId35">
-        <w:r>
-          <w:rPr>
-            <w:lang w:val="pt_PT" w:bidi="pt_PT"/>
-          </w:rPr>
-          <w:rPr>
-            <w:color w:val="0000EE"/>
-            <w:u w:val="single"/>
-          </w:rPr>
-          <w:t>Amós 8.9–10</w:t>
-        </w:r>
-      </w:hyperlink>
-    </w:p>
-    <w:p>
-      <w:pPr>
-        <w:pStyle w:val="ListBullet"/>
-        <w:spacing w:line="240" w:lineRule="auto"/>
-        <w:ind w:left="720"/>
-      </w:pPr>
-      <w:r>
-        <w:rPr>
-          <w:lang w:val="pt_PT" w:bidi="pt_PT"/>
-        </w:rPr>
-      </w:r>
-      <w:hyperlink r:id="rId36">
-        <w:r>
-          <w:rPr>
-            <w:lang w:val="pt_PT" w:bidi="pt_PT"/>
-          </w:rPr>
-          <w:rPr>
-            <w:color w:val="0000EE"/>
-            <w:u w:val="single"/>
-          </w:rPr>
-          <w:t>Ezequiel 32.1–2</w:t>
-        </w:r>
-      </w:hyperlink>
-    </w:p>
-    <w:p>
-      <w:pPr>
-        <w:pStyle w:val="ListBullet"/>
-        <w:spacing w:line="240" w:lineRule="auto"/>
-        <w:ind w:left="720"/>
-      </w:pPr>
-      <w:r>
-        <w:rPr>
-          <w:lang w:val="pt_PT" w:bidi="pt_PT"/>
-        </w:rPr>
-      </w:r>
-      <w:hyperlink r:id="rId37">
-        <w:r>
-          <w:rPr>
-            <w:lang w:val="pt_PT" w:bidi="pt_PT"/>
-          </w:rPr>
-          <w:rPr>
-            <w:color w:val="0000EE"/>
-            <w:u w:val="single"/>
-          </w:rPr>
-          <w:t>Jeremias 22.18</w:t>
-        </w:r>
-      </w:hyperlink>
-    </w:p>
-    <w:p>
-      <w:pPr>
-        <w:pStyle w:val="ListBullet"/>
-        <w:spacing w:line="240" w:lineRule="auto"/>
-        <w:ind w:left="720"/>
-      </w:pPr>
-      <w:r>
-        <w:rPr>
-          <w:lang w:val="pt_PT" w:bidi="pt_PT"/>
-        </w:rPr>
-      </w:r>
-      <w:hyperlink r:id="rId38">
-        <w:r>
-          <w:rPr>
-            <w:lang w:val="pt_PT" w:bidi="pt_PT"/>
-          </w:rPr>
-          <w:rPr>
-            <w:color w:val="0000EE"/>
-            <w:u w:val="single"/>
-          </w:rPr>
-          <w:t>Jó 27.15–17</w:t>
-        </w:r>
-      </w:hyperlink>
-    </w:p>
-    <w:p>
-      <w:pPr>
-        <w:pStyle w:val="ListBullet"/>
-        <w:spacing w:line="240" w:lineRule="auto"/>
-        <w:ind w:left="720"/>
-      </w:pPr>
-      <w:r>
-        <w:rPr>
-          <w:lang w:val="pt_PT" w:bidi="pt_PT"/>
-        </w:rPr>
-      </w:r>
-      <w:hyperlink r:id="rId39">
-        <w:r>
-          <w:rPr>
-            <w:lang w:val="pt_PT" w:bidi="pt_PT"/>
-          </w:rPr>
-          <w:rPr>
-            <w:color w:val="0000EE"/>
-            <w:u w:val="single"/>
-          </w:rPr>
-          <w:t>Lamentações 2.5</w:t>
-        </w:r>
-      </w:hyperlink>
-    </w:p>
-    <w:p>
-      <w:pPr>
-        <w:pStyle w:val="ListBullet"/>
-        <w:spacing w:line="240" w:lineRule="auto"/>
-        <w:ind w:left="720"/>
-      </w:pPr>
-      <w:r>
-        <w:rPr>
-          <w:lang w:val="pt_PT" w:bidi="pt_PT"/>
-        </w:rPr>
-      </w:r>
-      <w:hyperlink r:id="rId40">
-        <w:r>
-          <w:rPr>
-            <w:lang w:val="pt_PT" w:bidi="pt_PT"/>
-          </w:rPr>
-          <w:rPr>
-            <w:color w:val="0000EE"/>
-            <w:u w:val="single"/>
-          </w:rPr>
-          <w:t>Lamentações 2.8</w:t>
-        </w:r>
-      </w:hyperlink>
-    </w:p>
-    <w:p>
-      <w:pPr>
-        <w:pStyle w:val="ListBullet"/>
-        <w:spacing w:line="240" w:lineRule="auto"/>
-        <w:ind w:left="720"/>
-      </w:pPr>
-      <w:r>
-        <w:rPr>
-          <w:lang w:val="pt_PT" w:bidi="pt_PT"/>
-        </w:rPr>
-      </w:r>
-      <w:hyperlink r:id="rId41">
-        <w:r>
-          <w:rPr>
-            <w:lang w:val="pt_PT" w:bidi="pt_PT"/>
-          </w:rPr>
-          <w:rPr>
-            <w:color w:val="0000EE"/>
-            <w:u w:val="single"/>
-          </w:rPr>
-          <w:t>Miquéias 2.4</w:t>
-        </w:r>
-      </w:hyperlink>
-    </w:p>
-    <w:p>
-      <w:pPr>
-        <w:pStyle w:val="ListBullet"/>
-        <w:spacing w:line="240" w:lineRule="auto"/>
-        <w:ind w:left="720"/>
-      </w:pPr>
-      <w:r>
-        <w:rPr>
-          <w:lang w:val="pt_PT" w:bidi="pt_PT"/>
-        </w:rPr>
-      </w:r>
-      <w:hyperlink r:id="rId42">
-        <w:r>
-          <w:rPr>
-            <w:lang w:val="pt_PT" w:bidi="pt_PT"/>
-          </w:rPr>
-          <w:rPr>
-            <w:color w:val="0000EE"/>
-            <w:u w:val="single"/>
-          </w:rPr>
-          <w:t>Salmo 102.1–2</w:t>
-        </w:r>
-      </w:hyperlink>
-    </w:p>
-    <w:p>
-      <w:pPr>
-        <w:pStyle w:val="ListBullet"/>
-        <w:spacing w:line="240" w:lineRule="auto"/>
-        <w:ind w:left="720"/>
-      </w:pPr>
-      <w:r>
-        <w:rPr>
-          <w:lang w:val="pt_PT" w:bidi="pt_PT"/>
-        </w:rPr>
-      </w:r>
-      <w:hyperlink r:id="rId43">
-        <w:r>
-          <w:rPr>
-            <w:lang w:val="pt_PT" w:bidi="pt_PT"/>
-          </w:rPr>
-          <w:rPr>
-            <w:color w:val="0000EE"/>
-            <w:u w:val="single"/>
-          </w:rPr>
-          <w:t>Zacarias 11.2</w:t>
-        </w:r>
-      </w:hyperlink>
+      <w:r>
+        <w:rPr>
+          <w:lang w:val="pt_PT" w:bidi="pt_PT"/>
+        </w:rPr>
+        <w:t>Amós 8.9–10</w:t>
+      </w:r>
+    </w:p>
+    <w:p>
+      <w:pPr>
+        <w:pStyle w:val="ListBullet"/>
+        <w:spacing w:line="240" w:lineRule="auto"/>
+        <w:ind w:left="720"/>
+      </w:pPr>
+      <w:r>
+        <w:rPr>
+          <w:lang w:val="pt_PT" w:bidi="pt_PT"/>
+        </w:rPr>
+      </w:r>
+      <w:r>
+        <w:rPr>
+          <w:lang w:val="pt_PT" w:bidi="pt_PT"/>
+        </w:rPr>
+        <w:t>Ezequiel 32.1–2</w:t>
+      </w:r>
+    </w:p>
+    <w:p>
+      <w:pPr>
+        <w:pStyle w:val="ListBullet"/>
+        <w:spacing w:line="240" w:lineRule="auto"/>
+        <w:ind w:left="720"/>
+      </w:pPr>
+      <w:r>
+        <w:rPr>
+          <w:lang w:val="pt_PT" w:bidi="pt_PT"/>
+        </w:rPr>
+      </w:r>
+      <w:r>
+        <w:rPr>
+          <w:lang w:val="pt_PT" w:bidi="pt_PT"/>
+        </w:rPr>
+        <w:t>Jeremias 22.18</w:t>
+      </w:r>
+    </w:p>
+    <w:p>
+      <w:pPr>
+        <w:pStyle w:val="ListBullet"/>
+        <w:spacing w:line="240" w:lineRule="auto"/>
+        <w:ind w:left="720"/>
+      </w:pPr>
+      <w:r>
+        <w:rPr>
+          <w:lang w:val="pt_PT" w:bidi="pt_PT"/>
+        </w:rPr>
+      </w:r>
+      <w:r>
+        <w:rPr>
+          <w:lang w:val="pt_PT" w:bidi="pt_PT"/>
+        </w:rPr>
+        <w:t>Jó 27.15–17</w:t>
+      </w:r>
+    </w:p>
+    <w:p>
+      <w:pPr>
+        <w:pStyle w:val="ListBullet"/>
+        <w:spacing w:line="240" w:lineRule="auto"/>
+        <w:ind w:left="720"/>
+      </w:pPr>
+      <w:r>
+        <w:rPr>
+          <w:lang w:val="pt_PT" w:bidi="pt_PT"/>
+        </w:rPr>
+      </w:r>
+      <w:r>
+        <w:rPr>
+          <w:lang w:val="pt_PT" w:bidi="pt_PT"/>
+        </w:rPr>
+        <w:t>Lamentações 2.5</w:t>
+      </w:r>
+    </w:p>
+    <w:p>
+      <w:pPr>
+        <w:pStyle w:val="ListBullet"/>
+        <w:spacing w:line="240" w:lineRule="auto"/>
+        <w:ind w:left="720"/>
+      </w:pPr>
+      <w:r>
+        <w:rPr>
+          <w:lang w:val="pt_PT" w:bidi="pt_PT"/>
+        </w:rPr>
+      </w:r>
+      <w:r>
+        <w:rPr>
+          <w:lang w:val="pt_PT" w:bidi="pt_PT"/>
+        </w:rPr>
+        <w:t>Lamentações 2.8</w:t>
+      </w:r>
+    </w:p>
+    <w:p>
+      <w:pPr>
+        <w:pStyle w:val="ListBullet"/>
+        <w:spacing w:line="240" w:lineRule="auto"/>
+        <w:ind w:left="720"/>
+      </w:pPr>
+      <w:r>
+        <w:rPr>
+          <w:lang w:val="pt_PT" w:bidi="pt_PT"/>
+        </w:rPr>
+      </w:r>
+      <w:r>
+        <w:rPr>
+          <w:lang w:val="pt_PT" w:bidi="pt_PT"/>
+        </w:rPr>
+        <w:t>Miquéias 2.4</w:t>
+      </w:r>
+    </w:p>
+    <w:p>
+      <w:pPr>
+        <w:pStyle w:val="ListBullet"/>
+        <w:spacing w:line="240" w:lineRule="auto"/>
+        <w:ind w:left="720"/>
+      </w:pPr>
+      <w:r>
+        <w:rPr>
+          <w:lang w:val="pt_PT" w:bidi="pt_PT"/>
+        </w:rPr>
+      </w:r>
+      <w:r>
+        <w:rPr>
+          <w:lang w:val="pt_PT" w:bidi="pt_PT"/>
+        </w:rPr>
+        <w:t>Salmo 102.1–2</w:t>
+      </w:r>
+    </w:p>
+    <w:p>
+      <w:pPr>
+        <w:pStyle w:val="ListBullet"/>
+        <w:spacing w:line="240" w:lineRule="auto"/>
+        <w:ind w:left="720"/>
+      </w:pPr>
+      <w:r>
+        <w:rPr>
+          <w:lang w:val="pt_PT" w:bidi="pt_PT"/>
+        </w:rPr>
+      </w:r>
+      <w:r>
+        <w:rPr>
+          <w:lang w:val="pt_PT" w:bidi="pt_PT"/>
+        </w:rPr>
+        <w:t>Zacarias 11.2</w:t>
+      </w:r>
     </w:p>
     <w:p>
       <w:pPr>
@@ -2199,138 +2013,102 @@
           <w:lang w:val="pt_PT" w:bidi="pt_PT"/>
         </w:rPr>
       </w:r>
-      <w:hyperlink r:id="rId44">
-        <w:r>
-          <w:rPr>
-            <w:lang w:val="pt_PT" w:bidi="pt_PT"/>
-          </w:rPr>
-          <w:rPr>
-            <w:color w:val="0000EE"/>
-            <w:u w:val="single"/>
-          </w:rPr>
-          <w:t>Gênesis 4.18–19</w:t>
-        </w:r>
-      </w:hyperlink>
-    </w:p>
-    <w:p>
-      <w:pPr>
-        <w:pStyle w:val="ListBullet"/>
-        <w:spacing w:line="240" w:lineRule="auto"/>
-        <w:ind w:left="720"/>
-      </w:pPr>
-      <w:r>
-        <w:rPr>
-          <w:lang w:val="pt_PT" w:bidi="pt_PT"/>
-        </w:rPr>
-      </w:r>
-      <w:hyperlink r:id="rId45">
-        <w:r>
-          <w:rPr>
-            <w:lang w:val="pt_PT" w:bidi="pt_PT"/>
-          </w:rPr>
-          <w:rPr>
-            <w:color w:val="0000EE"/>
-            <w:u w:val="single"/>
-          </w:rPr>
-          <w:t>Gênesis 4.24</w:t>
-        </w:r>
-      </w:hyperlink>
-    </w:p>
-    <w:p>
-      <w:pPr>
-        <w:pStyle w:val="ListBullet"/>
-        <w:spacing w:line="240" w:lineRule="auto"/>
-        <w:ind w:left="720"/>
-      </w:pPr>
-      <w:r>
-        <w:rPr>
-          <w:lang w:val="pt_PT" w:bidi="pt_PT"/>
-        </w:rPr>
-      </w:r>
-      <w:hyperlink r:id="rId46">
-        <w:r>
-          <w:rPr>
-            <w:lang w:val="pt_PT" w:bidi="pt_PT"/>
-          </w:rPr>
-          <w:rPr>
-            <w:color w:val="0000EE"/>
-            <w:u w:val="single"/>
-          </w:rPr>
-          <w:t>Gênesis 5.25</w:t>
-        </w:r>
-      </w:hyperlink>
-    </w:p>
-    <w:p>
-      <w:pPr>
-        <w:pStyle w:val="ListBullet"/>
-        <w:spacing w:line="240" w:lineRule="auto"/>
-        <w:ind w:left="720"/>
-      </w:pPr>
-      <w:r>
-        <w:rPr>
-          <w:lang w:val="pt_PT" w:bidi="pt_PT"/>
-        </w:rPr>
-      </w:r>
-      <w:hyperlink r:id="rId47">
-        <w:r>
-          <w:rPr>
-            <w:lang w:val="pt_PT" w:bidi="pt_PT"/>
-          </w:rPr>
-          <w:rPr>
-            <w:color w:val="0000EE"/>
-            <w:u w:val="single"/>
-          </w:rPr>
-          <w:t>Gênesis 5.29</w:t>
-        </w:r>
-      </w:hyperlink>
-    </w:p>
-    <w:p>
-      <w:pPr>
-        <w:pStyle w:val="ListBullet"/>
-        <w:spacing w:line="240" w:lineRule="auto"/>
-        <w:ind w:left="720"/>
-      </w:pPr>
-      <w:r>
-        <w:rPr>
-          <w:lang w:val="pt_PT" w:bidi="pt_PT"/>
-        </w:rPr>
-      </w:r>
-      <w:hyperlink r:id="rId48">
-        <w:r>
-          <w:rPr>
-            <w:lang w:val="pt_PT" w:bidi="pt_PT"/>
-          </w:rPr>
-          <w:rPr>
-            <w:color w:val="0000EE"/>
-            <w:u w:val="single"/>
-          </w:rPr>
-          <w:t>Gênesis 5.31</w:t>
-        </w:r>
-      </w:hyperlink>
-    </w:p>
-    <w:p>
-      <w:pPr>
-        <w:pStyle w:val="ListBullet"/>
-        <w:spacing w:line="240" w:lineRule="auto"/>
-        <w:ind w:left="720"/>
-      </w:pPr>
-      <w:r>
-        <w:rPr>
-          <w:lang w:val="pt_PT" w:bidi="pt_PT"/>
-        </w:rPr>
-      </w:r>
-      <w:hyperlink r:id="rId49">
-        <w:r>
-          <w:rPr>
-            <w:lang w:val="pt_PT" w:bidi="pt_PT"/>
-          </w:rPr>
-          <w:rPr>
-            <w:color w:val="0000EE"/>
-            <w:u w:val="single"/>
-          </w:rPr>
-          <w:t>Lucas 3.36</w:t>
-        </w:r>
-      </w:hyperlink>
+      <w:r>
+        <w:rPr>
+          <w:lang w:val="pt_PT" w:bidi="pt_PT"/>
+        </w:rPr>
+        <w:t>Gênesis 4.18–19</w:t>
+      </w:r>
+    </w:p>
+    <w:p>
+      <w:pPr>
+        <w:pStyle w:val="ListBullet"/>
+        <w:spacing w:line="240" w:lineRule="auto"/>
+        <w:ind w:left="720"/>
+      </w:pPr>
+      <w:r>
+        <w:rPr>
+          <w:lang w:val="pt_PT" w:bidi="pt_PT"/>
+        </w:rPr>
+      </w:r>
+      <w:r>
+        <w:rPr>
+          <w:lang w:val="pt_PT" w:bidi="pt_PT"/>
+        </w:rPr>
+        <w:t>Gênesis 4.24</w:t>
+      </w:r>
+    </w:p>
+    <w:p>
+      <w:pPr>
+        <w:pStyle w:val="ListBullet"/>
+        <w:spacing w:line="240" w:lineRule="auto"/>
+        <w:ind w:left="720"/>
+      </w:pPr>
+      <w:r>
+        <w:rPr>
+          <w:lang w:val="pt_PT" w:bidi="pt_PT"/>
+        </w:rPr>
+      </w:r>
+      <w:r>
+        <w:rPr>
+          <w:lang w:val="pt_PT" w:bidi="pt_PT"/>
+        </w:rPr>
+        <w:t>Gênesis 5.25</w:t>
+      </w:r>
+    </w:p>
+    <w:p>
+      <w:pPr>
+        <w:pStyle w:val="ListBullet"/>
+        <w:spacing w:line="240" w:lineRule="auto"/>
+        <w:ind w:left="720"/>
+      </w:pPr>
+      <w:r>
+        <w:rPr>
+          <w:lang w:val="pt_PT" w:bidi="pt_PT"/>
+        </w:rPr>
+      </w:r>
+      <w:r>
+        <w:rPr>
+          <w:lang w:val="pt_PT" w:bidi="pt_PT"/>
+        </w:rPr>
+        <w:t>Gênesis 5.29</w:t>
+      </w:r>
+    </w:p>
+    <w:p>
+      <w:pPr>
+        <w:pStyle w:val="ListBullet"/>
+        <w:spacing w:line="240" w:lineRule="auto"/>
+        <w:ind w:left="720"/>
+      </w:pPr>
+      <w:r>
+        <w:rPr>
+          <w:lang w:val="pt_PT" w:bidi="pt_PT"/>
+        </w:rPr>
+      </w:r>
+      <w:r>
+        <w:rPr>
+          <w:lang w:val="pt_PT" w:bidi="pt_PT"/>
+        </w:rPr>
+        <w:t>Gênesis 5.31</w:t>
+      </w:r>
+    </w:p>
+    <w:p>
+      <w:pPr>
+        <w:pStyle w:val="ListBullet"/>
+        <w:spacing w:line="240" w:lineRule="auto"/>
+        <w:ind w:left="720"/>
+      </w:pPr>
+      <w:r>
+        <w:rPr>
+          <w:lang w:val="pt_PT" w:bidi="pt_PT"/>
+        </w:rPr>
+      </w:r>
+      <w:r>
+        <w:rPr>
+          <w:lang w:val="pt_PT" w:bidi="pt_PT"/>
+        </w:rPr>
+        <w:t>Lucas 3.36</w:t>
+      </w:r>
     </w:p>
     <w:p>
       <w:pPr>
@@ -2578,138 +2356,102 @@
           <w:lang w:val="pt_PT" w:bidi="pt_PT"/>
         </w:rPr>
       </w:r>
-      <w:hyperlink r:id="rId50">
-        <w:r>
-          <w:rPr>
-            <w:lang w:val="pt_PT" w:bidi="pt_PT"/>
-          </w:rPr>
-          <w:rPr>
-            <w:color w:val="0000EE"/>
-            <w:u w:val="single"/>
-          </w:rPr>
-          <w:t>1 Reis 11.36</w:t>
-        </w:r>
-      </w:hyperlink>
-    </w:p>
-    <w:p>
-      <w:pPr>
-        <w:pStyle w:val="ListBullet"/>
-        <w:spacing w:line="240" w:lineRule="auto"/>
-        <w:ind w:left="720"/>
-      </w:pPr>
-      <w:r>
-        <w:rPr>
-          <w:lang w:val="pt_PT" w:bidi="pt_PT"/>
-        </w:rPr>
-      </w:r>
-      <w:hyperlink r:id="rId51">
-        <w:r>
-          <w:rPr>
-            <w:lang w:val="pt_PT" w:bidi="pt_PT"/>
-          </w:rPr>
-          <w:rPr>
-            <w:color w:val="0000EE"/>
-            <w:u w:val="single"/>
-          </w:rPr>
-          <w:t>Êxodo 25.3–7</w:t>
-        </w:r>
-      </w:hyperlink>
-    </w:p>
-    <w:p>
-      <w:pPr>
-        <w:pStyle w:val="ListBullet"/>
-        <w:spacing w:line="240" w:lineRule="auto"/>
-        <w:ind w:left="720"/>
-      </w:pPr>
-      <w:r>
-        <w:rPr>
-          <w:lang w:val="pt_PT" w:bidi="pt_PT"/>
-        </w:rPr>
-      </w:r>
-      <w:hyperlink r:id="rId52">
-        <w:r>
-          <w:rPr>
-            <w:lang w:val="pt_PT" w:bidi="pt_PT"/>
-          </w:rPr>
-          <w:rPr>
-            <w:color w:val="0000EE"/>
-            <w:u w:val="single"/>
-          </w:rPr>
-          <w:t>Lucas 8.16–18</w:t>
-        </w:r>
-      </w:hyperlink>
-    </w:p>
-    <w:p>
-      <w:pPr>
-        <w:pStyle w:val="ListBullet"/>
-        <w:spacing w:line="240" w:lineRule="auto"/>
-        <w:ind w:left="720"/>
-      </w:pPr>
-      <w:r>
-        <w:rPr>
-          <w:lang w:val="pt_PT" w:bidi="pt_PT"/>
-        </w:rPr>
-      </w:r>
-      <w:hyperlink r:id="rId53">
-        <w:r>
-          <w:rPr>
-            <w:lang w:val="pt_PT" w:bidi="pt_PT"/>
-          </w:rPr>
-          <w:rPr>
-            <w:color w:val="0000EE"/>
-            <w:u w:val="single"/>
-          </w:rPr>
-          <w:t>Mateus 5.15</w:t>
-        </w:r>
-      </w:hyperlink>
-    </w:p>
-    <w:p>
-      <w:pPr>
-        <w:pStyle w:val="ListBullet"/>
-        <w:spacing w:line="240" w:lineRule="auto"/>
-        <w:ind w:left="720"/>
-      </w:pPr>
-      <w:r>
-        <w:rPr>
-          <w:lang w:val="pt_PT" w:bidi="pt_PT"/>
-        </w:rPr>
-      </w:r>
-      <w:hyperlink r:id="rId54">
-        <w:r>
-          <w:rPr>
-            <w:lang w:val="pt_PT" w:bidi="pt_PT"/>
-          </w:rPr>
-          <w:rPr>
-            <w:color w:val="0000EE"/>
-            <w:u w:val="single"/>
-          </w:rPr>
-          <w:t>Mateus 6.22</w:t>
-        </w:r>
-      </w:hyperlink>
-    </w:p>
-    <w:p>
-      <w:pPr>
-        <w:pStyle w:val="ListBullet"/>
-        <w:spacing w:line="240" w:lineRule="auto"/>
-        <w:ind w:left="720"/>
-      </w:pPr>
-      <w:r>
-        <w:rPr>
-          <w:lang w:val="pt_PT" w:bidi="pt_PT"/>
-        </w:rPr>
-      </w:r>
-      <w:hyperlink r:id="rId55">
-        <w:r>
-          <w:rPr>
-            <w:lang w:val="pt_PT" w:bidi="pt_PT"/>
-          </w:rPr>
-          <w:rPr>
-            <w:color w:val="0000EE"/>
-            <w:u w:val="single"/>
-          </w:rPr>
-          <w:t>Mateus 25.3</w:t>
-        </w:r>
-      </w:hyperlink>
+      <w:r>
+        <w:rPr>
+          <w:lang w:val="pt_PT" w:bidi="pt_PT"/>
+        </w:rPr>
+        <w:t>1 Reis 11.36</w:t>
+      </w:r>
+    </w:p>
+    <w:p>
+      <w:pPr>
+        <w:pStyle w:val="ListBullet"/>
+        <w:spacing w:line="240" w:lineRule="auto"/>
+        <w:ind w:left="720"/>
+      </w:pPr>
+      <w:r>
+        <w:rPr>
+          <w:lang w:val="pt_PT" w:bidi="pt_PT"/>
+        </w:rPr>
+      </w:r>
+      <w:r>
+        <w:rPr>
+          <w:lang w:val="pt_PT" w:bidi="pt_PT"/>
+        </w:rPr>
+        <w:t>Êxodo 25.3–7</w:t>
+      </w:r>
+    </w:p>
+    <w:p>
+      <w:pPr>
+        <w:pStyle w:val="ListBullet"/>
+        <w:spacing w:line="240" w:lineRule="auto"/>
+        <w:ind w:left="720"/>
+      </w:pPr>
+      <w:r>
+        <w:rPr>
+          <w:lang w:val="pt_PT" w:bidi="pt_PT"/>
+        </w:rPr>
+      </w:r>
+      <w:r>
+        <w:rPr>
+          <w:lang w:val="pt_PT" w:bidi="pt_PT"/>
+        </w:rPr>
+        <w:t>Lucas 8.16–18</w:t>
+      </w:r>
+    </w:p>
+    <w:p>
+      <w:pPr>
+        <w:pStyle w:val="ListBullet"/>
+        <w:spacing w:line="240" w:lineRule="auto"/>
+        <w:ind w:left="720"/>
+      </w:pPr>
+      <w:r>
+        <w:rPr>
+          <w:lang w:val="pt_PT" w:bidi="pt_PT"/>
+        </w:rPr>
+      </w:r>
+      <w:r>
+        <w:rPr>
+          <w:lang w:val="pt_PT" w:bidi="pt_PT"/>
+        </w:rPr>
+        <w:t>Mateus 5.15</w:t>
+      </w:r>
+    </w:p>
+    <w:p>
+      <w:pPr>
+        <w:pStyle w:val="ListBullet"/>
+        <w:spacing w:line="240" w:lineRule="auto"/>
+        <w:ind w:left="720"/>
+      </w:pPr>
+      <w:r>
+        <w:rPr>
+          <w:lang w:val="pt_PT" w:bidi="pt_PT"/>
+        </w:rPr>
+      </w:r>
+      <w:r>
+        <w:rPr>
+          <w:lang w:val="pt_PT" w:bidi="pt_PT"/>
+        </w:rPr>
+        <w:t>Mateus 6.22</w:t>
+      </w:r>
+    </w:p>
+    <w:p>
+      <w:pPr>
+        <w:pStyle w:val="ListBullet"/>
+        <w:spacing w:line="240" w:lineRule="auto"/>
+        <w:ind w:left="720"/>
+      </w:pPr>
+      <w:r>
+        <w:rPr>
+          <w:lang w:val="pt_PT" w:bidi="pt_PT"/>
+        </w:rPr>
+      </w:r>
+      <w:r>
+        <w:rPr>
+          <w:lang w:val="pt_PT" w:bidi="pt_PT"/>
+        </w:rPr>
+        <w:t>Mateus 25.3</w:t>
+      </w:r>
     </w:p>
     <w:p>
       <w:pPr>
@@ -2973,90 +2715,66 @@
           <w:lang w:val="pt_PT" w:bidi="pt_PT"/>
         </w:rPr>
       </w:r>
-      <w:hyperlink r:id="rId56">
-        <w:r>
-          <w:rPr>
-            <w:lang w:val="pt_PT" w:bidi="pt_PT"/>
-          </w:rPr>
-          <w:rPr>
-            <w:color w:val="0000EE"/>
-            <w:u w:val="single"/>
-          </w:rPr>
-          <w:t>1 Samuel 13.19–21</w:t>
-        </w:r>
-      </w:hyperlink>
-    </w:p>
-    <w:p>
-      <w:pPr>
-        <w:pStyle w:val="ListBullet"/>
-        <w:spacing w:line="240" w:lineRule="auto"/>
-        <w:ind w:left="720"/>
-      </w:pPr>
-      <w:r>
-        <w:rPr>
-          <w:lang w:val="pt_PT" w:bidi="pt_PT"/>
-        </w:rPr>
-      </w:r>
-      <w:hyperlink r:id="rId57">
-        <w:r>
-          <w:rPr>
-            <w:lang w:val="pt_PT" w:bidi="pt_PT"/>
-          </w:rPr>
-          <w:rPr>
-            <w:color w:val="0000EE"/>
-            <w:u w:val="single"/>
-          </w:rPr>
-          <w:t>2 Samuel 21.19</w:t>
-        </w:r>
-      </w:hyperlink>
-    </w:p>
-    <w:p>
-      <w:pPr>
-        <w:pStyle w:val="ListBullet"/>
-        <w:spacing w:line="240" w:lineRule="auto"/>
-        <w:ind w:left="720"/>
-      </w:pPr>
-      <w:r>
-        <w:rPr>
-          <w:lang w:val="pt_PT" w:bidi="pt_PT"/>
-        </w:rPr>
-      </w:r>
-      <w:hyperlink r:id="rId58">
-        <w:r>
-          <w:rPr>
-            <w:lang w:val="pt_PT" w:bidi="pt_PT"/>
-          </w:rPr>
-          <w:rPr>
-            <w:color w:val="0000EE"/>
-            <w:u w:val="single"/>
-          </w:rPr>
-          <w:t>Neemias 4.12–14</w:t>
-        </w:r>
-      </w:hyperlink>
-    </w:p>
-    <w:p>
-      <w:pPr>
-        <w:pStyle w:val="ListBullet"/>
-        <w:spacing w:line="240" w:lineRule="auto"/>
-        <w:ind w:left="720"/>
-      </w:pPr>
-      <w:r>
-        <w:rPr>
-          <w:lang w:val="pt_PT" w:bidi="pt_PT"/>
-        </w:rPr>
-      </w:r>
-      <w:hyperlink r:id="rId59">
-        <w:r>
-          <w:rPr>
-            <w:lang w:val="pt_PT" w:bidi="pt_PT"/>
-          </w:rPr>
-          <w:rPr>
-            <w:color w:val="0000EE"/>
-            <w:u w:val="single"/>
-          </w:rPr>
-          <w:t>Salmo 35.3</w:t>
-        </w:r>
-      </w:hyperlink>
+      <w:r>
+        <w:rPr>
+          <w:lang w:val="pt_PT" w:bidi="pt_PT"/>
+        </w:rPr>
+        <w:t>1 Samuel 13.19–21</w:t>
+      </w:r>
+    </w:p>
+    <w:p>
+      <w:pPr>
+        <w:pStyle w:val="ListBullet"/>
+        <w:spacing w:line="240" w:lineRule="auto"/>
+        <w:ind w:left="720"/>
+      </w:pPr>
+      <w:r>
+        <w:rPr>
+          <w:lang w:val="pt_PT" w:bidi="pt_PT"/>
+        </w:rPr>
+      </w:r>
+      <w:r>
+        <w:rPr>
+          <w:lang w:val="pt_PT" w:bidi="pt_PT"/>
+        </w:rPr>
+        <w:t>2 Samuel 21.19</w:t>
+      </w:r>
+    </w:p>
+    <w:p>
+      <w:pPr>
+        <w:pStyle w:val="ListBullet"/>
+        <w:spacing w:line="240" w:lineRule="auto"/>
+        <w:ind w:left="720"/>
+      </w:pPr>
+      <w:r>
+        <w:rPr>
+          <w:lang w:val="pt_PT" w:bidi="pt_PT"/>
+        </w:rPr>
+      </w:r>
+      <w:r>
+        <w:rPr>
+          <w:lang w:val="pt_PT" w:bidi="pt_PT"/>
+        </w:rPr>
+        <w:t>Neemias 4.12–14</w:t>
+      </w:r>
+    </w:p>
+    <w:p>
+      <w:pPr>
+        <w:pStyle w:val="ListBullet"/>
+        <w:spacing w:line="240" w:lineRule="auto"/>
+        <w:ind w:left="720"/>
+      </w:pPr>
+      <w:r>
+        <w:rPr>
+          <w:lang w:val="pt_PT" w:bidi="pt_PT"/>
+        </w:rPr>
+      </w:r>
+      <w:r>
+        <w:rPr>
+          <w:lang w:val="pt_PT" w:bidi="pt_PT"/>
+        </w:rPr>
+        <w:t>Salmo 35.3</w:t>
+      </w:r>
     </w:p>
     <w:p>
       <w:pPr>
@@ -3310,66 +3028,48 @@
           <w:lang w:val="pt_PT" w:bidi="pt_PT"/>
         </w:rPr>
       </w:r>
-      <w:hyperlink r:id="rId60">
-        <w:r>
-          <w:rPr>
-            <w:lang w:val="pt_PT" w:bidi="pt_PT"/>
-          </w:rPr>
-          <w:rPr>
-            <w:color w:val="0000EE"/>
-            <w:u w:val="single"/>
-          </w:rPr>
-          <w:t>João 11.11</w:t>
-        </w:r>
-      </w:hyperlink>
-    </w:p>
-    <w:p>
-      <w:pPr>
-        <w:pStyle w:val="ListBullet"/>
-        <w:spacing w:line="240" w:lineRule="auto"/>
-        <w:ind w:left="720"/>
-      </w:pPr>
-      <w:r>
-        <w:rPr>
-          <w:lang w:val="pt_PT" w:bidi="pt_PT"/>
-        </w:rPr>
-      </w:r>
-      <w:hyperlink r:id="rId61">
-        <w:r>
-          <w:rPr>
-            <w:lang w:val="pt_PT" w:bidi="pt_PT"/>
-          </w:rPr>
-          <w:rPr>
-            <w:color w:val="0000EE"/>
-            <w:u w:val="single"/>
-          </w:rPr>
-          <w:t>João 12.1–3</w:t>
-        </w:r>
-      </w:hyperlink>
-    </w:p>
-    <w:p>
-      <w:pPr>
-        <w:pStyle w:val="ListBullet"/>
-        <w:spacing w:line="240" w:lineRule="auto"/>
-        <w:ind w:left="720"/>
-      </w:pPr>
-      <w:r>
-        <w:rPr>
-          <w:lang w:val="pt_PT" w:bidi="pt_PT"/>
-        </w:rPr>
-      </w:r>
-      <w:hyperlink r:id="rId62">
-        <w:r>
-          <w:rPr>
-            <w:lang w:val="pt_PT" w:bidi="pt_PT"/>
-          </w:rPr>
-          <w:rPr>
-            <w:color w:val="0000EE"/>
-            <w:u w:val="single"/>
-          </w:rPr>
-          <w:t>Lucas 16.21</w:t>
-        </w:r>
-      </w:hyperlink>
+      <w:r>
+        <w:rPr>
+          <w:lang w:val="pt_PT" w:bidi="pt_PT"/>
+        </w:rPr>
+        <w:t>João 11.11</w:t>
+      </w:r>
+    </w:p>
+    <w:p>
+      <w:pPr>
+        <w:pStyle w:val="ListBullet"/>
+        <w:spacing w:line="240" w:lineRule="auto"/>
+        <w:ind w:left="720"/>
+      </w:pPr>
+      <w:r>
+        <w:rPr>
+          <w:lang w:val="pt_PT" w:bidi="pt_PT"/>
+        </w:rPr>
+      </w:r>
+      <w:r>
+        <w:rPr>
+          <w:lang w:val="pt_PT" w:bidi="pt_PT"/>
+        </w:rPr>
+        <w:t>João 12.1–3</w:t>
+      </w:r>
+    </w:p>
+    <w:p>
+      <w:pPr>
+        <w:pStyle w:val="ListBullet"/>
+        <w:spacing w:line="240" w:lineRule="auto"/>
+        <w:ind w:left="720"/>
+      </w:pPr>
+      <w:r>
+        <w:rPr>
+          <w:lang w:val="pt_PT" w:bidi="pt_PT"/>
+        </w:rPr>
+      </w:r>
+      <w:r>
+        <w:rPr>
+          <w:lang w:val="pt_PT" w:bidi="pt_PT"/>
+        </w:rPr>
+        <w:t>Lucas 16.21</w:t>
+      </w:r>
     </w:p>
     <w:p>
       <w:pPr>
@@ -4001,114 +3701,84 @@
           <w:lang w:val="pt_PT" w:bidi="pt_PT"/>
         </w:rPr>
       </w:r>
-      <w:hyperlink r:id="rId63">
-        <w:r>
-          <w:rPr>
-            <w:lang w:val="pt_PT" w:bidi="pt_PT"/>
-          </w:rPr>
-          <w:rPr>
-            <w:color w:val="0000EE"/>
-            <w:u w:val="single"/>
-          </w:rPr>
-          <w:t>1 Crônicas 11.22–23</w:t>
-        </w:r>
-      </w:hyperlink>
-    </w:p>
-    <w:p>
-      <w:pPr>
-        <w:pStyle w:val="ListBullet"/>
-        <w:spacing w:line="240" w:lineRule="auto"/>
-        <w:ind w:left="720"/>
-      </w:pPr>
-      <w:r>
-        <w:rPr>
-          <w:lang w:val="pt_PT" w:bidi="pt_PT"/>
-        </w:rPr>
-      </w:r>
-      <w:hyperlink r:id="rId64">
-        <w:r>
-          <w:rPr>
-            <w:lang w:val="pt_PT" w:bidi="pt_PT"/>
-          </w:rPr>
-          <w:rPr>
-            <w:color w:val="0000EE"/>
-            <w:u w:val="single"/>
-          </w:rPr>
-          <w:t>1 Reis 7.29</w:t>
-        </w:r>
-      </w:hyperlink>
-    </w:p>
-    <w:p>
-      <w:pPr>
-        <w:pStyle w:val="ListBullet"/>
-        <w:spacing w:line="240" w:lineRule="auto"/>
-        <w:ind w:left="720"/>
-      </w:pPr>
-      <w:r>
-        <w:rPr>
-          <w:lang w:val="pt_PT" w:bidi="pt_PT"/>
-        </w:rPr>
-      </w:r>
-      <w:hyperlink r:id="rId65">
-        <w:r>
-          <w:rPr>
-            <w:lang w:val="pt_PT" w:bidi="pt_PT"/>
-          </w:rPr>
-          <w:rPr>
-            <w:color w:val="0000EE"/>
-            <w:u w:val="single"/>
-          </w:rPr>
-          <w:t>Provérbios 19.12</w:t>
-        </w:r>
-      </w:hyperlink>
-    </w:p>
-    <w:p>
-      <w:pPr>
-        <w:pStyle w:val="ListBullet"/>
-        <w:spacing w:line="240" w:lineRule="auto"/>
-        <w:ind w:left="720"/>
-      </w:pPr>
-      <w:r>
-        <w:rPr>
-          <w:lang w:val="pt_PT" w:bidi="pt_PT"/>
-        </w:rPr>
-      </w:r>
-      <w:hyperlink r:id="rId66">
-        <w:r>
-          <w:rPr>
-            <w:lang w:val="pt_PT" w:bidi="pt_PT"/>
-          </w:rPr>
-          <w:rPr>
-            <w:color w:val="0000EE"/>
-            <w:u w:val="single"/>
-          </w:rPr>
-          <w:t>Salmos 17.12</w:t>
-        </w:r>
-      </w:hyperlink>
-    </w:p>
-    <w:p>
-      <w:pPr>
-        <w:pStyle w:val="ListBullet"/>
-        <w:spacing w:line="240" w:lineRule="auto"/>
-        <w:ind w:left="720"/>
-      </w:pPr>
-      <w:r>
-        <w:rPr>
-          <w:lang w:val="pt_PT" w:bidi="pt_PT"/>
-        </w:rPr>
-      </w:r>
-      <w:hyperlink r:id="rId67">
-        <w:r>
-          <w:rPr>
-            <w:lang w:val="pt_PT" w:bidi="pt_PT"/>
-          </w:rPr>
-          <w:rPr>
-            <w:color w:val="0000EE"/>
-            <w:u w:val="single"/>
-          </w:rPr>
-          <w:t>Apocalipse 5.5</w:t>
-        </w:r>
-      </w:hyperlink>
+      <w:r>
+        <w:rPr>
+          <w:lang w:val="pt_PT" w:bidi="pt_PT"/>
+        </w:rPr>
+        <w:t>1 Crônicas 11.22–23</w:t>
+      </w:r>
+    </w:p>
+    <w:p>
+      <w:pPr>
+        <w:pStyle w:val="ListBullet"/>
+        <w:spacing w:line="240" w:lineRule="auto"/>
+        <w:ind w:left="720"/>
+      </w:pPr>
+      <w:r>
+        <w:rPr>
+          <w:lang w:val="pt_PT" w:bidi="pt_PT"/>
+        </w:rPr>
+      </w:r>
+      <w:r>
+        <w:rPr>
+          <w:lang w:val="pt_PT" w:bidi="pt_PT"/>
+        </w:rPr>
+        <w:t>1 Reis 7.29</w:t>
+      </w:r>
+    </w:p>
+    <w:p>
+      <w:pPr>
+        <w:pStyle w:val="ListBullet"/>
+        <w:spacing w:line="240" w:lineRule="auto"/>
+        <w:ind w:left="720"/>
+      </w:pPr>
+      <w:r>
+        <w:rPr>
+          <w:lang w:val="pt_PT" w:bidi="pt_PT"/>
+        </w:rPr>
+      </w:r>
+      <w:r>
+        <w:rPr>
+          <w:lang w:val="pt_PT" w:bidi="pt_PT"/>
+        </w:rPr>
+        <w:t>Provérbios 19.12</w:t>
+      </w:r>
+    </w:p>
+    <w:p>
+      <w:pPr>
+        <w:pStyle w:val="ListBullet"/>
+        <w:spacing w:line="240" w:lineRule="auto"/>
+        <w:ind w:left="720"/>
+      </w:pPr>
+      <w:r>
+        <w:rPr>
+          <w:lang w:val="pt_PT" w:bidi="pt_PT"/>
+        </w:rPr>
+      </w:r>
+      <w:r>
+        <w:rPr>
+          <w:lang w:val="pt_PT" w:bidi="pt_PT"/>
+        </w:rPr>
+        <w:t>Salmos 17.12</w:t>
+      </w:r>
+    </w:p>
+    <w:p>
+      <w:pPr>
+        <w:pStyle w:val="ListBullet"/>
+        <w:spacing w:line="240" w:lineRule="auto"/>
+        <w:ind w:left="720"/>
+      </w:pPr>
+      <w:r>
+        <w:rPr>
+          <w:lang w:val="pt_PT" w:bidi="pt_PT"/>
+        </w:rPr>
+      </w:r>
+      <w:r>
+        <w:rPr>
+          <w:lang w:val="pt_PT" w:bidi="pt_PT"/>
+        </w:rPr>
+        <w:t>Apocalipse 5.5</w:t>
+      </w:r>
     </w:p>
     <w:p>
       <w:pPr>
@@ -4354,138 +4024,102 @@
           <w:lang w:val="pt_PT" w:bidi="pt_PT"/>
         </w:rPr>
       </w:r>
-      <w:hyperlink r:id="rId68">
-        <w:r>
-          <w:rPr>
-            <w:lang w:val="pt_PT" w:bidi="pt_PT"/>
-          </w:rPr>
-          <w:rPr>
-            <w:color w:val="0000EE"/>
-            <w:u w:val="single"/>
-          </w:rPr>
-          <w:t>Deuteronômio 4.2</w:t>
-        </w:r>
-      </w:hyperlink>
-    </w:p>
-    <w:p>
-      <w:pPr>
-        <w:pStyle w:val="ListBullet"/>
-        <w:spacing w:line="240" w:lineRule="auto"/>
-        <w:ind w:left="720"/>
-      </w:pPr>
-      <w:r>
-        <w:rPr>
-          <w:lang w:val="pt_PT" w:bidi="pt_PT"/>
-        </w:rPr>
-      </w:r>
-      <w:hyperlink r:id="rId69">
-        <w:r>
-          <w:rPr>
-            <w:lang w:val="pt_PT" w:bidi="pt_PT"/>
-          </w:rPr>
-          <w:rPr>
-            <w:color w:val="0000EE"/>
-            <w:u w:val="single"/>
-          </w:rPr>
-          <w:t>Ester 3.8–9</w:t>
-        </w:r>
-      </w:hyperlink>
-    </w:p>
-    <w:p>
-      <w:pPr>
-        <w:pStyle w:val="ListBullet"/>
-        <w:spacing w:line="240" w:lineRule="auto"/>
-        <w:ind w:left="720"/>
-      </w:pPr>
-      <w:r>
-        <w:rPr>
-          <w:lang w:val="pt_PT" w:bidi="pt_PT"/>
-        </w:rPr>
-      </w:r>
-      <w:hyperlink r:id="rId70">
-        <w:r>
-          <w:rPr>
-            <w:lang w:val="pt_PT" w:bidi="pt_PT"/>
-          </w:rPr>
-          <w:rPr>
-            <w:color w:val="0000EE"/>
-            <w:u w:val="single"/>
-          </w:rPr>
-          <w:t>Êxodo 12.12–14</w:t>
-        </w:r>
-      </w:hyperlink>
-    </w:p>
-    <w:p>
-      <w:pPr>
-        <w:pStyle w:val="ListBullet"/>
-        <w:spacing w:line="240" w:lineRule="auto"/>
-        <w:ind w:left="720"/>
-      </w:pPr>
-      <w:r>
-        <w:rPr>
-          <w:lang w:val="pt_PT" w:bidi="pt_PT"/>
-        </w:rPr>
-      </w:r>
-      <w:hyperlink r:id="rId71">
-        <w:r>
-          <w:rPr>
-            <w:lang w:val="pt_PT" w:bidi="pt_PT"/>
-          </w:rPr>
-          <w:rPr>
-            <w:color w:val="0000EE"/>
-            <w:u w:val="single"/>
-          </w:rPr>
-          <w:t>Gênesis 26.5</w:t>
-        </w:r>
-      </w:hyperlink>
-    </w:p>
-    <w:p>
-      <w:pPr>
-        <w:pStyle w:val="ListBullet"/>
-        <w:spacing w:line="240" w:lineRule="auto"/>
-        <w:ind w:left="720"/>
-      </w:pPr>
-      <w:r>
-        <w:rPr>
-          <w:lang w:val="pt_PT" w:bidi="pt_PT"/>
-        </w:rPr>
-      </w:r>
-      <w:hyperlink r:id="rId72">
-        <w:r>
-          <w:rPr>
-            <w:lang w:val="pt_PT" w:bidi="pt_PT"/>
-          </w:rPr>
-          <w:rPr>
-            <w:color w:val="0000EE"/>
-            <w:u w:val="single"/>
-          </w:rPr>
-          <w:t>João 18.31</w:t>
-        </w:r>
-      </w:hyperlink>
-    </w:p>
-    <w:p>
-      <w:pPr>
-        <w:pStyle w:val="ListBullet"/>
-        <w:spacing w:line="240" w:lineRule="auto"/>
-        <w:ind w:left="720"/>
-      </w:pPr>
-      <w:r>
-        <w:rPr>
-          <w:lang w:val="pt_PT" w:bidi="pt_PT"/>
-        </w:rPr>
-      </w:r>
-      <w:hyperlink r:id="rId73">
-        <w:r>
-          <w:rPr>
-            <w:lang w:val="pt_PT" w:bidi="pt_PT"/>
-          </w:rPr>
-          <w:rPr>
-            <w:color w:val="0000EE"/>
-            <w:u w:val="single"/>
-          </w:rPr>
-          <w:t>Romanos 7.1</w:t>
-        </w:r>
-      </w:hyperlink>
+      <w:r>
+        <w:rPr>
+          <w:lang w:val="pt_PT" w:bidi="pt_PT"/>
+        </w:rPr>
+        <w:t>Deuteronômio 4.2</w:t>
+      </w:r>
+    </w:p>
+    <w:p>
+      <w:pPr>
+        <w:pStyle w:val="ListBullet"/>
+        <w:spacing w:line="240" w:lineRule="auto"/>
+        <w:ind w:left="720"/>
+      </w:pPr>
+      <w:r>
+        <w:rPr>
+          <w:lang w:val="pt_PT" w:bidi="pt_PT"/>
+        </w:rPr>
+      </w:r>
+      <w:r>
+        <w:rPr>
+          <w:lang w:val="pt_PT" w:bidi="pt_PT"/>
+        </w:rPr>
+        <w:t>Ester 3.8–9</w:t>
+      </w:r>
+    </w:p>
+    <w:p>
+      <w:pPr>
+        <w:pStyle w:val="ListBullet"/>
+        <w:spacing w:line="240" w:lineRule="auto"/>
+        <w:ind w:left="720"/>
+      </w:pPr>
+      <w:r>
+        <w:rPr>
+          <w:lang w:val="pt_PT" w:bidi="pt_PT"/>
+        </w:rPr>
+      </w:r>
+      <w:r>
+        <w:rPr>
+          <w:lang w:val="pt_PT" w:bidi="pt_PT"/>
+        </w:rPr>
+        <w:t>Êxodo 12.12–14</w:t>
+      </w:r>
+    </w:p>
+    <w:p>
+      <w:pPr>
+        <w:pStyle w:val="ListBullet"/>
+        <w:spacing w:line="240" w:lineRule="auto"/>
+        <w:ind w:left="720"/>
+      </w:pPr>
+      <w:r>
+        <w:rPr>
+          <w:lang w:val="pt_PT" w:bidi="pt_PT"/>
+        </w:rPr>
+      </w:r>
+      <w:r>
+        <w:rPr>
+          <w:lang w:val="pt_PT" w:bidi="pt_PT"/>
+        </w:rPr>
+        <w:t>Gênesis 26.5</w:t>
+      </w:r>
+    </w:p>
+    <w:p>
+      <w:pPr>
+        <w:pStyle w:val="ListBullet"/>
+        <w:spacing w:line="240" w:lineRule="auto"/>
+        <w:ind w:left="720"/>
+      </w:pPr>
+      <w:r>
+        <w:rPr>
+          <w:lang w:val="pt_PT" w:bidi="pt_PT"/>
+        </w:rPr>
+      </w:r>
+      <w:r>
+        <w:rPr>
+          <w:lang w:val="pt_PT" w:bidi="pt_PT"/>
+        </w:rPr>
+        <w:t>João 18.31</w:t>
+      </w:r>
+    </w:p>
+    <w:p>
+      <w:pPr>
+        <w:pStyle w:val="ListBullet"/>
+        <w:spacing w:line="240" w:lineRule="auto"/>
+        <w:ind w:left="720"/>
+      </w:pPr>
+      <w:r>
+        <w:rPr>
+          <w:lang w:val="pt_PT" w:bidi="pt_PT"/>
+        </w:rPr>
+      </w:r>
+      <w:r>
+        <w:rPr>
+          <w:lang w:val="pt_PT" w:bidi="pt_PT"/>
+        </w:rPr>
+        <w:t>Romanos 7.1</w:t>
+      </w:r>
     </w:p>
     <w:p>
       <w:pPr>
@@ -4898,210 +4532,156 @@
           <w:lang w:val="pt_PT" w:bidi="pt_PT"/>
         </w:rPr>
       </w:r>
-      <w:hyperlink r:id="rId74">
-        <w:r>
-          <w:rPr>
-            <w:lang w:val="pt_PT" w:bidi="pt_PT"/>
-          </w:rPr>
-          <w:rPr>
-            <w:color w:val="0000EE"/>
-            <w:u w:val="single"/>
-          </w:rPr>
-          <w:t>Atos 15.6</w:t>
-        </w:r>
-      </w:hyperlink>
-    </w:p>
-    <w:p>
-      <w:pPr>
-        <w:pStyle w:val="ListBullet"/>
-        <w:spacing w:line="240" w:lineRule="auto"/>
-        <w:ind w:left="720"/>
-      </w:pPr>
-      <w:r>
-        <w:rPr>
-          <w:lang w:val="pt_PT" w:bidi="pt_PT"/>
-        </w:rPr>
-      </w:r>
-      <w:hyperlink r:id="rId75">
-        <w:r>
-          <w:rPr>
-            <w:lang w:val="pt_PT" w:bidi="pt_PT"/>
-          </w:rPr>
-          <w:rPr>
-            <w:color w:val="0000EE"/>
-            <w:u w:val="single"/>
-          </w:rPr>
-          <w:t>Daniel 9.13</w:t>
-        </w:r>
-      </w:hyperlink>
-    </w:p>
-    <w:p>
-      <w:pPr>
-        <w:pStyle w:val="ListBullet"/>
-        <w:spacing w:line="240" w:lineRule="auto"/>
-        <w:ind w:left="720"/>
-      </w:pPr>
-      <w:r>
-        <w:rPr>
-          <w:lang w:val="pt_PT" w:bidi="pt_PT"/>
-        </w:rPr>
-      </w:r>
-      <w:hyperlink r:id="rId76">
-        <w:r>
-          <w:rPr>
-            <w:lang w:val="pt_PT" w:bidi="pt_PT"/>
-          </w:rPr>
-          <w:rPr>
-            <w:color w:val="0000EE"/>
-            <w:u w:val="single"/>
-          </w:rPr>
-          <w:t>Êxodo 28.42–43</w:t>
-        </w:r>
-      </w:hyperlink>
-    </w:p>
-    <w:p>
-      <w:pPr>
-        <w:pStyle w:val="ListBullet"/>
-        <w:spacing w:line="240" w:lineRule="auto"/>
-        <w:ind w:left="720"/>
-      </w:pPr>
-      <w:r>
-        <w:rPr>
-          <w:lang w:val="pt_PT" w:bidi="pt_PT"/>
-        </w:rPr>
-      </w:r>
-      <w:hyperlink r:id="rId77">
-        <w:r>
-          <w:rPr>
-            <w:lang w:val="pt_PT" w:bidi="pt_PT"/>
-          </w:rPr>
-          <w:rPr>
-            <w:color w:val="0000EE"/>
-            <w:u w:val="single"/>
-          </w:rPr>
-          <w:t>Esdras 7.25–26</w:t>
-        </w:r>
-      </w:hyperlink>
-    </w:p>
-    <w:p>
-      <w:pPr>
-        <w:pStyle w:val="ListBullet"/>
-        <w:spacing w:line="240" w:lineRule="auto"/>
-        <w:ind w:left="720"/>
-      </w:pPr>
-      <w:r>
-        <w:rPr>
-          <w:lang w:val="pt_PT" w:bidi="pt_PT"/>
-        </w:rPr>
-      </w:r>
-      <w:hyperlink r:id="rId78">
-        <w:r>
-          <w:rPr>
-            <w:lang w:val="pt_PT" w:bidi="pt_PT"/>
-          </w:rPr>
-          <w:rPr>
-            <w:color w:val="0000EE"/>
-            <w:u w:val="single"/>
-          </w:rPr>
-          <w:t>Gálatas 2.15</w:t>
-        </w:r>
-      </w:hyperlink>
-    </w:p>
-    <w:p>
-      <w:pPr>
-        <w:pStyle w:val="ListBullet"/>
-        <w:spacing w:line="240" w:lineRule="auto"/>
-        <w:ind w:left="720"/>
-      </w:pPr>
-      <w:r>
-        <w:rPr>
-          <w:lang w:val="pt_PT" w:bidi="pt_PT"/>
-        </w:rPr>
-      </w:r>
-      <w:hyperlink r:id="rId79">
-        <w:r>
-          <w:rPr>
-            <w:lang w:val="pt_PT" w:bidi="pt_PT"/>
-          </w:rPr>
-          <w:rPr>
-            <w:color w:val="0000EE"/>
-            <w:u w:val="single"/>
-          </w:rPr>
-          <w:t>Lucas 24.44</w:t>
-        </w:r>
-      </w:hyperlink>
-    </w:p>
-    <w:p>
-      <w:pPr>
-        <w:pStyle w:val="ListBullet"/>
-        <w:spacing w:line="240" w:lineRule="auto"/>
-        <w:ind w:left="720"/>
-      </w:pPr>
-      <w:r>
-        <w:rPr>
-          <w:lang w:val="pt_PT" w:bidi="pt_PT"/>
-        </w:rPr>
-      </w:r>
-      <w:hyperlink r:id="rId80">
-        <w:r>
-          <w:rPr>
-            <w:lang w:val="pt_PT" w:bidi="pt_PT"/>
-          </w:rPr>
-          <w:rPr>
-            <w:color w:val="0000EE"/>
-            <w:u w:val="single"/>
-          </w:rPr>
-          <w:t>Mateus 5.18</w:t>
-        </w:r>
-      </w:hyperlink>
-    </w:p>
-    <w:p>
-      <w:pPr>
-        <w:pStyle w:val="ListBullet"/>
-        <w:spacing w:line="240" w:lineRule="auto"/>
-        <w:ind w:left="720"/>
-      </w:pPr>
-      <w:r>
-        <w:rPr>
-          <w:lang w:val="pt_PT" w:bidi="pt_PT"/>
-        </w:rPr>
-      </w:r>
-      <w:hyperlink r:id="rId81">
-        <w:r>
-          <w:rPr>
-            <w:lang w:val="pt_PT" w:bidi="pt_PT"/>
-          </w:rPr>
-          <w:rPr>
-            <w:color w:val="0000EE"/>
-            <w:u w:val="single"/>
-          </w:rPr>
-          <w:t>Neemias 10.29</w:t>
-        </w:r>
-      </w:hyperlink>
-    </w:p>
-    <w:p>
-      <w:pPr>
-        <w:pStyle w:val="ListBullet"/>
-        <w:spacing w:line="240" w:lineRule="auto"/>
-        <w:ind w:left="720"/>
-      </w:pPr>
-      <w:r>
-        <w:rPr>
-          <w:lang w:val="pt_PT" w:bidi="pt_PT"/>
-        </w:rPr>
-      </w:r>
-      <w:hyperlink r:id="rId82">
-        <w:r>
-          <w:rPr>
-            <w:lang w:val="pt_PT" w:bidi="pt_PT"/>
-          </w:rPr>
-          <w:rPr>
-            <w:color w:val="0000EE"/>
-            <w:u w:val="single"/>
-          </w:rPr>
-          <w:t>Romanos 3.20</w:t>
-        </w:r>
-      </w:hyperlink>
+      <w:r>
+        <w:rPr>
+          <w:lang w:val="pt_PT" w:bidi="pt_PT"/>
+        </w:rPr>
+        <w:t>Atos 15.6</w:t>
+      </w:r>
+    </w:p>
+    <w:p>
+      <w:pPr>
+        <w:pStyle w:val="ListBullet"/>
+        <w:spacing w:line="240" w:lineRule="auto"/>
+        <w:ind w:left="720"/>
+      </w:pPr>
+      <w:r>
+        <w:rPr>
+          <w:lang w:val="pt_PT" w:bidi="pt_PT"/>
+        </w:rPr>
+      </w:r>
+      <w:r>
+        <w:rPr>
+          <w:lang w:val="pt_PT" w:bidi="pt_PT"/>
+        </w:rPr>
+        <w:t>Daniel 9.13</w:t>
+      </w:r>
+    </w:p>
+    <w:p>
+      <w:pPr>
+        <w:pStyle w:val="ListBullet"/>
+        <w:spacing w:line="240" w:lineRule="auto"/>
+        <w:ind w:left="720"/>
+      </w:pPr>
+      <w:r>
+        <w:rPr>
+          <w:lang w:val="pt_PT" w:bidi="pt_PT"/>
+        </w:rPr>
+      </w:r>
+      <w:r>
+        <w:rPr>
+          <w:lang w:val="pt_PT" w:bidi="pt_PT"/>
+        </w:rPr>
+        <w:t>Êxodo 28.42–43</w:t>
+      </w:r>
+    </w:p>
+    <w:p>
+      <w:pPr>
+        <w:pStyle w:val="ListBullet"/>
+        <w:spacing w:line="240" w:lineRule="auto"/>
+        <w:ind w:left="720"/>
+      </w:pPr>
+      <w:r>
+        <w:rPr>
+          <w:lang w:val="pt_PT" w:bidi="pt_PT"/>
+        </w:rPr>
+      </w:r>
+      <w:r>
+        <w:rPr>
+          <w:lang w:val="pt_PT" w:bidi="pt_PT"/>
+        </w:rPr>
+        <w:t>Esdras 7.25–26</w:t>
+      </w:r>
+    </w:p>
+    <w:p>
+      <w:pPr>
+        <w:pStyle w:val="ListBullet"/>
+        <w:spacing w:line="240" w:lineRule="auto"/>
+        <w:ind w:left="720"/>
+      </w:pPr>
+      <w:r>
+        <w:rPr>
+          <w:lang w:val="pt_PT" w:bidi="pt_PT"/>
+        </w:rPr>
+      </w:r>
+      <w:r>
+        <w:rPr>
+          <w:lang w:val="pt_PT" w:bidi="pt_PT"/>
+        </w:rPr>
+        <w:t>Gálatas 2.15</w:t>
+      </w:r>
+    </w:p>
+    <w:p>
+      <w:pPr>
+        <w:pStyle w:val="ListBullet"/>
+        <w:spacing w:line="240" w:lineRule="auto"/>
+        <w:ind w:left="720"/>
+      </w:pPr>
+      <w:r>
+        <w:rPr>
+          <w:lang w:val="pt_PT" w:bidi="pt_PT"/>
+        </w:rPr>
+      </w:r>
+      <w:r>
+        <w:rPr>
+          <w:lang w:val="pt_PT" w:bidi="pt_PT"/>
+        </w:rPr>
+        <w:t>Lucas 24.44</w:t>
+      </w:r>
+    </w:p>
+    <w:p>
+      <w:pPr>
+        <w:pStyle w:val="ListBullet"/>
+        <w:spacing w:line="240" w:lineRule="auto"/>
+        <w:ind w:left="720"/>
+      </w:pPr>
+      <w:r>
+        <w:rPr>
+          <w:lang w:val="pt_PT" w:bidi="pt_PT"/>
+        </w:rPr>
+      </w:r>
+      <w:r>
+        <w:rPr>
+          <w:lang w:val="pt_PT" w:bidi="pt_PT"/>
+        </w:rPr>
+        <w:t>Mateus 5.18</w:t>
+      </w:r>
+    </w:p>
+    <w:p>
+      <w:pPr>
+        <w:pStyle w:val="ListBullet"/>
+        <w:spacing w:line="240" w:lineRule="auto"/>
+        <w:ind w:left="720"/>
+      </w:pPr>
+      <w:r>
+        <w:rPr>
+          <w:lang w:val="pt_PT" w:bidi="pt_PT"/>
+        </w:rPr>
+      </w:r>
+      <w:r>
+        <w:rPr>
+          <w:lang w:val="pt_PT" w:bidi="pt_PT"/>
+        </w:rPr>
+        <w:t>Neemias 10.29</w:t>
+      </w:r>
+    </w:p>
+    <w:p>
+      <w:pPr>
+        <w:pStyle w:val="ListBullet"/>
+        <w:spacing w:line="240" w:lineRule="auto"/>
+        <w:ind w:left="720"/>
+      </w:pPr>
+      <w:r>
+        <w:rPr>
+          <w:lang w:val="pt_PT" w:bidi="pt_PT"/>
+        </w:rPr>
+      </w:r>
+      <w:r>
+        <w:rPr>
+          <w:lang w:val="pt_PT" w:bidi="pt_PT"/>
+        </w:rPr>
+        <w:t>Romanos 3.20</w:t>
+      </w:r>
     </w:p>
     <w:p>
       <w:pPr>
@@ -5647,90 +5227,66 @@
           <w:lang w:val="pt_PT" w:bidi="pt_PT"/>
         </w:rPr>
       </w:r>
-      <w:hyperlink r:id="rId83">
-        <w:r>
-          <w:rPr>
-            <w:lang w:val="pt_PT" w:bidi="pt_PT"/>
-          </w:rPr>
-          <w:rPr>
-            <w:color w:val="0000EE"/>
-            <w:u w:val="single"/>
-          </w:rPr>
-          <w:t>Daniel 7.6</w:t>
-        </w:r>
-      </w:hyperlink>
-    </w:p>
-    <w:p>
-      <w:pPr>
-        <w:pStyle w:val="ListBullet"/>
-        <w:spacing w:line="240" w:lineRule="auto"/>
-        <w:ind w:left="720"/>
-      </w:pPr>
-      <w:r>
-        <w:rPr>
-          <w:lang w:val="pt_PT" w:bidi="pt_PT"/>
-        </w:rPr>
-      </w:r>
-      <w:hyperlink r:id="rId84">
-        <w:r>
-          <w:rPr>
-            <w:lang w:val="pt_PT" w:bidi="pt_PT"/>
-          </w:rPr>
-          <w:rPr>
-            <w:color w:val="0000EE"/>
-            <w:u w:val="single"/>
-          </w:rPr>
-          <w:t>Oséias 13.7</w:t>
-        </w:r>
-      </w:hyperlink>
-    </w:p>
-    <w:p>
-      <w:pPr>
-        <w:pStyle w:val="ListBullet"/>
-        <w:spacing w:line="240" w:lineRule="auto"/>
-        <w:ind w:left="720"/>
-      </w:pPr>
-      <w:r>
-        <w:rPr>
-          <w:lang w:val="pt_PT" w:bidi="pt_PT"/>
-        </w:rPr>
-      </w:r>
-      <w:hyperlink r:id="rId85">
-        <w:r>
-          <w:rPr>
-            <w:lang w:val="pt_PT" w:bidi="pt_PT"/>
-          </w:rPr>
-          <w:rPr>
-            <w:color w:val="0000EE"/>
-            <w:u w:val="single"/>
-          </w:rPr>
-          <w:t>Apocalipse 13.1–2</w:t>
-        </w:r>
-      </w:hyperlink>
-    </w:p>
-    <w:p>
-      <w:pPr>
-        <w:pStyle w:val="ListBullet"/>
-        <w:spacing w:line="240" w:lineRule="auto"/>
-        <w:ind w:left="720"/>
-      </w:pPr>
-      <w:r>
-        <w:rPr>
-          <w:lang w:val="pt_PT" w:bidi="pt_PT"/>
-        </w:rPr>
-      </w:r>
-      <w:hyperlink r:id="rId86">
-        <w:r>
-          <w:rPr>
-            <w:lang w:val="pt_PT" w:bidi="pt_PT"/>
-          </w:rPr>
-          <w:rPr>
-            <w:color w:val="0000EE"/>
-            <w:u w:val="single"/>
-          </w:rPr>
-          <w:t>Cânticos 4.8</w:t>
-        </w:r>
-      </w:hyperlink>
+      <w:r>
+        <w:rPr>
+          <w:lang w:val="pt_PT" w:bidi="pt_PT"/>
+        </w:rPr>
+        <w:t>Daniel 7.6</w:t>
+      </w:r>
+    </w:p>
+    <w:p>
+      <w:pPr>
+        <w:pStyle w:val="ListBullet"/>
+        <w:spacing w:line="240" w:lineRule="auto"/>
+        <w:ind w:left="720"/>
+      </w:pPr>
+      <w:r>
+        <w:rPr>
+          <w:lang w:val="pt_PT" w:bidi="pt_PT"/>
+        </w:rPr>
+      </w:r>
+      <w:r>
+        <w:rPr>
+          <w:lang w:val="pt_PT" w:bidi="pt_PT"/>
+        </w:rPr>
+        <w:t>Oséias 13.7</w:t>
+      </w:r>
+    </w:p>
+    <w:p>
+      <w:pPr>
+        <w:pStyle w:val="ListBullet"/>
+        <w:spacing w:line="240" w:lineRule="auto"/>
+        <w:ind w:left="720"/>
+      </w:pPr>
+      <w:r>
+        <w:rPr>
+          <w:lang w:val="pt_PT" w:bidi="pt_PT"/>
+        </w:rPr>
+      </w:r>
+      <w:r>
+        <w:rPr>
+          <w:lang w:val="pt_PT" w:bidi="pt_PT"/>
+        </w:rPr>
+        <w:t>Apocalipse 13.1–2</w:t>
+      </w:r>
+    </w:p>
+    <w:p>
+      <w:pPr>
+        <w:pStyle w:val="ListBullet"/>
+        <w:spacing w:line="240" w:lineRule="auto"/>
+        <w:ind w:left="720"/>
+      </w:pPr>
+      <w:r>
+        <w:rPr>
+          <w:lang w:val="pt_PT" w:bidi="pt_PT"/>
+        </w:rPr>
+      </w:r>
+      <w:r>
+        <w:rPr>
+          <w:lang w:val="pt_PT" w:bidi="pt_PT"/>
+        </w:rPr>
+        <w:t>Cânticos 4.8</w:t>
+      </w:r>
     </w:p>
     <w:p>
       <w:pPr>
@@ -6029,162 +5585,120 @@
           <w:lang w:val="pt_PT" w:bidi="pt_PT"/>
         </w:rPr>
       </w:r>
-      <w:hyperlink r:id="rId87">
-        <w:r>
-          <w:rPr>
-            <w:lang w:val="pt_PT" w:bidi="pt_PT"/>
-          </w:rPr>
-          <w:rPr>
-            <w:color w:val="0000EE"/>
-            <w:u w:val="single"/>
-          </w:rPr>
-          <w:t>Lucas 5.13</w:t>
-        </w:r>
-      </w:hyperlink>
-    </w:p>
-    <w:p>
-      <w:pPr>
-        <w:pStyle w:val="ListBullet"/>
-        <w:spacing w:line="240" w:lineRule="auto"/>
-        <w:ind w:left="720"/>
-      </w:pPr>
-      <w:r>
-        <w:rPr>
-          <w:lang w:val="pt_PT" w:bidi="pt_PT"/>
-        </w:rPr>
-      </w:r>
-      <w:hyperlink r:id="rId88">
-        <w:r>
-          <w:rPr>
-            <w:lang w:val="pt_PT" w:bidi="pt_PT"/>
-          </w:rPr>
-          <w:rPr>
-            <w:color w:val="0000EE"/>
-            <w:u w:val="single"/>
-          </w:rPr>
-          <w:t>Lucas 17.12</w:t>
-        </w:r>
-      </w:hyperlink>
-    </w:p>
-    <w:p>
-      <w:pPr>
-        <w:pStyle w:val="ListBullet"/>
-        <w:spacing w:line="240" w:lineRule="auto"/>
-        <w:ind w:left="720"/>
-      </w:pPr>
-      <w:r>
-        <w:rPr>
-          <w:lang w:val="pt_PT" w:bidi="pt_PT"/>
-        </w:rPr>
-      </w:r>
-      <w:hyperlink r:id="rId89">
-        <w:r>
-          <w:rPr>
-            <w:lang w:val="pt_PT" w:bidi="pt_PT"/>
-          </w:rPr>
-          <w:rPr>
-            <w:color w:val="0000EE"/>
-            <w:u w:val="single"/>
-          </w:rPr>
-          <w:t>Marcos 1.40</w:t>
-        </w:r>
-      </w:hyperlink>
-    </w:p>
-    <w:p>
-      <w:pPr>
-        <w:pStyle w:val="ListBullet"/>
-        <w:spacing w:line="240" w:lineRule="auto"/>
-        <w:ind w:left="720"/>
-      </w:pPr>
-      <w:r>
-        <w:rPr>
-          <w:lang w:val="pt_PT" w:bidi="pt_PT"/>
-        </w:rPr>
-      </w:r>
-      <w:hyperlink r:id="rId90">
-        <w:r>
-          <w:rPr>
-            <w:lang w:val="pt_PT" w:bidi="pt_PT"/>
-          </w:rPr>
-          <w:rPr>
-            <w:color w:val="0000EE"/>
-            <w:u w:val="single"/>
-          </w:rPr>
-          <w:t>Marcos 14.3</w:t>
-        </w:r>
-      </w:hyperlink>
-    </w:p>
-    <w:p>
-      <w:pPr>
-        <w:pStyle w:val="ListBullet"/>
-        <w:spacing w:line="240" w:lineRule="auto"/>
-        <w:ind w:left="720"/>
-      </w:pPr>
-      <w:r>
-        <w:rPr>
-          <w:lang w:val="pt_PT" w:bidi="pt_PT"/>
-        </w:rPr>
-      </w:r>
-      <w:hyperlink r:id="rId91">
-        <w:r>
-          <w:rPr>
-            <w:lang w:val="pt_PT" w:bidi="pt_PT"/>
-          </w:rPr>
-          <w:rPr>
-            <w:color w:val="0000EE"/>
-            <w:u w:val="single"/>
-          </w:rPr>
-          <w:t>Mateus 8.3</w:t>
-        </w:r>
-      </w:hyperlink>
-    </w:p>
-    <w:p>
-      <w:pPr>
-        <w:pStyle w:val="ListBullet"/>
-        <w:spacing w:line="240" w:lineRule="auto"/>
-        <w:ind w:left="720"/>
-      </w:pPr>
-      <w:r>
-        <w:rPr>
-          <w:lang w:val="pt_PT" w:bidi="pt_PT"/>
-        </w:rPr>
-      </w:r>
-      <w:hyperlink r:id="rId92">
-        <w:r>
-          <w:rPr>
-            <w:lang w:val="pt_PT" w:bidi="pt_PT"/>
-          </w:rPr>
-          <w:rPr>
-            <w:color w:val="0000EE"/>
-            <w:u w:val="single"/>
-          </w:rPr>
-          <w:t>Mateus 10.8–10</w:t>
-        </w:r>
-      </w:hyperlink>
-    </w:p>
-    <w:p>
-      <w:pPr>
-        <w:pStyle w:val="ListBullet"/>
-        <w:spacing w:line="240" w:lineRule="auto"/>
-        <w:ind w:left="720"/>
-      </w:pPr>
-      <w:r>
-        <w:rPr>
-          <w:lang w:val="pt_PT" w:bidi="pt_PT"/>
-        </w:rPr>
-      </w:r>
-      <w:hyperlink r:id="rId93">
-        <w:r>
-          <w:rPr>
-            <w:lang w:val="pt_PT" w:bidi="pt_PT"/>
-          </w:rPr>
-          <w:rPr>
-            <w:color w:val="0000EE"/>
-            <w:u w:val="single"/>
-          </w:rPr>
-          <w:t>Mateus 11.5</w:t>
-        </w:r>
-      </w:hyperlink>
+      <w:r>
+        <w:rPr>
+          <w:lang w:val="pt_PT" w:bidi="pt_PT"/>
+        </w:rPr>
+        <w:t>Lucas 5.13</w:t>
+      </w:r>
+    </w:p>
+    <w:p>
+      <w:pPr>
+        <w:pStyle w:val="ListBullet"/>
+        <w:spacing w:line="240" w:lineRule="auto"/>
+        <w:ind w:left="720"/>
+      </w:pPr>
+      <w:r>
+        <w:rPr>
+          <w:lang w:val="pt_PT" w:bidi="pt_PT"/>
+        </w:rPr>
+      </w:r>
+      <w:r>
+        <w:rPr>
+          <w:lang w:val="pt_PT" w:bidi="pt_PT"/>
+        </w:rPr>
+        <w:t>Lucas 17.12</w:t>
+      </w:r>
+    </w:p>
+    <w:p>
+      <w:pPr>
+        <w:pStyle w:val="ListBullet"/>
+        <w:spacing w:line="240" w:lineRule="auto"/>
+        <w:ind w:left="720"/>
+      </w:pPr>
+      <w:r>
+        <w:rPr>
+          <w:lang w:val="pt_PT" w:bidi="pt_PT"/>
+        </w:rPr>
+      </w:r>
+      <w:r>
+        <w:rPr>
+          <w:lang w:val="pt_PT" w:bidi="pt_PT"/>
+        </w:rPr>
+        <w:t>Marcos 1.40</w:t>
+      </w:r>
+    </w:p>
+    <w:p>
+      <w:pPr>
+        <w:pStyle w:val="ListBullet"/>
+        <w:spacing w:line="240" w:lineRule="auto"/>
+        <w:ind w:left="720"/>
+      </w:pPr>
+      <w:r>
+        <w:rPr>
+          <w:lang w:val="pt_PT" w:bidi="pt_PT"/>
+        </w:rPr>
+      </w:r>
+      <w:r>
+        <w:rPr>
+          <w:lang w:val="pt_PT" w:bidi="pt_PT"/>
+        </w:rPr>
+        <w:t>Marcos 14.3</w:t>
+      </w:r>
+    </w:p>
+    <w:p>
+      <w:pPr>
+        <w:pStyle w:val="ListBullet"/>
+        <w:spacing w:line="240" w:lineRule="auto"/>
+        <w:ind w:left="720"/>
+      </w:pPr>
+      <w:r>
+        <w:rPr>
+          <w:lang w:val="pt_PT" w:bidi="pt_PT"/>
+        </w:rPr>
+      </w:r>
+      <w:r>
+        <w:rPr>
+          <w:lang w:val="pt_PT" w:bidi="pt_PT"/>
+        </w:rPr>
+        <w:t>Mateus 8.3</w:t>
+      </w:r>
+    </w:p>
+    <w:p>
+      <w:pPr>
+        <w:pStyle w:val="ListBullet"/>
+        <w:spacing w:line="240" w:lineRule="auto"/>
+        <w:ind w:left="720"/>
+      </w:pPr>
+      <w:r>
+        <w:rPr>
+          <w:lang w:val="pt_PT" w:bidi="pt_PT"/>
+        </w:rPr>
+      </w:r>
+      <w:r>
+        <w:rPr>
+          <w:lang w:val="pt_PT" w:bidi="pt_PT"/>
+        </w:rPr>
+        <w:t>Mateus 10.8–10</w:t>
+      </w:r>
+    </w:p>
+    <w:p>
+      <w:pPr>
+        <w:pStyle w:val="ListBullet"/>
+        <w:spacing w:line="240" w:lineRule="auto"/>
+        <w:ind w:left="720"/>
+      </w:pPr>
+      <w:r>
+        <w:rPr>
+          <w:lang w:val="pt_PT" w:bidi="pt_PT"/>
+        </w:rPr>
+      </w:r>
+      <w:r>
+        <w:rPr>
+          <w:lang w:val="pt_PT" w:bidi="pt_PT"/>
+        </w:rPr>
+        <w:t>Mateus 11.5</w:t>
+      </w:r>
     </w:p>
     <w:p>
       <w:pPr>
@@ -6501,138 +6015,102 @@
           <w:lang w:val="pt_PT" w:bidi="pt_PT"/>
         </w:rPr>
       </w:r>
-      <w:hyperlink r:id="rId94">
-        <w:r>
-          <w:rPr>
-            <w:lang w:val="pt_PT" w:bidi="pt_PT"/>
-          </w:rPr>
-          <w:rPr>
-            <w:color w:val="0000EE"/>
-            <w:u w:val="single"/>
-          </w:rPr>
-          <w:t>Êxodo 12.8</w:t>
-        </w:r>
-      </w:hyperlink>
-    </w:p>
-    <w:p>
-      <w:pPr>
-        <w:pStyle w:val="ListBullet"/>
-        <w:spacing w:line="240" w:lineRule="auto"/>
-        <w:ind w:left="720"/>
-      </w:pPr>
-      <w:r>
-        <w:rPr>
-          <w:lang w:val="pt_PT" w:bidi="pt_PT"/>
-        </w:rPr>
-      </w:r>
-      <w:hyperlink r:id="rId95">
-        <w:r>
-          <w:rPr>
-            <w:lang w:val="pt_PT" w:bidi="pt_PT"/>
-          </w:rPr>
-          <w:rPr>
-            <w:color w:val="0000EE"/>
-            <w:u w:val="single"/>
-          </w:rPr>
-          <w:t>Gálatas 5.9–10</w:t>
-        </w:r>
-      </w:hyperlink>
-    </w:p>
-    <w:p>
-      <w:pPr>
-        <w:pStyle w:val="ListBullet"/>
-        <w:spacing w:line="240" w:lineRule="auto"/>
-        <w:ind w:left="720"/>
-      </w:pPr>
-      <w:r>
-        <w:rPr>
-          <w:lang w:val="pt_PT" w:bidi="pt_PT"/>
-        </w:rPr>
-      </w:r>
-      <w:hyperlink r:id="rId96">
-        <w:r>
-          <w:rPr>
-            <w:lang w:val="pt_PT" w:bidi="pt_PT"/>
-          </w:rPr>
-          <w:rPr>
-            <w:color w:val="0000EE"/>
-            <w:u w:val="single"/>
-          </w:rPr>
-          <w:t>Lucas 12.1</w:t>
-        </w:r>
-      </w:hyperlink>
-    </w:p>
-    <w:p>
-      <w:pPr>
-        <w:pStyle w:val="ListBullet"/>
-        <w:spacing w:line="240" w:lineRule="auto"/>
-        <w:ind w:left="720"/>
-      </w:pPr>
-      <w:r>
-        <w:rPr>
-          <w:lang w:val="pt_PT" w:bidi="pt_PT"/>
-        </w:rPr>
-      </w:r>
-      <w:hyperlink r:id="rId97">
-        <w:r>
-          <w:rPr>
-            <w:lang w:val="pt_PT" w:bidi="pt_PT"/>
-          </w:rPr>
-          <w:rPr>
-            <w:color w:val="0000EE"/>
-            <w:u w:val="single"/>
-          </w:rPr>
-          <w:t>Lucas 13.21</w:t>
-        </w:r>
-      </w:hyperlink>
-    </w:p>
-    <w:p>
-      <w:pPr>
-        <w:pStyle w:val="ListBullet"/>
-        <w:spacing w:line="240" w:lineRule="auto"/>
-        <w:ind w:left="720"/>
-      </w:pPr>
-      <w:r>
-        <w:rPr>
-          <w:lang w:val="pt_PT" w:bidi="pt_PT"/>
-        </w:rPr>
-      </w:r>
-      <w:hyperlink r:id="rId98">
-        <w:r>
-          <w:rPr>
-            <w:lang w:val="pt_PT" w:bidi="pt_PT"/>
-          </w:rPr>
-          <w:rPr>
-            <w:color w:val="0000EE"/>
-            <w:u w:val="single"/>
-          </w:rPr>
-          <w:t>Mateus 13.33</w:t>
-        </w:r>
-      </w:hyperlink>
-    </w:p>
-    <w:p>
-      <w:pPr>
-        <w:pStyle w:val="ListBullet"/>
-        <w:spacing w:line="240" w:lineRule="auto"/>
-        <w:ind w:left="720"/>
-      </w:pPr>
-      <w:r>
-        <w:rPr>
-          <w:lang w:val="pt_PT" w:bidi="pt_PT"/>
-        </w:rPr>
-      </w:r>
-      <w:hyperlink r:id="rId99">
-        <w:r>
-          <w:rPr>
-            <w:lang w:val="pt_PT" w:bidi="pt_PT"/>
-          </w:rPr>
-          <w:rPr>
-            <w:color w:val="0000EE"/>
-            <w:u w:val="single"/>
-          </w:rPr>
-          <w:t>Mateus 16.8</w:t>
-        </w:r>
-      </w:hyperlink>
+      <w:r>
+        <w:rPr>
+          <w:lang w:val="pt_PT" w:bidi="pt_PT"/>
+        </w:rPr>
+        <w:t>Êxodo 12.8</w:t>
+      </w:r>
+    </w:p>
+    <w:p>
+      <w:pPr>
+        <w:pStyle w:val="ListBullet"/>
+        <w:spacing w:line="240" w:lineRule="auto"/>
+        <w:ind w:left="720"/>
+      </w:pPr>
+      <w:r>
+        <w:rPr>
+          <w:lang w:val="pt_PT" w:bidi="pt_PT"/>
+        </w:rPr>
+      </w:r>
+      <w:r>
+        <w:rPr>
+          <w:lang w:val="pt_PT" w:bidi="pt_PT"/>
+        </w:rPr>
+        <w:t>Gálatas 5.9–10</w:t>
+      </w:r>
+    </w:p>
+    <w:p>
+      <w:pPr>
+        <w:pStyle w:val="ListBullet"/>
+        <w:spacing w:line="240" w:lineRule="auto"/>
+        <w:ind w:left="720"/>
+      </w:pPr>
+      <w:r>
+        <w:rPr>
+          <w:lang w:val="pt_PT" w:bidi="pt_PT"/>
+        </w:rPr>
+      </w:r>
+      <w:r>
+        <w:rPr>
+          <w:lang w:val="pt_PT" w:bidi="pt_PT"/>
+        </w:rPr>
+        <w:t>Lucas 12.1</w:t>
+      </w:r>
+    </w:p>
+    <w:p>
+      <w:pPr>
+        <w:pStyle w:val="ListBullet"/>
+        <w:spacing w:line="240" w:lineRule="auto"/>
+        <w:ind w:left="720"/>
+      </w:pPr>
+      <w:r>
+        <w:rPr>
+          <w:lang w:val="pt_PT" w:bidi="pt_PT"/>
+        </w:rPr>
+      </w:r>
+      <w:r>
+        <w:rPr>
+          <w:lang w:val="pt_PT" w:bidi="pt_PT"/>
+        </w:rPr>
+        <w:t>Lucas 13.21</w:t>
+      </w:r>
+    </w:p>
+    <w:p>
+      <w:pPr>
+        <w:pStyle w:val="ListBullet"/>
+        <w:spacing w:line="240" w:lineRule="auto"/>
+        <w:ind w:left="720"/>
+      </w:pPr>
+      <w:r>
+        <w:rPr>
+          <w:lang w:val="pt_PT" w:bidi="pt_PT"/>
+        </w:rPr>
+      </w:r>
+      <w:r>
+        <w:rPr>
+          <w:lang w:val="pt_PT" w:bidi="pt_PT"/>
+        </w:rPr>
+        <w:t>Mateus 13.33</w:t>
+      </w:r>
+    </w:p>
+    <w:p>
+      <w:pPr>
+        <w:pStyle w:val="ListBullet"/>
+        <w:spacing w:line="240" w:lineRule="auto"/>
+        <w:ind w:left="720"/>
+      </w:pPr>
+      <w:r>
+        <w:rPr>
+          <w:lang w:val="pt_PT" w:bidi="pt_PT"/>
+        </w:rPr>
+      </w:r>
+      <w:r>
+        <w:rPr>
+          <w:lang w:val="pt_PT" w:bidi="pt_PT"/>
+        </w:rPr>
+        <w:t>Mateus 16.8</w:t>
+      </w:r>
     </w:p>
     <w:p>
       <w:pPr>
@@ -6862,42 +6340,30 @@
           <w:lang w:val="pt_PT" w:bidi="pt_PT"/>
         </w:rPr>
       </w:r>
-      <w:hyperlink r:id="rId100">
-        <w:r>
-          <w:rPr>
-            <w:lang w:val="pt_PT" w:bidi="pt_PT"/>
-          </w:rPr>
-          <w:rPr>
-            <w:color w:val="0000EE"/>
-            <w:u w:val="single"/>
-          </w:rPr>
-          <w:t>Jó 3.8</w:t>
-        </w:r>
-      </w:hyperlink>
-    </w:p>
-    <w:p>
-      <w:pPr>
-        <w:pStyle w:val="ListBullet"/>
-        <w:spacing w:line="240" w:lineRule="auto"/>
-        <w:ind w:left="720"/>
-      </w:pPr>
-      <w:r>
-        <w:rPr>
-          <w:lang w:val="pt_PT" w:bidi="pt_PT"/>
-        </w:rPr>
-      </w:r>
-      <w:hyperlink r:id="rId101">
-        <w:r>
-          <w:rPr>
-            <w:lang w:val="pt_PT" w:bidi="pt_PT"/>
-          </w:rPr>
-          <w:rPr>
-            <w:color w:val="0000EE"/>
-            <w:u w:val="single"/>
-          </w:rPr>
-          <w:t>Salmos 104.25–26</w:t>
-        </w:r>
-      </w:hyperlink>
+      <w:r>
+        <w:rPr>
+          <w:lang w:val="pt_PT" w:bidi="pt_PT"/>
+        </w:rPr>
+        <w:t>Jó 3.8</w:t>
+      </w:r>
+    </w:p>
+    <w:p>
+      <w:pPr>
+        <w:pStyle w:val="ListBullet"/>
+        <w:spacing w:line="240" w:lineRule="auto"/>
+        <w:ind w:left="720"/>
+      </w:pPr>
+      <w:r>
+        <w:rPr>
+          <w:lang w:val="pt_PT" w:bidi="pt_PT"/>
+        </w:rPr>
+      </w:r>
+      <w:r>
+        <w:rPr>
+          <w:lang w:val="pt_PT" w:bidi="pt_PT"/>
+        </w:rPr>
+        <w:t>Salmos 104.25–26</w:t>
+      </w:r>
     </w:p>
     <w:p>
       <w:pPr>
@@ -7251,138 +6717,102 @@
           <w:lang w:val="pt_PT" w:bidi="pt_PT"/>
         </w:rPr>
       </w:r>
-      <w:hyperlink r:id="rId102">
-        <w:r>
-          <w:rPr>
-            <w:lang w:val="pt_PT" w:bidi="pt_PT"/>
-          </w:rPr>
-          <w:rPr>
-            <w:color w:val="0000EE"/>
-            <w:u w:val="single"/>
-          </w:rPr>
-          <w:t>1 Crônicas 2.1–2</w:t>
-        </w:r>
-      </w:hyperlink>
-    </w:p>
-    <w:p>
-      <w:pPr>
-        <w:pStyle w:val="ListBullet"/>
-        <w:spacing w:line="240" w:lineRule="auto"/>
-        <w:ind w:left="720"/>
-      </w:pPr>
-      <w:r>
-        <w:rPr>
-          <w:lang w:val="pt_PT" w:bidi="pt_PT"/>
-        </w:rPr>
-      </w:r>
-      <w:hyperlink r:id="rId103">
-        <w:r>
-          <w:rPr>
-            <w:lang w:val="pt_PT" w:bidi="pt_PT"/>
-          </w:rPr>
-          <w:rPr>
-            <w:color w:val="0000EE"/>
-            <w:u w:val="single"/>
-          </w:rPr>
-          <w:t>1 Reis 8.3–5</w:t>
-        </w:r>
-      </w:hyperlink>
-    </w:p>
-    <w:p>
-      <w:pPr>
-        <w:pStyle w:val="ListBullet"/>
-        <w:spacing w:line="240" w:lineRule="auto"/>
-        <w:ind w:left="720"/>
-      </w:pPr>
-      <w:r>
-        <w:rPr>
-          <w:lang w:val="pt_PT" w:bidi="pt_PT"/>
-        </w:rPr>
-      </w:r>
-      <w:hyperlink r:id="rId104">
-        <w:r>
-          <w:rPr>
-            <w:lang w:val="pt_PT" w:bidi="pt_PT"/>
-          </w:rPr>
-          <w:rPr>
-            <w:color w:val="0000EE"/>
-            <w:u w:val="single"/>
-          </w:rPr>
-          <w:t>Atos 4.36–37</w:t>
-        </w:r>
-      </w:hyperlink>
-    </w:p>
-    <w:p>
-      <w:pPr>
-        <w:pStyle w:val="ListBullet"/>
-        <w:spacing w:line="240" w:lineRule="auto"/>
-        <w:ind w:left="720"/>
-      </w:pPr>
-      <w:r>
-        <w:rPr>
-          <w:lang w:val="pt_PT" w:bidi="pt_PT"/>
-        </w:rPr>
-      </w:r>
-      <w:hyperlink r:id="rId105">
-        <w:r>
-          <w:rPr>
-            <w:lang w:val="pt_PT" w:bidi="pt_PT"/>
-          </w:rPr>
-          <w:rPr>
-            <w:color w:val="0000EE"/>
-            <w:u w:val="single"/>
-          </w:rPr>
-          <w:t>Gênesis 29.34</w:t>
-        </w:r>
-      </w:hyperlink>
-    </w:p>
-    <w:p>
-      <w:pPr>
-        <w:pStyle w:val="ListBullet"/>
-        <w:spacing w:line="240" w:lineRule="auto"/>
-        <w:ind w:left="720"/>
-      </w:pPr>
-      <w:r>
-        <w:rPr>
-          <w:lang w:val="pt_PT" w:bidi="pt_PT"/>
-        </w:rPr>
-      </w:r>
-      <w:hyperlink r:id="rId106">
-        <w:r>
-          <w:rPr>
-            <w:lang w:val="pt_PT" w:bidi="pt_PT"/>
-          </w:rPr>
-          <w:rPr>
-            <w:color w:val="0000EE"/>
-            <w:u w:val="single"/>
-          </w:rPr>
-          <w:t>João 1.19–21</w:t>
-        </w:r>
-      </w:hyperlink>
-    </w:p>
-    <w:p>
-      <w:pPr>
-        <w:pStyle w:val="ListBullet"/>
-        <w:spacing w:line="240" w:lineRule="auto"/>
-        <w:ind w:left="720"/>
-      </w:pPr>
-      <w:r>
-        <w:rPr>
-          <w:lang w:val="pt_PT" w:bidi="pt_PT"/>
-        </w:rPr>
-      </w:r>
-      <w:hyperlink r:id="rId107">
-        <w:r>
-          <w:rPr>
-            <w:lang w:val="pt_PT" w:bidi="pt_PT"/>
-          </w:rPr>
-          <w:rPr>
-            <w:color w:val="0000EE"/>
-            <w:u w:val="single"/>
-          </w:rPr>
-          <w:t>Lucas 10.32</w:t>
-        </w:r>
-      </w:hyperlink>
+      <w:r>
+        <w:rPr>
+          <w:lang w:val="pt_PT" w:bidi="pt_PT"/>
+        </w:rPr>
+        <w:t>1 Crônicas 2.1–2</w:t>
+      </w:r>
+    </w:p>
+    <w:p>
+      <w:pPr>
+        <w:pStyle w:val="ListBullet"/>
+        <w:spacing w:line="240" w:lineRule="auto"/>
+        <w:ind w:left="720"/>
+      </w:pPr>
+      <w:r>
+        <w:rPr>
+          <w:lang w:val="pt_PT" w:bidi="pt_PT"/>
+        </w:rPr>
+      </w:r>
+      <w:r>
+        <w:rPr>
+          <w:lang w:val="pt_PT" w:bidi="pt_PT"/>
+        </w:rPr>
+        <w:t>1 Reis 8.3–5</w:t>
+      </w:r>
+    </w:p>
+    <w:p>
+      <w:pPr>
+        <w:pStyle w:val="ListBullet"/>
+        <w:spacing w:line="240" w:lineRule="auto"/>
+        <w:ind w:left="720"/>
+      </w:pPr>
+      <w:r>
+        <w:rPr>
+          <w:lang w:val="pt_PT" w:bidi="pt_PT"/>
+        </w:rPr>
+      </w:r>
+      <w:r>
+        <w:rPr>
+          <w:lang w:val="pt_PT" w:bidi="pt_PT"/>
+        </w:rPr>
+        <w:t>Atos 4.36–37</w:t>
+      </w:r>
+    </w:p>
+    <w:p>
+      <w:pPr>
+        <w:pStyle w:val="ListBullet"/>
+        <w:spacing w:line="240" w:lineRule="auto"/>
+        <w:ind w:left="720"/>
+      </w:pPr>
+      <w:r>
+        <w:rPr>
+          <w:lang w:val="pt_PT" w:bidi="pt_PT"/>
+        </w:rPr>
+      </w:r>
+      <w:r>
+        <w:rPr>
+          <w:lang w:val="pt_PT" w:bidi="pt_PT"/>
+        </w:rPr>
+        <w:t>Gênesis 29.34</w:t>
+      </w:r>
+    </w:p>
+    <w:p>
+      <w:pPr>
+        <w:pStyle w:val="ListBullet"/>
+        <w:spacing w:line="240" w:lineRule="auto"/>
+        <w:ind w:left="720"/>
+      </w:pPr>
+      <w:r>
+        <w:rPr>
+          <w:lang w:val="pt_PT" w:bidi="pt_PT"/>
+        </w:rPr>
+      </w:r>
+      <w:r>
+        <w:rPr>
+          <w:lang w:val="pt_PT" w:bidi="pt_PT"/>
+        </w:rPr>
+        <w:t>João 1.19–21</w:t>
+      </w:r>
+    </w:p>
+    <w:p>
+      <w:pPr>
+        <w:pStyle w:val="ListBullet"/>
+        <w:spacing w:line="240" w:lineRule="auto"/>
+        <w:ind w:left="720"/>
+      </w:pPr>
+      <w:r>
+        <w:rPr>
+          <w:lang w:val="pt_PT" w:bidi="pt_PT"/>
+        </w:rPr>
+      </w:r>
+      <w:r>
+        <w:rPr>
+          <w:lang w:val="pt_PT" w:bidi="pt_PT"/>
+        </w:rPr>
+        <w:t>Lucas 10.32</w:t>
+      </w:r>
     </w:p>
     <w:p>
       <w:pPr>
@@ -7696,90 +7126,66 @@
           <w:lang w:val="pt_PT" w:bidi="pt_PT"/>
         </w:rPr>
       </w:r>
-      <w:hyperlink r:id="rId108">
-        <w:r>
-          <w:rPr>
-            <w:lang w:val="pt_PT" w:bidi="pt_PT"/>
-          </w:rPr>
-          <w:rPr>
-            <w:color w:val="0000EE"/>
-            <w:u w:val="single"/>
-          </w:rPr>
-          <w:t>Gênesis 29.17</w:t>
-        </w:r>
-      </w:hyperlink>
-    </w:p>
-    <w:p>
-      <w:pPr>
-        <w:pStyle w:val="ListBullet"/>
-        <w:spacing w:line="240" w:lineRule="auto"/>
-        <w:ind w:left="720"/>
-      </w:pPr>
-      <w:r>
-        <w:rPr>
-          <w:lang w:val="pt_PT" w:bidi="pt_PT"/>
-        </w:rPr>
-      </w:r>
-      <w:hyperlink r:id="rId109">
-        <w:r>
-          <w:rPr>
-            <w:lang w:val="pt_PT" w:bidi="pt_PT"/>
-          </w:rPr>
-          <w:rPr>
-            <w:color w:val="0000EE"/>
-            <w:u w:val="single"/>
-          </w:rPr>
-          <w:t>Gênesis 29.28</w:t>
-        </w:r>
-      </w:hyperlink>
-    </w:p>
-    <w:p>
-      <w:pPr>
-        <w:pStyle w:val="ListBullet"/>
-        <w:spacing w:line="240" w:lineRule="auto"/>
-        <w:ind w:left="720"/>
-      </w:pPr>
-      <w:r>
-        <w:rPr>
-          <w:lang w:val="pt_PT" w:bidi="pt_PT"/>
-        </w:rPr>
-      </w:r>
-      <w:hyperlink r:id="rId110">
-        <w:r>
-          <w:rPr>
-            <w:lang w:val="pt_PT" w:bidi="pt_PT"/>
-          </w:rPr>
-          <w:rPr>
-            <w:color w:val="0000EE"/>
-            <w:u w:val="single"/>
-          </w:rPr>
-          <w:t>Gênesis 31.6</w:t>
-        </w:r>
-      </w:hyperlink>
-    </w:p>
-    <w:p>
-      <w:pPr>
-        <w:pStyle w:val="ListBullet"/>
-        <w:spacing w:line="240" w:lineRule="auto"/>
-        <w:ind w:left="720"/>
-      </w:pPr>
-      <w:r>
-        <w:rPr>
-          <w:lang w:val="pt_PT" w:bidi="pt_PT"/>
-        </w:rPr>
-      </w:r>
-      <w:hyperlink r:id="rId111">
-        <w:r>
-          <w:rPr>
-            <w:lang w:val="pt_PT" w:bidi="pt_PT"/>
-          </w:rPr>
-          <w:rPr>
-            <w:color w:val="0000EE"/>
-            <w:u w:val="single"/>
-          </w:rPr>
-          <w:t>Rute 4.11</w:t>
-        </w:r>
-      </w:hyperlink>
+      <w:r>
+        <w:rPr>
+          <w:lang w:val="pt_PT" w:bidi="pt_PT"/>
+        </w:rPr>
+        <w:t>Gênesis 29.17</w:t>
+      </w:r>
+    </w:p>
+    <w:p>
+      <w:pPr>
+        <w:pStyle w:val="ListBullet"/>
+        <w:spacing w:line="240" w:lineRule="auto"/>
+        <w:ind w:left="720"/>
+      </w:pPr>
+      <w:r>
+        <w:rPr>
+          <w:lang w:val="pt_PT" w:bidi="pt_PT"/>
+        </w:rPr>
+      </w:r>
+      <w:r>
+        <w:rPr>
+          <w:lang w:val="pt_PT" w:bidi="pt_PT"/>
+        </w:rPr>
+        <w:t>Gênesis 29.28</w:t>
+      </w:r>
+    </w:p>
+    <w:p>
+      <w:pPr>
+        <w:pStyle w:val="ListBullet"/>
+        <w:spacing w:line="240" w:lineRule="auto"/>
+        <w:ind w:left="720"/>
+      </w:pPr>
+      <w:r>
+        <w:rPr>
+          <w:lang w:val="pt_PT" w:bidi="pt_PT"/>
+        </w:rPr>
+      </w:r>
+      <w:r>
+        <w:rPr>
+          <w:lang w:val="pt_PT" w:bidi="pt_PT"/>
+        </w:rPr>
+        <w:t>Gênesis 31.6</w:t>
+      </w:r>
+    </w:p>
+    <w:p>
+      <w:pPr>
+        <w:pStyle w:val="ListBullet"/>
+        <w:spacing w:line="240" w:lineRule="auto"/>
+        <w:ind w:left="720"/>
+      </w:pPr>
+      <w:r>
+        <w:rPr>
+          <w:lang w:val="pt_PT" w:bidi="pt_PT"/>
+        </w:rPr>
+      </w:r>
+      <w:r>
+        <w:rPr>
+          <w:lang w:val="pt_PT" w:bidi="pt_PT"/>
+        </w:rPr>
+        <w:t>Rute 4.11</w:t>
+      </w:r>
     </w:p>
     <w:p>
       <w:pPr>
@@ -8021,114 +7427,84 @@
           <w:lang w:val="pt_PT" w:bidi="pt_PT"/>
         </w:rPr>
       </w:r>
-      <w:hyperlink r:id="rId112">
-        <w:r>
-          <w:rPr>
-            <w:lang w:val="pt_PT" w:bidi="pt_PT"/>
-          </w:rPr>
-          <w:rPr>
-            <w:color w:val="0000EE"/>
-            <w:u w:val="single"/>
-          </w:rPr>
-          <w:t>1 Reis 4.32–34</w:t>
-        </w:r>
-      </w:hyperlink>
-    </w:p>
-    <w:p>
-      <w:pPr>
-        <w:pStyle w:val="ListBullet"/>
-        <w:spacing w:line="240" w:lineRule="auto"/>
-        <w:ind w:left="720"/>
-      </w:pPr>
-      <w:r>
-        <w:rPr>
-          <w:lang w:val="pt_PT" w:bidi="pt_PT"/>
-        </w:rPr>
-      </w:r>
-      <w:hyperlink r:id="rId113">
-        <w:r>
-          <w:rPr>
-            <w:lang w:val="pt_PT" w:bidi="pt_PT"/>
-          </w:rPr>
-          <w:rPr>
-            <w:color w:val="0000EE"/>
-            <w:u w:val="single"/>
-          </w:rPr>
-          <w:t>2 Crônicas 2.8–10</w:t>
-        </w:r>
-      </w:hyperlink>
-    </w:p>
-    <w:p>
-      <w:pPr>
-        <w:pStyle w:val="ListBullet"/>
-        <w:spacing w:line="240" w:lineRule="auto"/>
-        <w:ind w:left="720"/>
-      </w:pPr>
-      <w:r>
-        <w:rPr>
-          <w:lang w:val="pt_PT" w:bidi="pt_PT"/>
-        </w:rPr>
-      </w:r>
-      <w:hyperlink r:id="rId114">
-        <w:r>
-          <w:rPr>
-            <w:lang w:val="pt_PT" w:bidi="pt_PT"/>
-          </w:rPr>
-          <w:rPr>
-            <w:color w:val="0000EE"/>
-            <w:u w:val="single"/>
-          </w:rPr>
-          <w:t>Deuteronômio 1.7–8</w:t>
-        </w:r>
-      </w:hyperlink>
-    </w:p>
-    <w:p>
-      <w:pPr>
-        <w:pStyle w:val="ListBullet"/>
-        <w:spacing w:line="240" w:lineRule="auto"/>
-        <w:ind w:left="720"/>
-      </w:pPr>
-      <w:r>
-        <w:rPr>
-          <w:lang w:val="pt_PT" w:bidi="pt_PT"/>
-        </w:rPr>
-      </w:r>
-      <w:hyperlink r:id="rId115">
-        <w:r>
-          <w:rPr>
-            <w:lang w:val="pt_PT" w:bidi="pt_PT"/>
-          </w:rPr>
-          <w:rPr>
-            <w:color w:val="0000EE"/>
-            <w:u w:val="single"/>
-          </w:rPr>
-          <w:t>Salmos 29.3–5</w:t>
-        </w:r>
-      </w:hyperlink>
-    </w:p>
-    <w:p>
-      <w:pPr>
-        <w:pStyle w:val="ListBullet"/>
-        <w:spacing w:line="240" w:lineRule="auto"/>
-        <w:ind w:left="720"/>
-      </w:pPr>
-      <w:r>
-        <w:rPr>
-          <w:lang w:val="pt_PT" w:bidi="pt_PT"/>
-        </w:rPr>
-      </w:r>
-      <w:hyperlink r:id="rId116">
-        <w:r>
-          <w:rPr>
-            <w:lang w:val="pt_PT" w:bidi="pt_PT"/>
-          </w:rPr>
-          <w:rPr>
-            <w:color w:val="0000EE"/>
-            <w:u w:val="single"/>
-          </w:rPr>
-          <w:t>Zacarias 10.8–10</w:t>
-        </w:r>
-      </w:hyperlink>
+      <w:r>
+        <w:rPr>
+          <w:lang w:val="pt_PT" w:bidi="pt_PT"/>
+        </w:rPr>
+        <w:t>1 Reis 4.32–34</w:t>
+      </w:r>
+    </w:p>
+    <w:p>
+      <w:pPr>
+        <w:pStyle w:val="ListBullet"/>
+        <w:spacing w:line="240" w:lineRule="auto"/>
+        <w:ind w:left="720"/>
+      </w:pPr>
+      <w:r>
+        <w:rPr>
+          <w:lang w:val="pt_PT" w:bidi="pt_PT"/>
+        </w:rPr>
+      </w:r>
+      <w:r>
+        <w:rPr>
+          <w:lang w:val="pt_PT" w:bidi="pt_PT"/>
+        </w:rPr>
+        <w:t>2 Crônicas 2.8–10</w:t>
+      </w:r>
+    </w:p>
+    <w:p>
+      <w:pPr>
+        <w:pStyle w:val="ListBullet"/>
+        <w:spacing w:line="240" w:lineRule="auto"/>
+        <w:ind w:left="720"/>
+      </w:pPr>
+      <w:r>
+        <w:rPr>
+          <w:lang w:val="pt_PT" w:bidi="pt_PT"/>
+        </w:rPr>
+      </w:r>
+      <w:r>
+        <w:rPr>
+          <w:lang w:val="pt_PT" w:bidi="pt_PT"/>
+        </w:rPr>
+        <w:t>Deuteronômio 1.7–8</w:t>
+      </w:r>
+    </w:p>
+    <w:p>
+      <w:pPr>
+        <w:pStyle w:val="ListBullet"/>
+        <w:spacing w:line="240" w:lineRule="auto"/>
+        <w:ind w:left="720"/>
+      </w:pPr>
+      <w:r>
+        <w:rPr>
+          <w:lang w:val="pt_PT" w:bidi="pt_PT"/>
+        </w:rPr>
+      </w:r>
+      <w:r>
+        <w:rPr>
+          <w:lang w:val="pt_PT" w:bidi="pt_PT"/>
+        </w:rPr>
+        <w:t>Salmos 29.3–5</w:t>
+      </w:r>
+    </w:p>
+    <w:p>
+      <w:pPr>
+        <w:pStyle w:val="ListBullet"/>
+        <w:spacing w:line="240" w:lineRule="auto"/>
+        <w:ind w:left="720"/>
+      </w:pPr>
+      <w:r>
+        <w:rPr>
+          <w:lang w:val="pt_PT" w:bidi="pt_PT"/>
+        </w:rPr>
+      </w:r>
+      <w:r>
+        <w:rPr>
+          <w:lang w:val="pt_PT" w:bidi="pt_PT"/>
+        </w:rPr>
+        <w:t>Zacarias 10.8–10</w:t>
+      </w:r>
     </w:p>
     <w:p>
       <w:pPr>
@@ -8379,90 +7755,66 @@
           <w:lang w:val="pt_PT" w:bidi="pt_PT"/>
         </w:rPr>
       </w:r>
-      <w:hyperlink r:id="rId117">
-        <w:r>
-          <w:rPr>
-            <w:lang w:val="pt_PT" w:bidi="pt_PT"/>
-          </w:rPr>
-          <w:rPr>
-            <w:color w:val="0000EE"/>
-            <w:u w:val="single"/>
-          </w:rPr>
-          <w:t>2 Coríntios 1.10</w:t>
-        </w:r>
-      </w:hyperlink>
-    </w:p>
-    <w:p>
-      <w:pPr>
-        <w:pStyle w:val="ListBullet"/>
-        <w:spacing w:line="240" w:lineRule="auto"/>
-        <w:ind w:left="720"/>
-      </w:pPr>
-      <w:r>
-        <w:rPr>
-          <w:lang w:val="pt_PT" w:bidi="pt_PT"/>
-        </w:rPr>
-      </w:r>
-      <w:hyperlink r:id="rId118">
-        <w:r>
-          <w:rPr>
-            <w:lang w:val="pt_PT" w:bidi="pt_PT"/>
-          </w:rPr>
-          <w:rPr>
-            <w:color w:val="0000EE"/>
-            <w:u w:val="single"/>
-          </w:rPr>
-          <w:t>Atos 7.35</w:t>
-        </w:r>
-      </w:hyperlink>
-    </w:p>
-    <w:p>
-      <w:pPr>
-        <w:pStyle w:val="ListBullet"/>
-        <w:spacing w:line="240" w:lineRule="auto"/>
-        <w:ind w:left="720"/>
-      </w:pPr>
-      <w:r>
-        <w:rPr>
-          <w:lang w:val="pt_PT" w:bidi="pt_PT"/>
-        </w:rPr>
-      </w:r>
-      <w:hyperlink r:id="rId119">
-        <w:r>
-          <w:rPr>
-            <w:lang w:val="pt_PT" w:bidi="pt_PT"/>
-          </w:rPr>
-          <w:rPr>
-            <w:color w:val="0000EE"/>
-            <w:u w:val="single"/>
-          </w:rPr>
-          <w:t>Gálatas 1.4</w:t>
-        </w:r>
-      </w:hyperlink>
-    </w:p>
-    <w:p>
-      <w:pPr>
-        <w:pStyle w:val="ListBullet"/>
-        <w:spacing w:line="240" w:lineRule="auto"/>
-        <w:ind w:left="720"/>
-      </w:pPr>
-      <w:r>
-        <w:rPr>
-          <w:lang w:val="pt_PT" w:bidi="pt_PT"/>
-        </w:rPr>
-      </w:r>
-      <w:hyperlink r:id="rId120">
-        <w:r>
-          <w:rPr>
-            <w:lang w:val="pt_PT" w:bidi="pt_PT"/>
-          </w:rPr>
-          <w:rPr>
-            <w:color w:val="0000EE"/>
-            <w:u w:val="single"/>
-          </w:rPr>
-          <w:t>Juízes 10.12</w:t>
-        </w:r>
-      </w:hyperlink>
+      <w:r>
+        <w:rPr>
+          <w:lang w:val="pt_PT" w:bidi="pt_PT"/>
+        </w:rPr>
+        <w:t>2 Coríntios 1.10</w:t>
+      </w:r>
+    </w:p>
+    <w:p>
+      <w:pPr>
+        <w:pStyle w:val="ListBullet"/>
+        <w:spacing w:line="240" w:lineRule="auto"/>
+        <w:ind w:left="720"/>
+      </w:pPr>
+      <w:r>
+        <w:rPr>
+          <w:lang w:val="pt_PT" w:bidi="pt_PT"/>
+        </w:rPr>
+      </w:r>
+      <w:r>
+        <w:rPr>
+          <w:lang w:val="pt_PT" w:bidi="pt_PT"/>
+        </w:rPr>
+        <w:t>Atos 7.35</w:t>
+      </w:r>
+    </w:p>
+    <w:p>
+      <w:pPr>
+        <w:pStyle w:val="ListBullet"/>
+        <w:spacing w:line="240" w:lineRule="auto"/>
+        <w:ind w:left="720"/>
+      </w:pPr>
+      <w:r>
+        <w:rPr>
+          <w:lang w:val="pt_PT" w:bidi="pt_PT"/>
+        </w:rPr>
+      </w:r>
+      <w:r>
+        <w:rPr>
+          <w:lang w:val="pt_PT" w:bidi="pt_PT"/>
+        </w:rPr>
+        <w:t>Gálatas 1.4</w:t>
+      </w:r>
+    </w:p>
+    <w:p>
+      <w:pPr>
+        <w:pStyle w:val="ListBullet"/>
+        <w:spacing w:line="240" w:lineRule="auto"/>
+        <w:ind w:left="720"/>
+      </w:pPr>
+      <w:r>
+        <w:rPr>
+          <w:lang w:val="pt_PT" w:bidi="pt_PT"/>
+        </w:rPr>
+      </w:r>
+      <w:r>
+        <w:rPr>
+          <w:lang w:val="pt_PT" w:bidi="pt_PT"/>
+        </w:rPr>
+        <w:t>Juízes 10.12</w:t>
+      </w:r>
     </w:p>
     <w:p>
       <w:pPr>
@@ -9142,282 +8494,210 @@
           <w:lang w:val="pt_PT" w:bidi="pt_PT"/>
         </w:rPr>
       </w:r>
-      <w:hyperlink r:id="rId121">
-        <w:r>
-          <w:rPr>
-            <w:lang w:val="pt_PT" w:bidi="pt_PT"/>
-          </w:rPr>
-          <w:rPr>
-            <w:color w:val="0000EE"/>
-            <w:u w:val="single"/>
-          </w:rPr>
-          <w:t>Mateus 7.21–23</w:t>
-        </w:r>
-      </w:hyperlink>
-    </w:p>
-    <w:p>
-      <w:pPr>
-        <w:pStyle w:val="ListBullet"/>
-        <w:spacing w:line="240" w:lineRule="auto"/>
-        <w:ind w:left="720"/>
-      </w:pPr>
-      <w:r>
-        <w:rPr>
-          <w:lang w:val="pt_PT" w:bidi="pt_PT"/>
-        </w:rPr>
-      </w:r>
-      <w:hyperlink r:id="rId122">
-        <w:r>
-          <w:rPr>
-            <w:lang w:val="pt_PT" w:bidi="pt_PT"/>
-          </w:rPr>
-          <w:rPr>
-            <w:color w:val="0000EE"/>
-            <w:u w:val="single"/>
-          </w:rPr>
-          <w:t>Mateus 12.2</w:t>
-        </w:r>
-      </w:hyperlink>
-    </w:p>
-    <w:p>
-      <w:pPr>
-        <w:pStyle w:val="ListBullet"/>
-        <w:spacing w:line="240" w:lineRule="auto"/>
-        <w:ind w:left="720"/>
-      </w:pPr>
-      <w:r>
-        <w:rPr>
-          <w:lang w:val="pt_PT" w:bidi="pt_PT"/>
-        </w:rPr>
-      </w:r>
-      <w:hyperlink r:id="rId123">
-        <w:r>
-          <w:rPr>
-            <w:lang w:val="pt_PT" w:bidi="pt_PT"/>
-          </w:rPr>
-          <w:rPr>
-            <w:color w:val="0000EE"/>
-            <w:u w:val="single"/>
-          </w:rPr>
-          <w:t>Mateus 12.4</w:t>
-        </w:r>
-      </w:hyperlink>
-    </w:p>
-    <w:p>
-      <w:pPr>
-        <w:pStyle w:val="ListBullet"/>
-        <w:spacing w:line="240" w:lineRule="auto"/>
-        <w:ind w:left="720"/>
-      </w:pPr>
-      <w:r>
-        <w:rPr>
-          <w:lang w:val="pt_PT" w:bidi="pt_PT"/>
-        </w:rPr>
-      </w:r>
-      <w:hyperlink r:id="rId124">
-        <w:r>
-          <w:rPr>
-            <w:lang w:val="pt_PT" w:bidi="pt_PT"/>
-          </w:rPr>
-          <w:rPr>
-            <w:color w:val="0000EE"/>
-            <w:u w:val="single"/>
-          </w:rPr>
-          <w:t>Mateus 12.10</w:t>
-        </w:r>
-      </w:hyperlink>
-    </w:p>
-    <w:p>
-      <w:pPr>
-        <w:pStyle w:val="ListBullet"/>
-        <w:spacing w:line="240" w:lineRule="auto"/>
-        <w:ind w:left="720"/>
-      </w:pPr>
-      <w:r>
-        <w:rPr>
-          <w:lang w:val="pt_PT" w:bidi="pt_PT"/>
-        </w:rPr>
-      </w:r>
-      <w:hyperlink r:id="rId125">
-        <w:r>
-          <w:rPr>
-            <w:lang w:val="pt_PT" w:bidi="pt_PT"/>
-          </w:rPr>
-          <w:rPr>
-            <w:color w:val="0000EE"/>
-            <w:u w:val="single"/>
-          </w:rPr>
-          <w:t>Marcos 3.4</w:t>
-        </w:r>
-      </w:hyperlink>
-    </w:p>
-    <w:p>
-      <w:pPr>
-        <w:pStyle w:val="ListBullet"/>
-        <w:spacing w:line="240" w:lineRule="auto"/>
-        <w:ind w:left="720"/>
-      </w:pPr>
-      <w:r>
-        <w:rPr>
-          <w:lang w:val="pt_PT" w:bidi="pt_PT"/>
-        </w:rPr>
-      </w:r>
-      <w:hyperlink r:id="rId126">
-        <w:r>
-          <w:rPr>
-            <w:lang w:val="pt_PT" w:bidi="pt_PT"/>
-          </w:rPr>
-          <w:rPr>
-            <w:color w:val="0000EE"/>
-            <w:u w:val="single"/>
-          </w:rPr>
-          <w:t>Lucas 6.2</w:t>
-        </w:r>
-      </w:hyperlink>
-    </w:p>
-    <w:p>
-      <w:pPr>
-        <w:pStyle w:val="ListBullet"/>
-        <w:spacing w:line="240" w:lineRule="auto"/>
-        <w:ind w:left="720"/>
-      </w:pPr>
-      <w:r>
-        <w:rPr>
-          <w:lang w:val="pt_PT" w:bidi="pt_PT"/>
-        </w:rPr>
-      </w:r>
-      <w:hyperlink r:id="rId127">
-        <w:r>
-          <w:rPr>
-            <w:lang w:val="pt_PT" w:bidi="pt_PT"/>
-          </w:rPr>
-          <w:rPr>
-            <w:color w:val="0000EE"/>
-            <w:u w:val="single"/>
-          </w:rPr>
-          <w:t>Atos 2.23</w:t>
-        </w:r>
-      </w:hyperlink>
-    </w:p>
-    <w:p>
-      <w:pPr>
-        <w:pStyle w:val="ListBullet"/>
-        <w:spacing w:line="240" w:lineRule="auto"/>
-        <w:ind w:left="720"/>
-      </w:pPr>
-      <w:r>
-        <w:rPr>
-          <w:lang w:val="pt_PT" w:bidi="pt_PT"/>
-        </w:rPr>
-      </w:r>
-      <w:hyperlink r:id="rId128">
-        <w:r>
-          <w:rPr>
-            <w:lang w:val="pt_PT" w:bidi="pt_PT"/>
-          </w:rPr>
-          <w:rPr>
-            <w:color w:val="0000EE"/>
-            <w:u w:val="single"/>
-          </w:rPr>
-          <w:t>Atos 10.28</w:t>
-        </w:r>
-      </w:hyperlink>
-    </w:p>
-    <w:p>
-      <w:pPr>
-        <w:pStyle w:val="ListBullet"/>
-        <w:spacing w:line="240" w:lineRule="auto"/>
-        <w:ind w:left="720"/>
-      </w:pPr>
-      <w:r>
-        <w:rPr>
-          <w:lang w:val="pt_PT" w:bidi="pt_PT"/>
-        </w:rPr>
-      </w:r>
-      <w:hyperlink r:id="rId129">
-        <w:r>
-          <w:rPr>
-            <w:lang w:val="pt_PT" w:bidi="pt_PT"/>
-          </w:rPr>
-          <w:rPr>
-            <w:color w:val="0000EE"/>
-            <w:u w:val="single"/>
-          </w:rPr>
-          <w:t>Atos 22.25</w:t>
-        </w:r>
-      </w:hyperlink>
-    </w:p>
-    <w:p>
-      <w:pPr>
-        <w:pStyle w:val="ListBullet"/>
-        <w:spacing w:line="240" w:lineRule="auto"/>
-        <w:ind w:left="720"/>
-      </w:pPr>
-      <w:r>
-        <w:rPr>
-          <w:lang w:val="pt_PT" w:bidi="pt_PT"/>
-        </w:rPr>
-      </w:r>
-      <w:hyperlink r:id="rId130">
-        <w:r>
-          <w:rPr>
-            <w:lang w:val="pt_PT" w:bidi="pt_PT"/>
-          </w:rPr>
-          <w:rPr>
-            <w:color w:val="0000EE"/>
-            <w:u w:val="single"/>
-          </w:rPr>
-          <w:t>2 Tessalonicenses 2.3</w:t>
-        </w:r>
-      </w:hyperlink>
-    </w:p>
-    <w:p>
-      <w:pPr>
-        <w:pStyle w:val="ListBullet"/>
-        <w:spacing w:line="240" w:lineRule="auto"/>
-        <w:ind w:left="720"/>
-      </w:pPr>
-      <w:r>
-        <w:rPr>
-          <w:lang w:val="pt_PT" w:bidi="pt_PT"/>
-        </w:rPr>
-      </w:r>
-      <w:hyperlink r:id="rId131">
-        <w:r>
-          <w:rPr>
-            <w:lang w:val="pt_PT" w:bidi="pt_PT"/>
-          </w:rPr>
-          <w:rPr>
-            <w:color w:val="0000EE"/>
-            <w:u w:val="single"/>
-          </w:rPr>
-          <w:t>Tito 2.14</w:t>
-        </w:r>
-      </w:hyperlink>
-    </w:p>
-    <w:p>
-      <w:pPr>
-        <w:pStyle w:val="ListBullet"/>
-        <w:spacing w:line="240" w:lineRule="auto"/>
-        <w:ind w:left="720"/>
-      </w:pPr>
-      <w:r>
-        <w:rPr>
-          <w:lang w:val="pt_PT" w:bidi="pt_PT"/>
-        </w:rPr>
-      </w:r>
-      <w:hyperlink r:id="rId132">
-        <w:r>
-          <w:rPr>
-            <w:lang w:val="pt_PT" w:bidi="pt_PT"/>
-          </w:rPr>
-          <w:rPr>
-            <w:color w:val="0000EE"/>
-            <w:u w:val="single"/>
-          </w:rPr>
-          <w:t>1 João 3.4–6</w:t>
-        </w:r>
-      </w:hyperlink>
+      <w:r>
+        <w:rPr>
+          <w:lang w:val="pt_PT" w:bidi="pt_PT"/>
+        </w:rPr>
+        <w:t>Mateus 7.21–23</w:t>
+      </w:r>
+    </w:p>
+    <w:p>
+      <w:pPr>
+        <w:pStyle w:val="ListBullet"/>
+        <w:spacing w:line="240" w:lineRule="auto"/>
+        <w:ind w:left="720"/>
+      </w:pPr>
+      <w:r>
+        <w:rPr>
+          <w:lang w:val="pt_PT" w:bidi="pt_PT"/>
+        </w:rPr>
+      </w:r>
+      <w:r>
+        <w:rPr>
+          <w:lang w:val="pt_PT" w:bidi="pt_PT"/>
+        </w:rPr>
+        <w:t>Mateus 12.2</w:t>
+      </w:r>
+    </w:p>
+    <w:p>
+      <w:pPr>
+        <w:pStyle w:val="ListBullet"/>
+        <w:spacing w:line="240" w:lineRule="auto"/>
+        <w:ind w:left="720"/>
+      </w:pPr>
+      <w:r>
+        <w:rPr>
+          <w:lang w:val="pt_PT" w:bidi="pt_PT"/>
+        </w:rPr>
+      </w:r>
+      <w:r>
+        <w:rPr>
+          <w:lang w:val="pt_PT" w:bidi="pt_PT"/>
+        </w:rPr>
+        <w:t>Mateus 12.4</w:t>
+      </w:r>
+    </w:p>
+    <w:p>
+      <w:pPr>
+        <w:pStyle w:val="ListBullet"/>
+        <w:spacing w:line="240" w:lineRule="auto"/>
+        <w:ind w:left="720"/>
+      </w:pPr>
+      <w:r>
+        <w:rPr>
+          <w:lang w:val="pt_PT" w:bidi="pt_PT"/>
+        </w:rPr>
+      </w:r>
+      <w:r>
+        <w:rPr>
+          <w:lang w:val="pt_PT" w:bidi="pt_PT"/>
+        </w:rPr>
+        <w:t>Mateus 12.10</w:t>
+      </w:r>
+    </w:p>
+    <w:p>
+      <w:pPr>
+        <w:pStyle w:val="ListBullet"/>
+        <w:spacing w:line="240" w:lineRule="auto"/>
+        <w:ind w:left="720"/>
+      </w:pPr>
+      <w:r>
+        <w:rPr>
+          <w:lang w:val="pt_PT" w:bidi="pt_PT"/>
+        </w:rPr>
+      </w:r>
+      <w:r>
+        <w:rPr>
+          <w:lang w:val="pt_PT" w:bidi="pt_PT"/>
+        </w:rPr>
+        <w:t>Marcos 3.4</w:t>
+      </w:r>
+    </w:p>
+    <w:p>
+      <w:pPr>
+        <w:pStyle w:val="ListBullet"/>
+        <w:spacing w:line="240" w:lineRule="auto"/>
+        <w:ind w:left="720"/>
+      </w:pPr>
+      <w:r>
+        <w:rPr>
+          <w:lang w:val="pt_PT" w:bidi="pt_PT"/>
+        </w:rPr>
+      </w:r>
+      <w:r>
+        <w:rPr>
+          <w:lang w:val="pt_PT" w:bidi="pt_PT"/>
+        </w:rPr>
+        <w:t>Lucas 6.2</w:t>
+      </w:r>
+    </w:p>
+    <w:p>
+      <w:pPr>
+        <w:pStyle w:val="ListBullet"/>
+        <w:spacing w:line="240" w:lineRule="auto"/>
+        <w:ind w:left="720"/>
+      </w:pPr>
+      <w:r>
+        <w:rPr>
+          <w:lang w:val="pt_PT" w:bidi="pt_PT"/>
+        </w:rPr>
+      </w:r>
+      <w:r>
+        <w:rPr>
+          <w:lang w:val="pt_PT" w:bidi="pt_PT"/>
+        </w:rPr>
+        <w:t>Atos 2.23</w:t>
+      </w:r>
+    </w:p>
+    <w:p>
+      <w:pPr>
+        <w:pStyle w:val="ListBullet"/>
+        <w:spacing w:line="240" w:lineRule="auto"/>
+        <w:ind w:left="720"/>
+      </w:pPr>
+      <w:r>
+        <w:rPr>
+          <w:lang w:val="pt_PT" w:bidi="pt_PT"/>
+        </w:rPr>
+      </w:r>
+      <w:r>
+        <w:rPr>
+          <w:lang w:val="pt_PT" w:bidi="pt_PT"/>
+        </w:rPr>
+        <w:t>Atos 10.28</w:t>
+      </w:r>
+    </w:p>
+    <w:p>
+      <w:pPr>
+        <w:pStyle w:val="ListBullet"/>
+        <w:spacing w:line="240" w:lineRule="auto"/>
+        <w:ind w:left="720"/>
+      </w:pPr>
+      <w:r>
+        <w:rPr>
+          <w:lang w:val="pt_PT" w:bidi="pt_PT"/>
+        </w:rPr>
+      </w:r>
+      <w:r>
+        <w:rPr>
+          <w:lang w:val="pt_PT" w:bidi="pt_PT"/>
+        </w:rPr>
+        <w:t>Atos 22.25</w:t>
+      </w:r>
+    </w:p>
+    <w:p>
+      <w:pPr>
+        <w:pStyle w:val="ListBullet"/>
+        <w:spacing w:line="240" w:lineRule="auto"/>
+        <w:ind w:left="720"/>
+      </w:pPr>
+      <w:r>
+        <w:rPr>
+          <w:lang w:val="pt_PT" w:bidi="pt_PT"/>
+        </w:rPr>
+      </w:r>
+      <w:r>
+        <w:rPr>
+          <w:lang w:val="pt_PT" w:bidi="pt_PT"/>
+        </w:rPr>
+        <w:t>2 Tessalonicenses 2.3</w:t>
+      </w:r>
+    </w:p>
+    <w:p>
+      <w:pPr>
+        <w:pStyle w:val="ListBullet"/>
+        <w:spacing w:line="240" w:lineRule="auto"/>
+        <w:ind w:left="720"/>
+      </w:pPr>
+      <w:r>
+        <w:rPr>
+          <w:lang w:val="pt_PT" w:bidi="pt_PT"/>
+        </w:rPr>
+      </w:r>
+      <w:r>
+        <w:rPr>
+          <w:lang w:val="pt_PT" w:bidi="pt_PT"/>
+        </w:rPr>
+        <w:t>Tito 2.14</w:t>
+      </w:r>
+    </w:p>
+    <w:p>
+      <w:pPr>
+        <w:pStyle w:val="ListBullet"/>
+        <w:spacing w:line="240" w:lineRule="auto"/>
+        <w:ind w:left="720"/>
+      </w:pPr>
+      <w:r>
+        <w:rPr>
+          <w:lang w:val="pt_PT" w:bidi="pt_PT"/>
+        </w:rPr>
+      </w:r>
+      <w:r>
+        <w:rPr>
+          <w:lang w:val="pt_PT" w:bidi="pt_PT"/>
+        </w:rPr>
+        <w:t>1 João 3.4–6</w:t>
+      </w:r>
     </w:p>
     <w:p>
       <w:pPr>
@@ -9735,114 +9015,84 @@
           <w:lang w:val="pt_PT" w:bidi="pt_PT"/>
         </w:rPr>
       </w:r>
-      <w:hyperlink r:id="rId133">
-        <w:r>
-          <w:rPr>
-            <w:lang w:val="pt_PT" w:bidi="pt_PT"/>
-          </w:rPr>
-          <w:rPr>
-            <w:color w:val="0000EE"/>
-            <w:u w:val="single"/>
-          </w:rPr>
-          <w:t>Êxodo 16.22–23</w:t>
-        </w:r>
-      </w:hyperlink>
-    </w:p>
-    <w:p>
-      <w:pPr>
-        <w:pStyle w:val="ListBullet"/>
-        <w:spacing w:line="240" w:lineRule="auto"/>
-        <w:ind w:left="720"/>
-      </w:pPr>
-      <w:r>
-        <w:rPr>
-          <w:lang w:val="pt_PT" w:bidi="pt_PT"/>
-        </w:rPr>
-      </w:r>
-      <w:hyperlink r:id="rId134">
-        <w:r>
-          <w:rPr>
-            <w:lang w:val="pt_PT" w:bidi="pt_PT"/>
-          </w:rPr>
-          <w:rPr>
-            <w:color w:val="0000EE"/>
-            <w:u w:val="single"/>
-          </w:rPr>
-          <w:t>João 2.19</w:t>
-        </w:r>
-      </w:hyperlink>
-    </w:p>
-    <w:p>
-      <w:pPr>
-        <w:pStyle w:val="ListBullet"/>
-        <w:spacing w:line="240" w:lineRule="auto"/>
-        <w:ind w:left="720"/>
-      </w:pPr>
-      <w:r>
-        <w:rPr>
-          <w:lang w:val="pt_PT" w:bidi="pt_PT"/>
-        </w:rPr>
-      </w:r>
-      <w:hyperlink r:id="rId135">
-        <w:r>
-          <w:rPr>
-            <w:lang w:val="pt_PT" w:bidi="pt_PT"/>
-          </w:rPr>
-          <w:rPr>
-            <w:color w:val="0000EE"/>
-            <w:u w:val="single"/>
-          </w:rPr>
-          <w:t>João 5.10–11</w:t>
-        </w:r>
-      </w:hyperlink>
-    </w:p>
-    <w:p>
-      <w:pPr>
-        <w:pStyle w:val="ListBullet"/>
-        <w:spacing w:line="240" w:lineRule="auto"/>
-        <w:ind w:left="720"/>
-      </w:pPr>
-      <w:r>
-        <w:rPr>
-          <w:lang w:val="pt_PT" w:bidi="pt_PT"/>
-        </w:rPr>
-      </w:r>
-      <w:hyperlink r:id="rId136">
-        <w:r>
-          <w:rPr>
-            <w:lang w:val="pt_PT" w:bidi="pt_PT"/>
-          </w:rPr>
-          <w:rPr>
-            <w:color w:val="0000EE"/>
-            <w:u w:val="single"/>
-          </w:rPr>
-          <w:t>João 5.16</w:t>
-        </w:r>
-      </w:hyperlink>
-    </w:p>
-    <w:p>
-      <w:pPr>
-        <w:pStyle w:val="ListBullet"/>
-        <w:spacing w:line="240" w:lineRule="auto"/>
-        <w:ind w:left="720"/>
-      </w:pPr>
-      <w:r>
-        <w:rPr>
-          <w:lang w:val="pt_PT" w:bidi="pt_PT"/>
-        </w:rPr>
-      </w:r>
-      <w:hyperlink r:id="rId137">
-        <w:r>
-          <w:rPr>
-            <w:lang w:val="pt_PT" w:bidi="pt_PT"/>
-          </w:rPr>
-          <w:rPr>
-            <w:color w:val="0000EE"/>
-            <w:u w:val="single"/>
-          </w:rPr>
-          <w:t>Lucas 19.47–48</w:t>
-        </w:r>
-      </w:hyperlink>
+      <w:r>
+        <w:rPr>
+          <w:lang w:val="pt_PT" w:bidi="pt_PT"/>
+        </w:rPr>
+        <w:t>Êxodo 16.22–23</w:t>
+      </w:r>
+    </w:p>
+    <w:p>
+      <w:pPr>
+        <w:pStyle w:val="ListBullet"/>
+        <w:spacing w:line="240" w:lineRule="auto"/>
+        <w:ind w:left="720"/>
+      </w:pPr>
+      <w:r>
+        <w:rPr>
+          <w:lang w:val="pt_PT" w:bidi="pt_PT"/>
+        </w:rPr>
+      </w:r>
+      <w:r>
+        <w:rPr>
+          <w:lang w:val="pt_PT" w:bidi="pt_PT"/>
+        </w:rPr>
+        <w:t>João 2.19</w:t>
+      </w:r>
+    </w:p>
+    <w:p>
+      <w:pPr>
+        <w:pStyle w:val="ListBullet"/>
+        <w:spacing w:line="240" w:lineRule="auto"/>
+        <w:ind w:left="720"/>
+      </w:pPr>
+      <w:r>
+        <w:rPr>
+          <w:lang w:val="pt_PT" w:bidi="pt_PT"/>
+        </w:rPr>
+      </w:r>
+      <w:r>
+        <w:rPr>
+          <w:lang w:val="pt_PT" w:bidi="pt_PT"/>
+        </w:rPr>
+        <w:t>João 5.10–11</w:t>
+      </w:r>
+    </w:p>
+    <w:p>
+      <w:pPr>
+        <w:pStyle w:val="ListBullet"/>
+        <w:spacing w:line="240" w:lineRule="auto"/>
+        <w:ind w:left="720"/>
+      </w:pPr>
+      <w:r>
+        <w:rPr>
+          <w:lang w:val="pt_PT" w:bidi="pt_PT"/>
+        </w:rPr>
+      </w:r>
+      <w:r>
+        <w:rPr>
+          <w:lang w:val="pt_PT" w:bidi="pt_PT"/>
+        </w:rPr>
+        <w:t>João 5.16</w:t>
+      </w:r>
+    </w:p>
+    <w:p>
+      <w:pPr>
+        <w:pStyle w:val="ListBullet"/>
+        <w:spacing w:line="240" w:lineRule="auto"/>
+        <w:ind w:left="720"/>
+      </w:pPr>
+      <w:r>
+        <w:rPr>
+          <w:lang w:val="pt_PT" w:bidi="pt_PT"/>
+        </w:rPr>
+      </w:r>
+      <w:r>
+        <w:rPr>
+          <w:lang w:val="pt_PT" w:bidi="pt_PT"/>
+        </w:rPr>
+        <w:t>Lucas 19.47–48</w:t>
+      </w:r>
     </w:p>
     <w:p>
       <w:pPr>
@@ -10430,90 +9680,66 @@
           <w:lang w:val="pt_PT" w:bidi="pt_PT"/>
         </w:rPr>
       </w:r>
-      <w:hyperlink r:id="rId138">
-        <w:r>
-          <w:rPr>
-            <w:lang w:val="pt_PT" w:bidi="pt_PT"/>
-          </w:rPr>
-          <w:rPr>
-            <w:color w:val="0000EE"/>
-            <w:u w:val="single"/>
-          </w:rPr>
-          <w:t>1 Crônicas 9.17–19</w:t>
-        </w:r>
-      </w:hyperlink>
-    </w:p>
-    <w:p>
-      <w:pPr>
-        <w:pStyle w:val="ListBullet"/>
-        <w:spacing w:line="240" w:lineRule="auto"/>
-        <w:ind w:left="720"/>
-      </w:pPr>
-      <w:r>
-        <w:rPr>
-          <w:lang w:val="pt_PT" w:bidi="pt_PT"/>
-        </w:rPr>
-      </w:r>
-      <w:hyperlink r:id="rId139">
-        <w:r>
-          <w:rPr>
-            <w:lang w:val="pt_PT" w:bidi="pt_PT"/>
-          </w:rPr>
-          <w:rPr>
-            <w:color w:val="0000EE"/>
-            <w:u w:val="single"/>
-          </w:rPr>
-          <w:t>Ezequiel 9.3</w:t>
-        </w:r>
-      </w:hyperlink>
-    </w:p>
-    <w:p>
-      <w:pPr>
-        <w:pStyle w:val="ListBullet"/>
-        <w:spacing w:line="240" w:lineRule="auto"/>
-        <w:ind w:left="720"/>
-      </w:pPr>
-      <w:r>
-        <w:rPr>
-          <w:lang w:val="pt_PT" w:bidi="pt_PT"/>
-        </w:rPr>
-      </w:r>
-      <w:hyperlink r:id="rId140">
-        <w:r>
-          <w:rPr>
-            <w:lang w:val="pt_PT" w:bidi="pt_PT"/>
-          </w:rPr>
-          <w:rPr>
-            <w:color w:val="0000EE"/>
-            <w:u w:val="single"/>
-          </w:rPr>
-          <w:t>Isaías 6.4</w:t>
-        </w:r>
-      </w:hyperlink>
-    </w:p>
-    <w:p>
-      <w:pPr>
-        <w:pStyle w:val="ListBullet"/>
-        <w:spacing w:line="240" w:lineRule="auto"/>
-        <w:ind w:left="720"/>
-      </w:pPr>
-      <w:r>
-        <w:rPr>
-          <w:lang w:val="pt_PT" w:bidi="pt_PT"/>
-        </w:rPr>
-      </w:r>
-      <w:hyperlink r:id="rId141">
-        <w:r>
-          <w:rPr>
-            <w:lang w:val="pt_PT" w:bidi="pt_PT"/>
-          </w:rPr>
-          <w:rPr>
-            <w:color w:val="0000EE"/>
-            <w:u w:val="single"/>
-          </w:rPr>
-          <w:t>Provérbios 17.19</w:t>
-        </w:r>
-      </w:hyperlink>
+      <w:r>
+        <w:rPr>
+          <w:lang w:val="pt_PT" w:bidi="pt_PT"/>
+        </w:rPr>
+        <w:t>1 Crônicas 9.17–19</w:t>
+      </w:r>
+    </w:p>
+    <w:p>
+      <w:pPr>
+        <w:pStyle w:val="ListBullet"/>
+        <w:spacing w:line="240" w:lineRule="auto"/>
+        <w:ind w:left="720"/>
+      </w:pPr>
+      <w:r>
+        <w:rPr>
+          <w:lang w:val="pt_PT" w:bidi="pt_PT"/>
+        </w:rPr>
+      </w:r>
+      <w:r>
+        <w:rPr>
+          <w:lang w:val="pt_PT" w:bidi="pt_PT"/>
+        </w:rPr>
+        <w:t>Ezequiel 9.3</w:t>
+      </w:r>
+    </w:p>
+    <w:p>
+      <w:pPr>
+        <w:pStyle w:val="ListBullet"/>
+        <w:spacing w:line="240" w:lineRule="auto"/>
+        <w:ind w:left="720"/>
+      </w:pPr>
+      <w:r>
+        <w:rPr>
+          <w:lang w:val="pt_PT" w:bidi="pt_PT"/>
+        </w:rPr>
+      </w:r>
+      <w:r>
+        <w:rPr>
+          <w:lang w:val="pt_PT" w:bidi="pt_PT"/>
+        </w:rPr>
+        <w:t>Isaías 6.4</w:t>
+      </w:r>
+    </w:p>
+    <w:p>
+      <w:pPr>
+        <w:pStyle w:val="ListBullet"/>
+        <w:spacing w:line="240" w:lineRule="auto"/>
+        <w:ind w:left="720"/>
+      </w:pPr>
+      <w:r>
+        <w:rPr>
+          <w:lang w:val="pt_PT" w:bidi="pt_PT"/>
+        </w:rPr>
+      </w:r>
+      <w:r>
+        <w:rPr>
+          <w:lang w:val="pt_PT" w:bidi="pt_PT"/>
+        </w:rPr>
+        <w:t>Provérbios 17.19</w:t>
+      </w:r>
     </w:p>
     <w:p>
       <w:pPr>
@@ -11018,306 +10244,228 @@
           <w:lang w:val="pt_PT" w:bidi="pt_PT"/>
         </w:rPr>
       </w:r>
-      <w:hyperlink r:id="rId142">
-        <w:r>
-          <w:rPr>
-            <w:lang w:val="pt_PT" w:bidi="pt_PT"/>
-          </w:rPr>
-          <w:rPr>
-            <w:color w:val="0000EE"/>
-            <w:u w:val="single"/>
-          </w:rPr>
-          <w:t>Gênesis 7.2</w:t>
-        </w:r>
-      </w:hyperlink>
-    </w:p>
-    <w:p>
-      <w:pPr>
-        <w:pStyle w:val="ListBullet"/>
-        <w:spacing w:line="240" w:lineRule="auto"/>
-        <w:ind w:left="720"/>
-      </w:pPr>
-      <w:r>
-        <w:rPr>
-          <w:lang w:val="pt_PT" w:bidi="pt_PT"/>
-        </w:rPr>
-      </w:r>
-      <w:hyperlink r:id="rId143">
-        <w:r>
-          <w:rPr>
-            <w:lang w:val="pt_PT" w:bidi="pt_PT"/>
-          </w:rPr>
-          <w:rPr>
-            <w:color w:val="0000EE"/>
-            <w:u w:val="single"/>
-          </w:rPr>
-          <w:t>Gênesis 7.8</w:t>
-        </w:r>
-      </w:hyperlink>
-    </w:p>
-    <w:p>
-      <w:pPr>
-        <w:pStyle w:val="ListBullet"/>
-        <w:spacing w:line="240" w:lineRule="auto"/>
-        <w:ind w:left="720"/>
-      </w:pPr>
-      <w:r>
-        <w:rPr>
-          <w:lang w:val="pt_PT" w:bidi="pt_PT"/>
-        </w:rPr>
-      </w:r>
-      <w:hyperlink r:id="rId144">
-        <w:r>
-          <w:rPr>
-            <w:lang w:val="pt_PT" w:bidi="pt_PT"/>
-          </w:rPr>
-          <w:rPr>
-            <w:color w:val="0000EE"/>
-            <w:u w:val="single"/>
-          </w:rPr>
-          <w:t>Deuteronômio 12.15</w:t>
-        </w:r>
-      </w:hyperlink>
-    </w:p>
-    <w:p>
-      <w:pPr>
-        <w:pStyle w:val="ListBullet"/>
-        <w:spacing w:line="240" w:lineRule="auto"/>
-        <w:ind w:left="720"/>
-      </w:pPr>
-      <w:r>
-        <w:rPr>
-          <w:lang w:val="pt_PT" w:bidi="pt_PT"/>
-        </w:rPr>
-      </w:r>
-      <w:hyperlink r:id="rId145">
-        <w:r>
-          <w:rPr>
-            <w:lang w:val="pt_PT" w:bidi="pt_PT"/>
-          </w:rPr>
-          <w:rPr>
-            <w:color w:val="0000EE"/>
-            <w:u w:val="single"/>
-          </w:rPr>
-          <w:t>Salmos 51.7</w:t>
-        </w:r>
-      </w:hyperlink>
-    </w:p>
-    <w:p>
-      <w:pPr>
-        <w:pStyle w:val="ListBullet"/>
-        <w:spacing w:line="240" w:lineRule="auto"/>
-        <w:ind w:left="720"/>
-      </w:pPr>
-      <w:r>
-        <w:rPr>
-          <w:lang w:val="pt_PT" w:bidi="pt_PT"/>
-        </w:rPr>
-      </w:r>
-      <w:hyperlink r:id="rId146">
-        <w:r>
-          <w:rPr>
-            <w:lang w:val="pt_PT" w:bidi="pt_PT"/>
-          </w:rPr>
-          <w:rPr>
-            <w:color w:val="0000EE"/>
-            <w:u w:val="single"/>
-          </w:rPr>
-          <w:t>Provérbios 20.30</w:t>
-        </w:r>
-      </w:hyperlink>
-    </w:p>
-    <w:p>
-      <w:pPr>
-        <w:pStyle w:val="ListBullet"/>
-        <w:spacing w:line="240" w:lineRule="auto"/>
-        <w:ind w:left="720"/>
-      </w:pPr>
-      <w:r>
-        <w:rPr>
-          <w:lang w:val="pt_PT" w:bidi="pt_PT"/>
-        </w:rPr>
-      </w:r>
-      <w:hyperlink r:id="rId147">
-        <w:r>
-          <w:rPr>
-            <w:lang w:val="pt_PT" w:bidi="pt_PT"/>
-          </w:rPr>
-          <w:rPr>
-            <w:color w:val="0000EE"/>
-            <w:u w:val="single"/>
-          </w:rPr>
-          <w:t>Ezequiel 24.13</w:t>
-        </w:r>
-      </w:hyperlink>
-    </w:p>
-    <w:p>
-      <w:pPr>
-        <w:pStyle w:val="ListBullet"/>
-        <w:spacing w:line="240" w:lineRule="auto"/>
-        <w:ind w:left="720"/>
-      </w:pPr>
-      <w:r>
-        <w:rPr>
-          <w:lang w:val="pt_PT" w:bidi="pt_PT"/>
-        </w:rPr>
-      </w:r>
-      <w:hyperlink r:id="rId148">
-        <w:r>
-          <w:rPr>
-            <w:lang w:val="pt_PT" w:bidi="pt_PT"/>
-          </w:rPr>
-          <w:rPr>
-            <w:color w:val="0000EE"/>
-            <w:u w:val="single"/>
-          </w:rPr>
-          <w:t>Mateus 23.27</w:t>
-        </w:r>
-      </w:hyperlink>
-    </w:p>
-    <w:p>
-      <w:pPr>
-        <w:pStyle w:val="ListBullet"/>
-        <w:spacing w:line="240" w:lineRule="auto"/>
-        <w:ind w:left="720"/>
-      </w:pPr>
-      <w:r>
-        <w:rPr>
-          <w:lang w:val="pt_PT" w:bidi="pt_PT"/>
-        </w:rPr>
-      </w:r>
-      <w:hyperlink r:id="rId87">
-        <w:r>
-          <w:rPr>
-            <w:lang w:val="pt_PT" w:bidi="pt_PT"/>
-          </w:rPr>
-          <w:rPr>
-            <w:color w:val="0000EE"/>
-            <w:u w:val="single"/>
-          </w:rPr>
-          <w:t>Lucas 5.13</w:t>
-        </w:r>
-      </w:hyperlink>
-    </w:p>
-    <w:p>
-      <w:pPr>
-        <w:pStyle w:val="ListBullet"/>
-        <w:spacing w:line="240" w:lineRule="auto"/>
-        <w:ind w:left="720"/>
-      </w:pPr>
-      <w:r>
-        <w:rPr>
-          <w:lang w:val="pt_PT" w:bidi="pt_PT"/>
-        </w:rPr>
-      </w:r>
-      <w:hyperlink r:id="rId149">
-        <w:r>
-          <w:rPr>
-            <w:lang w:val="pt_PT" w:bidi="pt_PT"/>
-          </w:rPr>
-          <w:rPr>
-            <w:color w:val="0000EE"/>
-            <w:u w:val="single"/>
-          </w:rPr>
-          <w:t>Atos 8.7</w:t>
-        </w:r>
-      </w:hyperlink>
-    </w:p>
-    <w:p>
-      <w:pPr>
-        <w:pStyle w:val="ListBullet"/>
-        <w:spacing w:line="240" w:lineRule="auto"/>
-        <w:ind w:left="720"/>
-      </w:pPr>
-      <w:r>
-        <w:rPr>
-          <w:lang w:val="pt_PT" w:bidi="pt_PT"/>
-        </w:rPr>
-      </w:r>
-      <w:hyperlink r:id="rId150">
-        <w:r>
-          <w:rPr>
-            <w:lang w:val="pt_PT" w:bidi="pt_PT"/>
-          </w:rPr>
-          <w:rPr>
-            <w:color w:val="0000EE"/>
-            <w:u w:val="single"/>
-          </w:rPr>
-          <w:t>Atos 10.27–29</w:t>
-        </w:r>
-      </w:hyperlink>
-    </w:p>
-    <w:p>
-      <w:pPr>
-        <w:pStyle w:val="ListBullet"/>
-        <w:spacing w:line="240" w:lineRule="auto"/>
-        <w:ind w:left="720"/>
-      </w:pPr>
-      <w:r>
-        <w:rPr>
-          <w:lang w:val="pt_PT" w:bidi="pt_PT"/>
-        </w:rPr>
-      </w:r>
-      <w:hyperlink r:id="rId151">
-        <w:r>
-          <w:rPr>
-            <w:lang w:val="pt_PT" w:bidi="pt_PT"/>
-          </w:rPr>
-          <w:rPr>
-            <w:color w:val="0000EE"/>
-            <w:u w:val="single"/>
-          </w:rPr>
-          <w:t>Colossenses 3.5</w:t>
-        </w:r>
-      </w:hyperlink>
-    </w:p>
-    <w:p>
-      <w:pPr>
-        <w:pStyle w:val="ListBullet"/>
-        <w:spacing w:line="240" w:lineRule="auto"/>
-        <w:ind w:left="720"/>
-      </w:pPr>
-      <w:r>
-        <w:rPr>
-          <w:lang w:val="pt_PT" w:bidi="pt_PT"/>
-        </w:rPr>
-      </w:r>
-      <w:hyperlink r:id="rId152">
-        <w:r>
-          <w:rPr>
-            <w:lang w:val="pt_PT" w:bidi="pt_PT"/>
-          </w:rPr>
-          <w:rPr>
-            <w:color w:val="0000EE"/>
-            <w:u w:val="single"/>
-          </w:rPr>
-          <w:t>1 Tessalonicenses 4.7</w:t>
-        </w:r>
-      </w:hyperlink>
-    </w:p>
-    <w:p>
-      <w:pPr>
-        <w:pStyle w:val="ListBullet"/>
-        <w:spacing w:line="240" w:lineRule="auto"/>
-        <w:ind w:left="720"/>
-      </w:pPr>
-      <w:r>
-        <w:rPr>
-          <w:lang w:val="pt_PT" w:bidi="pt_PT"/>
-        </w:rPr>
-      </w:r>
-      <w:hyperlink r:id="rId153">
-        <w:r>
-          <w:rPr>
-            <w:lang w:val="pt_PT" w:bidi="pt_PT"/>
-          </w:rPr>
-          <w:rPr>
-            <w:color w:val="0000EE"/>
-            <w:u w:val="single"/>
-          </w:rPr>
-          <w:t>Tiago 4.8</w:t>
-        </w:r>
-      </w:hyperlink>
+      <w:r>
+        <w:rPr>
+          <w:lang w:val="pt_PT" w:bidi="pt_PT"/>
+        </w:rPr>
+        <w:t>Gênesis 7.2</w:t>
+      </w:r>
+    </w:p>
+    <w:p>
+      <w:pPr>
+        <w:pStyle w:val="ListBullet"/>
+        <w:spacing w:line="240" w:lineRule="auto"/>
+        <w:ind w:left="720"/>
+      </w:pPr>
+      <w:r>
+        <w:rPr>
+          <w:lang w:val="pt_PT" w:bidi="pt_PT"/>
+        </w:rPr>
+      </w:r>
+      <w:r>
+        <w:rPr>
+          <w:lang w:val="pt_PT" w:bidi="pt_PT"/>
+        </w:rPr>
+        <w:t>Gênesis 7.8</w:t>
+      </w:r>
+    </w:p>
+    <w:p>
+      <w:pPr>
+        <w:pStyle w:val="ListBullet"/>
+        <w:spacing w:line="240" w:lineRule="auto"/>
+        <w:ind w:left="720"/>
+      </w:pPr>
+      <w:r>
+        <w:rPr>
+          <w:lang w:val="pt_PT" w:bidi="pt_PT"/>
+        </w:rPr>
+      </w:r>
+      <w:r>
+        <w:rPr>
+          <w:lang w:val="pt_PT" w:bidi="pt_PT"/>
+        </w:rPr>
+        <w:t>Deuteronômio 12.15</w:t>
+      </w:r>
+    </w:p>
+    <w:p>
+      <w:pPr>
+        <w:pStyle w:val="ListBullet"/>
+        <w:spacing w:line="240" w:lineRule="auto"/>
+        <w:ind w:left="720"/>
+      </w:pPr>
+      <w:r>
+        <w:rPr>
+          <w:lang w:val="pt_PT" w:bidi="pt_PT"/>
+        </w:rPr>
+      </w:r>
+      <w:r>
+        <w:rPr>
+          <w:lang w:val="pt_PT" w:bidi="pt_PT"/>
+        </w:rPr>
+        <w:t>Salmos 51.7</w:t>
+      </w:r>
+    </w:p>
+    <w:p>
+      <w:pPr>
+        <w:pStyle w:val="ListBullet"/>
+        <w:spacing w:line="240" w:lineRule="auto"/>
+        <w:ind w:left="720"/>
+      </w:pPr>
+      <w:r>
+        <w:rPr>
+          <w:lang w:val="pt_PT" w:bidi="pt_PT"/>
+        </w:rPr>
+      </w:r>
+      <w:r>
+        <w:rPr>
+          <w:lang w:val="pt_PT" w:bidi="pt_PT"/>
+        </w:rPr>
+        <w:t>Provérbios 20.30</w:t>
+      </w:r>
+    </w:p>
+    <w:p>
+      <w:pPr>
+        <w:pStyle w:val="ListBullet"/>
+        <w:spacing w:line="240" w:lineRule="auto"/>
+        <w:ind w:left="720"/>
+      </w:pPr>
+      <w:r>
+        <w:rPr>
+          <w:lang w:val="pt_PT" w:bidi="pt_PT"/>
+        </w:rPr>
+      </w:r>
+      <w:r>
+        <w:rPr>
+          <w:lang w:val="pt_PT" w:bidi="pt_PT"/>
+        </w:rPr>
+        <w:t>Ezequiel 24.13</w:t>
+      </w:r>
+    </w:p>
+    <w:p>
+      <w:pPr>
+        <w:pStyle w:val="ListBullet"/>
+        <w:spacing w:line="240" w:lineRule="auto"/>
+        <w:ind w:left="720"/>
+      </w:pPr>
+      <w:r>
+        <w:rPr>
+          <w:lang w:val="pt_PT" w:bidi="pt_PT"/>
+        </w:rPr>
+      </w:r>
+      <w:r>
+        <w:rPr>
+          <w:lang w:val="pt_PT" w:bidi="pt_PT"/>
+        </w:rPr>
+        <w:t>Mateus 23.27</w:t>
+      </w:r>
+    </w:p>
+    <w:p>
+      <w:pPr>
+        <w:pStyle w:val="ListBullet"/>
+        <w:spacing w:line="240" w:lineRule="auto"/>
+        <w:ind w:left="720"/>
+      </w:pPr>
+      <w:r>
+        <w:rPr>
+          <w:lang w:val="pt_PT" w:bidi="pt_PT"/>
+        </w:rPr>
+      </w:r>
+      <w:r>
+        <w:rPr>
+          <w:lang w:val="pt_PT" w:bidi="pt_PT"/>
+        </w:rPr>
+        <w:t>Lucas 5.13</w:t>
+      </w:r>
+    </w:p>
+    <w:p>
+      <w:pPr>
+        <w:pStyle w:val="ListBullet"/>
+        <w:spacing w:line="240" w:lineRule="auto"/>
+        <w:ind w:left="720"/>
+      </w:pPr>
+      <w:r>
+        <w:rPr>
+          <w:lang w:val="pt_PT" w:bidi="pt_PT"/>
+        </w:rPr>
+      </w:r>
+      <w:r>
+        <w:rPr>
+          <w:lang w:val="pt_PT" w:bidi="pt_PT"/>
+        </w:rPr>
+        <w:t>Atos 8.7</w:t>
+      </w:r>
+    </w:p>
+    <w:p>
+      <w:pPr>
+        <w:pStyle w:val="ListBullet"/>
+        <w:spacing w:line="240" w:lineRule="auto"/>
+        <w:ind w:left="720"/>
+      </w:pPr>
+      <w:r>
+        <w:rPr>
+          <w:lang w:val="pt_PT" w:bidi="pt_PT"/>
+        </w:rPr>
+      </w:r>
+      <w:r>
+        <w:rPr>
+          <w:lang w:val="pt_PT" w:bidi="pt_PT"/>
+        </w:rPr>
+        <w:t>Atos 10.27–29</w:t>
+      </w:r>
+    </w:p>
+    <w:p>
+      <w:pPr>
+        <w:pStyle w:val="ListBullet"/>
+        <w:spacing w:line="240" w:lineRule="auto"/>
+        <w:ind w:left="720"/>
+      </w:pPr>
+      <w:r>
+        <w:rPr>
+          <w:lang w:val="pt_PT" w:bidi="pt_PT"/>
+        </w:rPr>
+      </w:r>
+      <w:r>
+        <w:rPr>
+          <w:lang w:val="pt_PT" w:bidi="pt_PT"/>
+        </w:rPr>
+        <w:t>Colossenses 3.5</w:t>
+      </w:r>
+    </w:p>
+    <w:p>
+      <w:pPr>
+        <w:pStyle w:val="ListBullet"/>
+        <w:spacing w:line="240" w:lineRule="auto"/>
+        <w:ind w:left="720"/>
+      </w:pPr>
+      <w:r>
+        <w:rPr>
+          <w:lang w:val="pt_PT" w:bidi="pt_PT"/>
+        </w:rPr>
+      </w:r>
+      <w:r>
+        <w:rPr>
+          <w:lang w:val="pt_PT" w:bidi="pt_PT"/>
+        </w:rPr>
+        <w:t>1 Tessalonicenses 4.7</w:t>
+      </w:r>
+    </w:p>
+    <w:p>
+      <w:pPr>
+        <w:pStyle w:val="ListBullet"/>
+        <w:spacing w:line="240" w:lineRule="auto"/>
+        <w:ind w:left="720"/>
+      </w:pPr>
+      <w:r>
+        <w:rPr>
+          <w:lang w:val="pt_PT" w:bidi="pt_PT"/>
+        </w:rPr>
+      </w:r>
+      <w:r>
+        <w:rPr>
+          <w:lang w:val="pt_PT" w:bidi="pt_PT"/>
+        </w:rPr>
+        <w:t>Tiago 4.8</w:t>
+      </w:r>
     </w:p>
     <w:p>
       <w:pPr>
@@ -11688,138 +10836,102 @@
           <w:lang w:val="pt_PT" w:bidi="pt_PT"/>
         </w:rPr>
       </w:r>
-      <w:hyperlink r:id="rId154">
-        <w:r>
-          <w:rPr>
-            <w:lang w:val="pt_PT" w:bidi="pt_PT"/>
-          </w:rPr>
-          <w:rPr>
-            <w:color w:val="0000EE"/>
-            <w:u w:val="single"/>
-          </w:rPr>
-          <w:t>1 Coríntios 12.10</w:t>
-        </w:r>
-      </w:hyperlink>
-    </w:p>
-    <w:p>
-      <w:pPr>
-        <w:pStyle w:val="ListBullet"/>
-        <w:spacing w:line="240" w:lineRule="auto"/>
-        <w:ind w:left="720"/>
-      </w:pPr>
-      <w:r>
-        <w:rPr>
-          <w:lang w:val="pt_PT" w:bidi="pt_PT"/>
-        </w:rPr>
-      </w:r>
-      <w:hyperlink r:id="rId155">
-        <w:r>
-          <w:rPr>
-            <w:lang w:val="pt_PT" w:bidi="pt_PT"/>
-          </w:rPr>
-          <w:rPr>
-            <w:color w:val="0000EE"/>
-            <w:u w:val="single"/>
-          </w:rPr>
-          <w:t>1 João 3.18</w:t>
-        </w:r>
-      </w:hyperlink>
-    </w:p>
-    <w:p>
-      <w:pPr>
-        <w:pStyle w:val="ListBullet"/>
-        <w:spacing w:line="240" w:lineRule="auto"/>
-        <w:ind w:left="720"/>
-      </w:pPr>
-      <w:r>
-        <w:rPr>
-          <w:lang w:val="pt_PT" w:bidi="pt_PT"/>
-        </w:rPr>
-      </w:r>
-      <w:hyperlink r:id="rId156">
-        <w:r>
-          <w:rPr>
-            <w:lang w:val="pt_PT" w:bidi="pt_PT"/>
-          </w:rPr>
-          <w:rPr>
-            <w:color w:val="0000EE"/>
-            <w:u w:val="single"/>
-          </w:rPr>
-          <w:t>2 Samuel 23.2</w:t>
-        </w:r>
-      </w:hyperlink>
-    </w:p>
-    <w:p>
-      <w:pPr>
-        <w:pStyle w:val="ListBullet"/>
-        <w:spacing w:line="240" w:lineRule="auto"/>
-        <w:ind w:left="720"/>
-      </w:pPr>
-      <w:r>
-        <w:rPr>
-          <w:lang w:val="pt_PT" w:bidi="pt_PT"/>
-        </w:rPr>
-      </w:r>
-      <w:hyperlink r:id="rId157">
-        <w:r>
-          <w:rPr>
-            <w:lang w:val="pt_PT" w:bidi="pt_PT"/>
-          </w:rPr>
-          <w:rPr>
-            <w:color w:val="0000EE"/>
-            <w:u w:val="single"/>
-          </w:rPr>
-          <w:t>Atos 2.26</w:t>
-        </w:r>
-      </w:hyperlink>
-    </w:p>
-    <w:p>
-      <w:pPr>
-        <w:pStyle w:val="ListBullet"/>
-        <w:spacing w:line="240" w:lineRule="auto"/>
-        <w:ind w:left="720"/>
-      </w:pPr>
-      <w:r>
-        <w:rPr>
-          <w:lang w:val="pt_PT" w:bidi="pt_PT"/>
-        </w:rPr>
-      </w:r>
-      <w:hyperlink r:id="rId158">
-        <w:r>
-          <w:rPr>
-            <w:lang w:val="pt_PT" w:bidi="pt_PT"/>
-          </w:rPr>
-          <w:rPr>
-            <w:color w:val="0000EE"/>
-            <w:u w:val="single"/>
-          </w:rPr>
-          <w:t>Ezequiel 36.3</w:t>
-        </w:r>
-      </w:hyperlink>
-    </w:p>
-    <w:p>
-      <w:pPr>
-        <w:pStyle w:val="ListBullet"/>
-        <w:spacing w:line="240" w:lineRule="auto"/>
-        <w:ind w:left="720"/>
-      </w:pPr>
-      <w:r>
-        <w:rPr>
-          <w:lang w:val="pt_PT" w:bidi="pt_PT"/>
-        </w:rPr>
-      </w:r>
-      <w:hyperlink r:id="rId159">
-        <w:r>
-          <w:rPr>
-            <w:lang w:val="pt_PT" w:bidi="pt_PT"/>
-          </w:rPr>
-          <w:rPr>
-            <w:color w:val="0000EE"/>
-            <w:u w:val="single"/>
-          </w:rPr>
-          <w:t>Filipenses 2.11</w:t>
-        </w:r>
-      </w:hyperlink>
+      <w:r>
+        <w:rPr>
+          <w:lang w:val="pt_PT" w:bidi="pt_PT"/>
+        </w:rPr>
+        <w:t>1 Coríntios 12.10</w:t>
+      </w:r>
+    </w:p>
+    <w:p>
+      <w:pPr>
+        <w:pStyle w:val="ListBullet"/>
+        <w:spacing w:line="240" w:lineRule="auto"/>
+        <w:ind w:left="720"/>
+      </w:pPr>
+      <w:r>
+        <w:rPr>
+          <w:lang w:val="pt_PT" w:bidi="pt_PT"/>
+        </w:rPr>
+      </w:r>
+      <w:r>
+        <w:rPr>
+          <w:lang w:val="pt_PT" w:bidi="pt_PT"/>
+        </w:rPr>
+        <w:t>1 João 3.18</w:t>
+      </w:r>
+    </w:p>
+    <w:p>
+      <w:pPr>
+        <w:pStyle w:val="ListBullet"/>
+        <w:spacing w:line="240" w:lineRule="auto"/>
+        <w:ind w:left="720"/>
+      </w:pPr>
+      <w:r>
+        <w:rPr>
+          <w:lang w:val="pt_PT" w:bidi="pt_PT"/>
+        </w:rPr>
+      </w:r>
+      <w:r>
+        <w:rPr>
+          <w:lang w:val="pt_PT" w:bidi="pt_PT"/>
+        </w:rPr>
+        <w:t>2 Samuel 23.2</w:t>
+      </w:r>
+    </w:p>
+    <w:p>
+      <w:pPr>
+        <w:pStyle w:val="ListBullet"/>
+        <w:spacing w:line="240" w:lineRule="auto"/>
+        <w:ind w:left="720"/>
+      </w:pPr>
+      <w:r>
+        <w:rPr>
+          <w:lang w:val="pt_PT" w:bidi="pt_PT"/>
+        </w:rPr>
+      </w:r>
+      <w:r>
+        <w:rPr>
+          <w:lang w:val="pt_PT" w:bidi="pt_PT"/>
+        </w:rPr>
+        <w:t>Atos 2.26</w:t>
+      </w:r>
+    </w:p>
+    <w:p>
+      <w:pPr>
+        <w:pStyle w:val="ListBullet"/>
+        <w:spacing w:line="240" w:lineRule="auto"/>
+        <w:ind w:left="720"/>
+      </w:pPr>
+      <w:r>
+        <w:rPr>
+          <w:lang w:val="pt_PT" w:bidi="pt_PT"/>
+        </w:rPr>
+      </w:r>
+      <w:r>
+        <w:rPr>
+          <w:lang w:val="pt_PT" w:bidi="pt_PT"/>
+        </w:rPr>
+        <w:t>Ezequiel 36.3</w:t>
+      </w:r>
+    </w:p>
+    <w:p>
+      <w:pPr>
+        <w:pStyle w:val="ListBullet"/>
+        <w:spacing w:line="240" w:lineRule="auto"/>
+        <w:ind w:left="720"/>
+      </w:pPr>
+      <w:r>
+        <w:rPr>
+          <w:lang w:val="pt_PT" w:bidi="pt_PT"/>
+        </w:rPr>
+      </w:r>
+      <w:r>
+        <w:rPr>
+          <w:lang w:val="pt_PT" w:bidi="pt_PT"/>
+        </w:rPr>
+        <w:t>Filipenses 2.11</w:t>
+      </w:r>
     </w:p>
     <w:p>
       <w:pPr>
@@ -12049,90 +11161,66 @@
           <w:lang w:val="pt_PT" w:bidi="pt_PT"/>
         </w:rPr>
       </w:r>
-      <w:hyperlink r:id="rId160">
-        <w:r>
-          <w:rPr>
-            <w:lang w:val="pt_PT" w:bidi="pt_PT"/>
-          </w:rPr>
-          <w:rPr>
-            <w:color w:val="0000EE"/>
-            <w:u w:val="single"/>
-          </w:rPr>
-          <w:t>2 Timóteo 3.10–13</w:t>
-        </w:r>
-      </w:hyperlink>
-    </w:p>
-    <w:p>
-      <w:pPr>
-        <w:pStyle w:val="ListBullet"/>
-        <w:spacing w:line="240" w:lineRule="auto"/>
-        <w:ind w:left="720"/>
-      </w:pPr>
-      <w:r>
-        <w:rPr>
-          <w:lang w:val="pt_PT" w:bidi="pt_PT"/>
-        </w:rPr>
-      </w:r>
-      <w:hyperlink r:id="rId161">
-        <w:r>
-          <w:rPr>
-            <w:lang w:val="pt_PT" w:bidi="pt_PT"/>
-          </w:rPr>
-          <w:rPr>
-            <w:color w:val="0000EE"/>
-            <w:u w:val="single"/>
-          </w:rPr>
-          <w:t>Atos 14.6</w:t>
-        </w:r>
-      </w:hyperlink>
-    </w:p>
-    <w:p>
-      <w:pPr>
-        <w:pStyle w:val="ListBullet"/>
-        <w:spacing w:line="240" w:lineRule="auto"/>
-        <w:ind w:left="720"/>
-      </w:pPr>
-      <w:r>
-        <w:rPr>
-          <w:lang w:val="pt_PT" w:bidi="pt_PT"/>
-        </w:rPr>
-      </w:r>
-      <w:hyperlink r:id="rId162">
-        <w:r>
-          <w:rPr>
-            <w:lang w:val="pt_PT" w:bidi="pt_PT"/>
-          </w:rPr>
-          <w:rPr>
-            <w:color w:val="0000EE"/>
-            <w:u w:val="single"/>
-          </w:rPr>
-          <w:t>Atos 14.8</w:t>
-        </w:r>
-      </w:hyperlink>
-    </w:p>
-    <w:p>
-      <w:pPr>
-        <w:pStyle w:val="ListBullet"/>
-        <w:spacing w:line="240" w:lineRule="auto"/>
-        <w:ind w:left="720"/>
-      </w:pPr>
-      <w:r>
-        <w:rPr>
-          <w:lang w:val="pt_PT" w:bidi="pt_PT"/>
-        </w:rPr>
-      </w:r>
-      <w:hyperlink r:id="rId163">
-        <w:r>
-          <w:rPr>
-            <w:lang w:val="pt_PT" w:bidi="pt_PT"/>
-          </w:rPr>
-          <w:rPr>
-            <w:color w:val="0000EE"/>
-            <w:u w:val="single"/>
-          </w:rPr>
-          <w:t>Atos 14.21–22</w:t>
-        </w:r>
-      </w:hyperlink>
+      <w:r>
+        <w:rPr>
+          <w:lang w:val="pt_PT" w:bidi="pt_PT"/>
+        </w:rPr>
+        <w:t>2 Timóteo 3.10–13</w:t>
+      </w:r>
+    </w:p>
+    <w:p>
+      <w:pPr>
+        <w:pStyle w:val="ListBullet"/>
+        <w:spacing w:line="240" w:lineRule="auto"/>
+        <w:ind w:left="720"/>
+      </w:pPr>
+      <w:r>
+        <w:rPr>
+          <w:lang w:val="pt_PT" w:bidi="pt_PT"/>
+        </w:rPr>
+      </w:r>
+      <w:r>
+        <w:rPr>
+          <w:lang w:val="pt_PT" w:bidi="pt_PT"/>
+        </w:rPr>
+        <w:t>Atos 14.6</w:t>
+      </w:r>
+    </w:p>
+    <w:p>
+      <w:pPr>
+        <w:pStyle w:val="ListBullet"/>
+        <w:spacing w:line="240" w:lineRule="auto"/>
+        <w:ind w:left="720"/>
+      </w:pPr>
+      <w:r>
+        <w:rPr>
+          <w:lang w:val="pt_PT" w:bidi="pt_PT"/>
+        </w:rPr>
+      </w:r>
+      <w:r>
+        <w:rPr>
+          <w:lang w:val="pt_PT" w:bidi="pt_PT"/>
+        </w:rPr>
+        <w:t>Atos 14.8</w:t>
+      </w:r>
+    </w:p>
+    <w:p>
+      <w:pPr>
+        <w:pStyle w:val="ListBullet"/>
+        <w:spacing w:line="240" w:lineRule="auto"/>
+        <w:ind w:left="720"/>
+      </w:pPr>
+      <w:r>
+        <w:rPr>
+          <w:lang w:val="pt_PT" w:bidi="pt_PT"/>
+        </w:rPr>
+      </w:r>
+      <w:r>
+        <w:rPr>
+          <w:lang w:val="pt_PT" w:bidi="pt_PT"/>
+        </w:rPr>
+        <w:t>Atos 14.21–22</w:t>
+      </w:r>
     </w:p>
     <w:p>
       <w:pPr>
@@ -12431,114 +11519,84 @@
           <w:lang w:val="pt_PT" w:bidi="pt_PT"/>
         </w:rPr>
       </w:r>
-      <w:hyperlink r:id="rId164">
-        <w:r>
-          <w:rPr>
-            <w:lang w:val="pt_PT" w:bidi="pt_PT"/>
-          </w:rPr>
-          <w:rPr>
-            <w:color w:val="0000EE"/>
-            <w:u w:val="single"/>
-          </w:rPr>
-          <w:t>Gálatas 4.26</w:t>
-        </w:r>
-      </w:hyperlink>
-    </w:p>
-    <w:p>
-      <w:pPr>
-        <w:pStyle w:val="ListBullet"/>
-        <w:spacing w:line="240" w:lineRule="auto"/>
-        <w:ind w:left="720"/>
-      </w:pPr>
-      <w:r>
-        <w:rPr>
-          <w:lang w:val="pt_PT" w:bidi="pt_PT"/>
-        </w:rPr>
-      </w:r>
-      <w:hyperlink r:id="rId165">
-        <w:r>
-          <w:rPr>
-            <w:lang w:val="pt_PT" w:bidi="pt_PT"/>
-          </w:rPr>
-          <w:rPr>
-            <w:color w:val="0000EE"/>
-            <w:u w:val="single"/>
-          </w:rPr>
-          <w:t>Gálatas 5.1</w:t>
-        </w:r>
-      </w:hyperlink>
-    </w:p>
-    <w:p>
-      <w:pPr>
-        <w:pStyle w:val="ListBullet"/>
-        <w:spacing w:line="240" w:lineRule="auto"/>
-        <w:ind w:left="720"/>
-      </w:pPr>
-      <w:r>
-        <w:rPr>
-          <w:lang w:val="pt_PT" w:bidi="pt_PT"/>
-        </w:rPr>
-      </w:r>
-      <w:hyperlink r:id="rId166">
-        <w:r>
-          <w:rPr>
-            <w:lang w:val="pt_PT" w:bidi="pt_PT"/>
-          </w:rPr>
-          <w:rPr>
-            <w:color w:val="0000EE"/>
-            <w:u w:val="single"/>
-          </w:rPr>
-          <w:t>Isaías 61.1</w:t>
-        </w:r>
-      </w:hyperlink>
-    </w:p>
-    <w:p>
-      <w:pPr>
-        <w:pStyle w:val="ListBullet"/>
-        <w:spacing w:line="240" w:lineRule="auto"/>
-        <w:ind w:left="720"/>
-      </w:pPr>
-      <w:r>
-        <w:rPr>
-          <w:lang w:val="pt_PT" w:bidi="pt_PT"/>
-        </w:rPr>
-      </w:r>
-      <w:hyperlink r:id="rId167">
-        <w:r>
-          <w:rPr>
-            <w:lang w:val="pt_PT" w:bidi="pt_PT"/>
-          </w:rPr>
-          <w:rPr>
-            <w:color w:val="0000EE"/>
-            <w:u w:val="single"/>
-          </w:rPr>
-          <w:t>Levítico 25.10</w:t>
-        </w:r>
-      </w:hyperlink>
-    </w:p>
-    <w:p>
-      <w:pPr>
-        <w:pStyle w:val="ListBullet"/>
-        <w:spacing w:line="240" w:lineRule="auto"/>
-        <w:ind w:left="720"/>
-      </w:pPr>
-      <w:r>
-        <w:rPr>
-          <w:lang w:val="pt_PT" w:bidi="pt_PT"/>
-        </w:rPr>
-      </w:r>
-      <w:hyperlink r:id="rId168">
-        <w:r>
-          <w:rPr>
-            <w:lang w:val="pt_PT" w:bidi="pt_PT"/>
-          </w:rPr>
-          <w:rPr>
-            <w:color w:val="0000EE"/>
-            <w:u w:val="single"/>
-          </w:rPr>
-          <w:t>Romanos 6.18</w:t>
-        </w:r>
-      </w:hyperlink>
+      <w:r>
+        <w:rPr>
+          <w:lang w:val="pt_PT" w:bidi="pt_PT"/>
+        </w:rPr>
+        <w:t>Gálatas 4.26</w:t>
+      </w:r>
+    </w:p>
+    <w:p>
+      <w:pPr>
+        <w:pStyle w:val="ListBullet"/>
+        <w:spacing w:line="240" w:lineRule="auto"/>
+        <w:ind w:left="720"/>
+      </w:pPr>
+      <w:r>
+        <w:rPr>
+          <w:lang w:val="pt_PT" w:bidi="pt_PT"/>
+        </w:rPr>
+      </w:r>
+      <w:r>
+        <w:rPr>
+          <w:lang w:val="pt_PT" w:bidi="pt_PT"/>
+        </w:rPr>
+        <w:t>Gálatas 5.1</w:t>
+      </w:r>
+    </w:p>
+    <w:p>
+      <w:pPr>
+        <w:pStyle w:val="ListBullet"/>
+        <w:spacing w:line="240" w:lineRule="auto"/>
+        <w:ind w:left="720"/>
+      </w:pPr>
+      <w:r>
+        <w:rPr>
+          <w:lang w:val="pt_PT" w:bidi="pt_PT"/>
+        </w:rPr>
+      </w:r>
+      <w:r>
+        <w:rPr>
+          <w:lang w:val="pt_PT" w:bidi="pt_PT"/>
+        </w:rPr>
+        <w:t>Isaías 61.1</w:t>
+      </w:r>
+    </w:p>
+    <w:p>
+      <w:pPr>
+        <w:pStyle w:val="ListBullet"/>
+        <w:spacing w:line="240" w:lineRule="auto"/>
+        <w:ind w:left="720"/>
+      </w:pPr>
+      <w:r>
+        <w:rPr>
+          <w:lang w:val="pt_PT" w:bidi="pt_PT"/>
+        </w:rPr>
+      </w:r>
+      <w:r>
+        <w:rPr>
+          <w:lang w:val="pt_PT" w:bidi="pt_PT"/>
+        </w:rPr>
+        <w:t>Levítico 25.10</w:t>
+      </w:r>
+    </w:p>
+    <w:p>
+      <w:pPr>
+        <w:pStyle w:val="ListBullet"/>
+        <w:spacing w:line="240" w:lineRule="auto"/>
+        <w:ind w:left="720"/>
+      </w:pPr>
+      <w:r>
+        <w:rPr>
+          <w:lang w:val="pt_PT" w:bidi="pt_PT"/>
+        </w:rPr>
+      </w:r>
+      <w:r>
+        <w:rPr>
+          <w:lang w:val="pt_PT" w:bidi="pt_PT"/>
+        </w:rPr>
+        <w:t>Romanos 6.18</w:t>
+      </w:r>
     </w:p>
     <w:p>
       <w:pPr>
@@ -12760,90 +11818,66 @@
           <w:lang w:val="pt_PT" w:bidi="pt_PT"/>
         </w:rPr>
       </w:r>
-      <w:hyperlink r:id="rId169">
-        <w:r>
-          <w:rPr>
-            <w:lang w:val="pt_PT" w:bidi="pt_PT"/>
-          </w:rPr>
-          <w:rPr>
-            <w:color w:val="0000EE"/>
-            <w:u w:val="single"/>
-          </w:rPr>
-          <w:t>Filipenses 4.3</w:t>
-        </w:r>
-      </w:hyperlink>
-    </w:p>
-    <w:p>
-      <w:pPr>
-        <w:pStyle w:val="ListBullet"/>
-        <w:spacing w:line="240" w:lineRule="auto"/>
-        <w:ind w:left="720"/>
-      </w:pPr>
-      <w:r>
-        <w:rPr>
-          <w:lang w:val="pt_PT" w:bidi="pt_PT"/>
-        </w:rPr>
-      </w:r>
-      <w:hyperlink r:id="rId170">
-        <w:r>
-          <w:rPr>
-            <w:lang w:val="pt_PT" w:bidi="pt_PT"/>
-          </w:rPr>
-          <w:rPr>
-            <w:color w:val="0000EE"/>
-            <w:u w:val="single"/>
-          </w:rPr>
-          <w:t>Salmos 69.28–29</w:t>
-        </w:r>
-      </w:hyperlink>
-    </w:p>
-    <w:p>
-      <w:pPr>
-        <w:pStyle w:val="ListBullet"/>
-        <w:spacing w:line="240" w:lineRule="auto"/>
-        <w:ind w:left="720"/>
-      </w:pPr>
-      <w:r>
-        <w:rPr>
-          <w:lang w:val="pt_PT" w:bidi="pt_PT"/>
-        </w:rPr>
-      </w:r>
-      <w:hyperlink r:id="rId171">
-        <w:r>
-          <w:rPr>
-            <w:lang w:val="pt_PT" w:bidi="pt_PT"/>
-          </w:rPr>
-          <w:rPr>
-            <w:color w:val="0000EE"/>
-            <w:u w:val="single"/>
-          </w:rPr>
-          <w:t>Apocalipse 3.5–6</w:t>
-        </w:r>
-      </w:hyperlink>
-    </w:p>
-    <w:p>
-      <w:pPr>
-        <w:pStyle w:val="ListBullet"/>
-        <w:spacing w:line="240" w:lineRule="auto"/>
-        <w:ind w:left="720"/>
-      </w:pPr>
-      <w:r>
-        <w:rPr>
-          <w:lang w:val="pt_PT" w:bidi="pt_PT"/>
-        </w:rPr>
-      </w:r>
-      <w:hyperlink r:id="rId172">
-        <w:r>
-          <w:rPr>
-            <w:lang w:val="pt_PT" w:bidi="pt_PT"/>
-          </w:rPr>
-          <w:rPr>
-            <w:color w:val="0000EE"/>
-            <w:u w:val="single"/>
-          </w:rPr>
-          <w:t>Apocalipse 20.11–12</w:t>
-        </w:r>
-      </w:hyperlink>
+      <w:r>
+        <w:rPr>
+          <w:lang w:val="pt_PT" w:bidi="pt_PT"/>
+        </w:rPr>
+        <w:t>Filipenses 4.3</w:t>
+      </w:r>
+    </w:p>
+    <w:p>
+      <w:pPr>
+        <w:pStyle w:val="ListBullet"/>
+        <w:spacing w:line="240" w:lineRule="auto"/>
+        <w:ind w:left="720"/>
+      </w:pPr>
+      <w:r>
+        <w:rPr>
+          <w:lang w:val="pt_PT" w:bidi="pt_PT"/>
+        </w:rPr>
+      </w:r>
+      <w:r>
+        <w:rPr>
+          <w:lang w:val="pt_PT" w:bidi="pt_PT"/>
+        </w:rPr>
+        <w:t>Salmos 69.28–29</w:t>
+      </w:r>
+    </w:p>
+    <w:p>
+      <w:pPr>
+        <w:pStyle w:val="ListBullet"/>
+        <w:spacing w:line="240" w:lineRule="auto"/>
+        <w:ind w:left="720"/>
+      </w:pPr>
+      <w:r>
+        <w:rPr>
+          <w:lang w:val="pt_PT" w:bidi="pt_PT"/>
+        </w:rPr>
+      </w:r>
+      <w:r>
+        <w:rPr>
+          <w:lang w:val="pt_PT" w:bidi="pt_PT"/>
+        </w:rPr>
+        <w:t>Apocalipse 3.5–6</w:t>
+      </w:r>
+    </w:p>
+    <w:p>
+      <w:pPr>
+        <w:pStyle w:val="ListBullet"/>
+        <w:spacing w:line="240" w:lineRule="auto"/>
+        <w:ind w:left="720"/>
+      </w:pPr>
+      <w:r>
+        <w:rPr>
+          <w:lang w:val="pt_PT" w:bidi="pt_PT"/>
+        </w:rPr>
+      </w:r>
+      <w:r>
+        <w:rPr>
+          <w:lang w:val="pt_PT" w:bidi="pt_PT"/>
+        </w:rPr>
+        <w:t>Apocalipse 20.11–12</w:t>
+      </w:r>
     </w:p>
     <w:p>
       <w:pPr>
@@ -13133,66 +12167,48 @@
           <w:lang w:val="pt_PT" w:bidi="pt_PT"/>
         </w:rPr>
       </w:r>
-      <w:hyperlink r:id="rId173">
-        <w:r>
-          <w:rPr>
-            <w:lang w:val="pt_PT" w:bidi="pt_PT"/>
-          </w:rPr>
-          <w:rPr>
-            <w:color w:val="0000EE"/>
-            <w:u w:val="single"/>
-          </w:rPr>
-          <w:t>2 Pedro 2.8</w:t>
-        </w:r>
-      </w:hyperlink>
-    </w:p>
-    <w:p>
-      <w:pPr>
-        <w:pStyle w:val="ListBullet"/>
-        <w:spacing w:line="240" w:lineRule="auto"/>
-        <w:ind w:left="720"/>
-      </w:pPr>
-      <w:r>
-        <w:rPr>
-          <w:lang w:val="pt_PT" w:bidi="pt_PT"/>
-        </w:rPr>
-      </w:r>
-      <w:hyperlink r:id="rId174">
-        <w:r>
-          <w:rPr>
-            <w:lang w:val="pt_PT" w:bidi="pt_PT"/>
-          </w:rPr>
-          <w:rPr>
-            <w:color w:val="0000EE"/>
-            <w:u w:val="single"/>
-          </w:rPr>
-          <w:t>Gênesis 11.27–28</w:t>
-        </w:r>
-      </w:hyperlink>
-    </w:p>
-    <w:p>
-      <w:pPr>
-        <w:pStyle w:val="ListBullet"/>
-        <w:spacing w:line="240" w:lineRule="auto"/>
-        <w:ind w:left="720"/>
-      </w:pPr>
-      <w:r>
-        <w:rPr>
-          <w:lang w:val="pt_PT" w:bidi="pt_PT"/>
-        </w:rPr>
-      </w:r>
-      <w:hyperlink r:id="rId175">
-        <w:r>
-          <w:rPr>
-            <w:lang w:val="pt_PT" w:bidi="pt_PT"/>
-          </w:rPr>
-          <w:rPr>
-            <w:color w:val="0000EE"/>
-            <w:u w:val="single"/>
-          </w:rPr>
-          <w:t>Gênesis 12.4–5</w:t>
-        </w:r>
-      </w:hyperlink>
+      <w:r>
+        <w:rPr>
+          <w:lang w:val="pt_PT" w:bidi="pt_PT"/>
+        </w:rPr>
+        <w:t>2 Pedro 2.8</w:t>
+      </w:r>
+    </w:p>
+    <w:p>
+      <w:pPr>
+        <w:pStyle w:val="ListBullet"/>
+        <w:spacing w:line="240" w:lineRule="auto"/>
+        <w:ind w:left="720"/>
+      </w:pPr>
+      <w:r>
+        <w:rPr>
+          <w:lang w:val="pt_PT" w:bidi="pt_PT"/>
+        </w:rPr>
+      </w:r>
+      <w:r>
+        <w:rPr>
+          <w:lang w:val="pt_PT" w:bidi="pt_PT"/>
+        </w:rPr>
+        <w:t>Gênesis 11.27–28</w:t>
+      </w:r>
+    </w:p>
+    <w:p>
+      <w:pPr>
+        <w:pStyle w:val="ListBullet"/>
+        <w:spacing w:line="240" w:lineRule="auto"/>
+        <w:ind w:left="720"/>
+      </w:pPr>
+      <w:r>
+        <w:rPr>
+          <w:lang w:val="pt_PT" w:bidi="pt_PT"/>
+        </w:rPr>
+      </w:r>
+      <w:r>
+        <w:rPr>
+          <w:lang w:val="pt_PT" w:bidi="pt_PT"/>
+        </w:rPr>
+        <w:t>Gênesis 12.4–5</w:t>
+      </w:r>
     </w:p>
     <w:p>
       <w:pPr>
@@ -13485,138 +12501,102 @@
           <w:lang w:val="pt_PT" w:bidi="pt_PT"/>
         </w:rPr>
       </w:r>
-      <w:hyperlink r:id="rId176">
-        <w:r>
-          <w:rPr>
-            <w:lang w:val="pt_PT" w:bidi="pt_PT"/>
-          </w:rPr>
-          <w:rPr>
-            <w:color w:val="0000EE"/>
-            <w:u w:val="single"/>
-          </w:rPr>
-          <w:t>Atos 20.29</w:t>
-        </w:r>
-      </w:hyperlink>
-    </w:p>
-    <w:p>
-      <w:pPr>
-        <w:pStyle w:val="ListBullet"/>
-        <w:spacing w:line="240" w:lineRule="auto"/>
-        <w:ind w:left="720"/>
-      </w:pPr>
-      <w:r>
-        <w:rPr>
-          <w:lang w:val="pt_PT" w:bidi="pt_PT"/>
-        </w:rPr>
-      </w:r>
-      <w:hyperlink r:id="rId177">
-        <w:r>
-          <w:rPr>
-            <w:lang w:val="pt_PT" w:bidi="pt_PT"/>
-          </w:rPr>
-          <w:rPr>
-            <w:color w:val="0000EE"/>
-            <w:u w:val="single"/>
-          </w:rPr>
-          <w:t>Isaías 11.7</w:t>
-        </w:r>
-      </w:hyperlink>
-    </w:p>
-    <w:p>
-      <w:pPr>
-        <w:pStyle w:val="ListBullet"/>
-        <w:spacing w:line="240" w:lineRule="auto"/>
-        <w:ind w:left="720"/>
-      </w:pPr>
-      <w:r>
-        <w:rPr>
-          <w:lang w:val="pt_PT" w:bidi="pt_PT"/>
-        </w:rPr>
-      </w:r>
-      <w:hyperlink r:id="rId178">
-        <w:r>
-          <w:rPr>
-            <w:lang w:val="pt_PT" w:bidi="pt_PT"/>
-          </w:rPr>
-          <w:rPr>
-            <w:color w:val="0000EE"/>
-            <w:u w:val="single"/>
-          </w:rPr>
-          <w:t>João 10.11–13</w:t>
-        </w:r>
-      </w:hyperlink>
-    </w:p>
-    <w:p>
-      <w:pPr>
-        <w:pStyle w:val="ListBullet"/>
-        <w:spacing w:line="240" w:lineRule="auto"/>
-        <w:ind w:left="720"/>
-      </w:pPr>
-      <w:r>
-        <w:rPr>
-          <w:lang w:val="pt_PT" w:bidi="pt_PT"/>
-        </w:rPr>
-      </w:r>
-      <w:hyperlink r:id="rId179">
-        <w:r>
-          <w:rPr>
-            <w:lang w:val="pt_PT" w:bidi="pt_PT"/>
-          </w:rPr>
-          <w:rPr>
-            <w:color w:val="0000EE"/>
-            <w:u w:val="single"/>
-          </w:rPr>
-          <w:t>Lucas 10.3</w:t>
-        </w:r>
-      </w:hyperlink>
-    </w:p>
-    <w:p>
-      <w:pPr>
-        <w:pStyle w:val="ListBullet"/>
-        <w:spacing w:line="240" w:lineRule="auto"/>
-        <w:ind w:left="720"/>
-      </w:pPr>
-      <w:r>
-        <w:rPr>
-          <w:lang w:val="pt_PT" w:bidi="pt_PT"/>
-        </w:rPr>
-      </w:r>
-      <w:hyperlink r:id="rId180">
-        <w:r>
-          <w:rPr>
-            <w:lang w:val="pt_PT" w:bidi="pt_PT"/>
-          </w:rPr>
-          <w:rPr>
-            <w:color w:val="0000EE"/>
-            <w:u w:val="single"/>
-          </w:rPr>
-          <w:t>Mateus 7.15</w:t>
-        </w:r>
-      </w:hyperlink>
-    </w:p>
-    <w:p>
-      <w:pPr>
-        <w:pStyle w:val="ListBullet"/>
-        <w:spacing w:line="240" w:lineRule="auto"/>
-        <w:ind w:left="720"/>
-      </w:pPr>
-      <w:r>
-        <w:rPr>
-          <w:lang w:val="pt_PT" w:bidi="pt_PT"/>
-        </w:rPr>
-      </w:r>
-      <w:hyperlink r:id="rId181">
-        <w:r>
-          <w:rPr>
-            <w:lang w:val="pt_PT" w:bidi="pt_PT"/>
-          </w:rPr>
-          <w:rPr>
-            <w:color w:val="0000EE"/>
-            <w:u w:val="single"/>
-          </w:rPr>
-          <w:t>Sofonias 3.3</w:t>
-        </w:r>
-      </w:hyperlink>
+      <w:r>
+        <w:rPr>
+          <w:lang w:val="pt_PT" w:bidi="pt_PT"/>
+        </w:rPr>
+        <w:t>Atos 20.29</w:t>
+      </w:r>
+    </w:p>
+    <w:p>
+      <w:pPr>
+        <w:pStyle w:val="ListBullet"/>
+        <w:spacing w:line="240" w:lineRule="auto"/>
+        <w:ind w:left="720"/>
+      </w:pPr>
+      <w:r>
+        <w:rPr>
+          <w:lang w:val="pt_PT" w:bidi="pt_PT"/>
+        </w:rPr>
+      </w:r>
+      <w:r>
+        <w:rPr>
+          <w:lang w:val="pt_PT" w:bidi="pt_PT"/>
+        </w:rPr>
+        <w:t>Isaías 11.7</w:t>
+      </w:r>
+    </w:p>
+    <w:p>
+      <w:pPr>
+        <w:pStyle w:val="ListBullet"/>
+        <w:spacing w:line="240" w:lineRule="auto"/>
+        <w:ind w:left="720"/>
+      </w:pPr>
+      <w:r>
+        <w:rPr>
+          <w:lang w:val="pt_PT" w:bidi="pt_PT"/>
+        </w:rPr>
+      </w:r>
+      <w:r>
+        <w:rPr>
+          <w:lang w:val="pt_PT" w:bidi="pt_PT"/>
+        </w:rPr>
+        <w:t>João 10.11–13</w:t>
+      </w:r>
+    </w:p>
+    <w:p>
+      <w:pPr>
+        <w:pStyle w:val="ListBullet"/>
+        <w:spacing w:line="240" w:lineRule="auto"/>
+        <w:ind w:left="720"/>
+      </w:pPr>
+      <w:r>
+        <w:rPr>
+          <w:lang w:val="pt_PT" w:bidi="pt_PT"/>
+        </w:rPr>
+      </w:r>
+      <w:r>
+        <w:rPr>
+          <w:lang w:val="pt_PT" w:bidi="pt_PT"/>
+        </w:rPr>
+        <w:t>Lucas 10.3</w:t>
+      </w:r>
+    </w:p>
+    <w:p>
+      <w:pPr>
+        <w:pStyle w:val="ListBullet"/>
+        <w:spacing w:line="240" w:lineRule="auto"/>
+        <w:ind w:left="720"/>
+      </w:pPr>
+      <w:r>
+        <w:rPr>
+          <w:lang w:val="pt_PT" w:bidi="pt_PT"/>
+        </w:rPr>
+      </w:r>
+      <w:r>
+        <w:rPr>
+          <w:lang w:val="pt_PT" w:bidi="pt_PT"/>
+        </w:rPr>
+        <w:t>Mateus 7.15</w:t>
+      </w:r>
+    </w:p>
+    <w:p>
+      <w:pPr>
+        <w:pStyle w:val="ListBullet"/>
+        <w:spacing w:line="240" w:lineRule="auto"/>
+        <w:ind w:left="720"/>
+      </w:pPr>
+      <w:r>
+        <w:rPr>
+          <w:lang w:val="pt_PT" w:bidi="pt_PT"/>
+        </w:rPr>
+      </w:r>
+      <w:r>
+        <w:rPr>
+          <w:lang w:val="pt_PT" w:bidi="pt_PT"/>
+        </w:rPr>
+        <w:t>Sofonias 3.3</w:t>
+      </w:r>
     </w:p>
     <w:p>
       <w:pPr>
@@ -13868,114 +12848,84 @@
           <w:lang w:val="pt_PT" w:bidi="pt_PT"/>
         </w:rPr>
       </w:r>
-      <w:hyperlink r:id="rId182">
-        <w:r>
-          <w:rPr>
-            <w:lang w:val="pt_PT" w:bidi="pt_PT"/>
-          </w:rPr>
-          <w:rPr>
-            <w:color w:val="0000EE"/>
-            <w:u w:val="single"/>
-          </w:rPr>
-          <w:t>1 Pedro 1.13</w:t>
-        </w:r>
-      </w:hyperlink>
-    </w:p>
-    <w:p>
-      <w:pPr>
-        <w:pStyle w:val="ListBullet"/>
-        <w:spacing w:line="240" w:lineRule="auto"/>
-        <w:ind w:left="720"/>
-      </w:pPr>
-      <w:r>
-        <w:rPr>
-          <w:lang w:val="pt_PT" w:bidi="pt_PT"/>
-        </w:rPr>
-      </w:r>
-      <w:hyperlink r:id="rId183">
-        <w:r>
-          <w:rPr>
-            <w:lang w:val="pt_PT" w:bidi="pt_PT"/>
-          </w:rPr>
-          <w:rPr>
-            <w:color w:val="0000EE"/>
-            <w:u w:val="single"/>
-          </w:rPr>
-          <w:t>2 Crônicas 6.9</w:t>
-        </w:r>
-      </w:hyperlink>
-    </w:p>
-    <w:p>
-      <w:pPr>
-        <w:pStyle w:val="ListBullet"/>
-        <w:spacing w:line="240" w:lineRule="auto"/>
-        <w:ind w:left="720"/>
-      </w:pPr>
-      <w:r>
-        <w:rPr>
-          <w:lang w:val="pt_PT" w:bidi="pt_PT"/>
-        </w:rPr>
-      </w:r>
-      <w:hyperlink r:id="rId184">
-        <w:r>
-          <w:rPr>
-            <w:lang w:val="pt_PT" w:bidi="pt_PT"/>
-          </w:rPr>
-          <w:rPr>
-            <w:color w:val="0000EE"/>
-            <w:u w:val="single"/>
-          </w:rPr>
-          <w:t>Deuteronômio 33.11</w:t>
-        </w:r>
-      </w:hyperlink>
-    </w:p>
-    <w:p>
-      <w:pPr>
-        <w:pStyle w:val="ListBullet"/>
-        <w:spacing w:line="240" w:lineRule="auto"/>
-        <w:ind w:left="720"/>
-      </w:pPr>
-      <w:r>
-        <w:rPr>
-          <w:lang w:val="pt_PT" w:bidi="pt_PT"/>
-        </w:rPr>
-      </w:r>
-      <w:hyperlink r:id="rId185">
-        <w:r>
-          <w:rPr>
-            <w:lang w:val="pt_PT" w:bidi="pt_PT"/>
-          </w:rPr>
-          <w:rPr>
-            <w:color w:val="0000EE"/>
-            <w:u w:val="single"/>
-          </w:rPr>
-          <w:t>Gênesis 37.34</w:t>
-        </w:r>
-      </w:hyperlink>
-    </w:p>
-    <w:p>
-      <w:pPr>
-        <w:pStyle w:val="ListBullet"/>
-        <w:spacing w:line="240" w:lineRule="auto"/>
-        <w:ind w:left="720"/>
-      </w:pPr>
-      <w:r>
-        <w:rPr>
-          <w:lang w:val="pt_PT" w:bidi="pt_PT"/>
-        </w:rPr>
-      </w:r>
-      <w:hyperlink r:id="rId186">
-        <w:r>
-          <w:rPr>
-            <w:lang w:val="pt_PT" w:bidi="pt_PT"/>
-          </w:rPr>
-          <w:rPr>
-            <w:color w:val="0000EE"/>
-            <w:u w:val="single"/>
-          </w:rPr>
-          <w:t>Jó 15.27</w:t>
-        </w:r>
-      </w:hyperlink>
+      <w:r>
+        <w:rPr>
+          <w:lang w:val="pt_PT" w:bidi="pt_PT"/>
+        </w:rPr>
+        <w:t>1 Pedro 1.13</w:t>
+      </w:r>
+    </w:p>
+    <w:p>
+      <w:pPr>
+        <w:pStyle w:val="ListBullet"/>
+        <w:spacing w:line="240" w:lineRule="auto"/>
+        <w:ind w:left="720"/>
+      </w:pPr>
+      <w:r>
+        <w:rPr>
+          <w:lang w:val="pt_PT" w:bidi="pt_PT"/>
+        </w:rPr>
+      </w:r>
+      <w:r>
+        <w:rPr>
+          <w:lang w:val="pt_PT" w:bidi="pt_PT"/>
+        </w:rPr>
+        <w:t>2 Crônicas 6.9</w:t>
+      </w:r>
+    </w:p>
+    <w:p>
+      <w:pPr>
+        <w:pStyle w:val="ListBullet"/>
+        <w:spacing w:line="240" w:lineRule="auto"/>
+        <w:ind w:left="720"/>
+      </w:pPr>
+      <w:r>
+        <w:rPr>
+          <w:lang w:val="pt_PT" w:bidi="pt_PT"/>
+        </w:rPr>
+      </w:r>
+      <w:r>
+        <w:rPr>
+          <w:lang w:val="pt_PT" w:bidi="pt_PT"/>
+        </w:rPr>
+        <w:t>Deuteronômio 33.11</w:t>
+      </w:r>
+    </w:p>
+    <w:p>
+      <w:pPr>
+        <w:pStyle w:val="ListBullet"/>
+        <w:spacing w:line="240" w:lineRule="auto"/>
+        <w:ind w:left="720"/>
+      </w:pPr>
+      <w:r>
+        <w:rPr>
+          <w:lang w:val="pt_PT" w:bidi="pt_PT"/>
+        </w:rPr>
+      </w:r>
+      <w:r>
+        <w:rPr>
+          <w:lang w:val="pt_PT" w:bidi="pt_PT"/>
+        </w:rPr>
+        <w:t>Gênesis 37.34</w:t>
+      </w:r>
+    </w:p>
+    <w:p>
+      <w:pPr>
+        <w:pStyle w:val="ListBullet"/>
+        <w:spacing w:line="240" w:lineRule="auto"/>
+        <w:ind w:left="720"/>
+      </w:pPr>
+      <w:r>
+        <w:rPr>
+          <w:lang w:val="pt_PT" w:bidi="pt_PT"/>
+        </w:rPr>
+      </w:r>
+      <w:r>
+        <w:rPr>
+          <w:lang w:val="pt_PT" w:bidi="pt_PT"/>
+        </w:rPr>
+        <w:t>Jó 15.27</w:t>
+      </w:r>
     </w:p>
     <w:p>
       <w:pPr>
@@ -14221,306 +13171,228 @@
           <w:lang w:val="pt_PT" w:bidi="pt_PT"/>
         </w:rPr>
       </w:r>
-      <w:hyperlink r:id="rId187">
-        <w:r>
-          <w:rPr>
-            <w:lang w:val="pt_PT" w:bidi="pt_PT"/>
-          </w:rPr>
-          <w:rPr>
-            <w:color w:val="0000EE"/>
-            <w:u w:val="single"/>
-          </w:rPr>
-          <w:t>2 Coríntios 1.3</w:t>
-        </w:r>
-      </w:hyperlink>
-    </w:p>
-    <w:p>
-      <w:pPr>
-        <w:pStyle w:val="ListBullet"/>
-        <w:spacing w:line="240" w:lineRule="auto"/>
-        <w:ind w:left="720"/>
-      </w:pPr>
-      <w:r>
-        <w:rPr>
-          <w:lang w:val="pt_PT" w:bidi="pt_PT"/>
-        </w:rPr>
-      </w:r>
-      <w:hyperlink r:id="rId188">
-        <w:r>
-          <w:rPr>
-            <w:lang w:val="pt_PT" w:bidi="pt_PT"/>
-          </w:rPr>
-          <w:rPr>
-            <w:color w:val="0000EE"/>
-            <w:u w:val="single"/>
-          </w:rPr>
-          <w:t>Atos 2.47</w:t>
-        </w:r>
-      </w:hyperlink>
-    </w:p>
-    <w:p>
-      <w:pPr>
-        <w:pStyle w:val="ListBullet"/>
-        <w:spacing w:line="240" w:lineRule="auto"/>
-        <w:ind w:left="720"/>
-      </w:pPr>
-      <w:r>
-        <w:rPr>
-          <w:lang w:val="pt_PT" w:bidi="pt_PT"/>
-        </w:rPr>
-      </w:r>
-      <w:hyperlink r:id="rId189">
-        <w:r>
-          <w:rPr>
-            <w:lang w:val="pt_PT" w:bidi="pt_PT"/>
-          </w:rPr>
-          <w:rPr>
-            <w:color w:val="0000EE"/>
-            <w:u w:val="single"/>
-          </w:rPr>
-          <w:t>Atos 13.48</w:t>
-        </w:r>
-      </w:hyperlink>
-    </w:p>
-    <w:p>
-      <w:pPr>
-        <w:pStyle w:val="ListBullet"/>
-        <w:spacing w:line="240" w:lineRule="auto"/>
-        <w:ind w:left="720"/>
-      </w:pPr>
-      <w:r>
-        <w:rPr>
-          <w:lang w:val="pt_PT" w:bidi="pt_PT"/>
-        </w:rPr>
-      </w:r>
-      <w:hyperlink r:id="rId190">
-        <w:r>
-          <w:rPr>
-            <w:lang w:val="pt_PT" w:bidi="pt_PT"/>
-          </w:rPr>
-          <w:rPr>
-            <w:color w:val="0000EE"/>
-            <w:u w:val="single"/>
-          </w:rPr>
-          <w:t>Daniel 3.28</w:t>
-        </w:r>
-      </w:hyperlink>
-    </w:p>
-    <w:p>
-      <w:pPr>
-        <w:pStyle w:val="ListBullet"/>
-        <w:spacing w:line="240" w:lineRule="auto"/>
-        <w:ind w:left="720"/>
-      </w:pPr>
-      <w:r>
-        <w:rPr>
-          <w:lang w:val="pt_PT" w:bidi="pt_PT"/>
-        </w:rPr>
-      </w:r>
-      <w:hyperlink r:id="rId191">
-        <w:r>
-          <w:rPr>
-            <w:lang w:val="pt_PT" w:bidi="pt_PT"/>
-          </w:rPr>
-          <w:rPr>
-            <w:color w:val="0000EE"/>
-            <w:u w:val="single"/>
-          </w:rPr>
-          <w:t>Efésios 1.3</w:t>
-        </w:r>
-      </w:hyperlink>
-    </w:p>
-    <w:p>
-      <w:pPr>
-        <w:pStyle w:val="ListBullet"/>
-        <w:spacing w:line="240" w:lineRule="auto"/>
-        <w:ind w:left="720"/>
-      </w:pPr>
-      <w:r>
-        <w:rPr>
-          <w:lang w:val="pt_PT" w:bidi="pt_PT"/>
-        </w:rPr>
-      </w:r>
-      <w:hyperlink r:id="rId192">
-        <w:r>
-          <w:rPr>
-            <w:lang w:val="pt_PT" w:bidi="pt_PT"/>
-          </w:rPr>
-          <w:rPr>
-            <w:color w:val="0000EE"/>
-            <w:u w:val="single"/>
-          </w:rPr>
-          <w:t>Gênesis 49.8</w:t>
-        </w:r>
-      </w:hyperlink>
-    </w:p>
-    <w:p>
-      <w:pPr>
-        <w:pStyle w:val="ListBullet"/>
-        <w:spacing w:line="240" w:lineRule="auto"/>
-        <w:ind w:left="720"/>
-      </w:pPr>
-      <w:r>
-        <w:rPr>
-          <w:lang w:val="pt_PT" w:bidi="pt_PT"/>
-        </w:rPr>
-      </w:r>
-      <w:hyperlink r:id="rId193">
-        <w:r>
-          <w:rPr>
-            <w:lang w:val="pt_PT" w:bidi="pt_PT"/>
-          </w:rPr>
-          <w:rPr>
-            <w:color w:val="0000EE"/>
-            <w:u w:val="single"/>
-          </w:rPr>
-          <w:t>Tiago 3.9–10</w:t>
-        </w:r>
-      </w:hyperlink>
-    </w:p>
-    <w:p>
-      <w:pPr>
-        <w:pStyle w:val="ListBullet"/>
-        <w:spacing w:line="240" w:lineRule="auto"/>
-        <w:ind w:left="720"/>
-      </w:pPr>
-      <w:r>
-        <w:rPr>
-          <w:lang w:val="pt_PT" w:bidi="pt_PT"/>
-        </w:rPr>
-      </w:r>
-      <w:hyperlink r:id="rId194">
-        <w:r>
-          <w:rPr>
-            <w:lang w:val="pt_PT" w:bidi="pt_PT"/>
-          </w:rPr>
-          <w:rPr>
-            <w:color w:val="0000EE"/>
-            <w:u w:val="single"/>
-          </w:rPr>
-          <w:t>João 5.41–42</w:t>
-        </w:r>
-      </w:hyperlink>
-    </w:p>
-    <w:p>
-      <w:pPr>
-        <w:pStyle w:val="ListBullet"/>
-        <w:spacing w:line="240" w:lineRule="auto"/>
-        <w:ind w:left="720"/>
-      </w:pPr>
-      <w:r>
-        <w:rPr>
-          <w:lang w:val="pt_PT" w:bidi="pt_PT"/>
-        </w:rPr>
-      </w:r>
-      <w:hyperlink r:id="rId195">
-        <w:r>
-          <w:rPr>
-            <w:lang w:val="pt_PT" w:bidi="pt_PT"/>
-          </w:rPr>
-          <w:rPr>
-            <w:color w:val="0000EE"/>
-            <w:u w:val="single"/>
-          </w:rPr>
-          <w:t>Lucas 1.46</w:t>
-        </w:r>
-      </w:hyperlink>
-    </w:p>
-    <w:p>
-      <w:pPr>
-        <w:pStyle w:val="ListBullet"/>
-        <w:spacing w:line="240" w:lineRule="auto"/>
-        <w:ind w:left="720"/>
-      </w:pPr>
-      <w:r>
-        <w:rPr>
-          <w:lang w:val="pt_PT" w:bidi="pt_PT"/>
-        </w:rPr>
-      </w:r>
-      <w:hyperlink r:id="rId196">
-        <w:r>
-          <w:rPr>
-            <w:lang w:val="pt_PT" w:bidi="pt_PT"/>
-          </w:rPr>
-          <w:rPr>
-            <w:color w:val="0000EE"/>
-            <w:u w:val="single"/>
-          </w:rPr>
-          <w:t>Lucas 1.64–66</w:t>
-        </w:r>
-      </w:hyperlink>
-    </w:p>
-    <w:p>
-      <w:pPr>
-        <w:pStyle w:val="ListBullet"/>
-        <w:spacing w:line="240" w:lineRule="auto"/>
-        <w:ind w:left="720"/>
-      </w:pPr>
-      <w:r>
-        <w:rPr>
-          <w:lang w:val="pt_PT" w:bidi="pt_PT"/>
-        </w:rPr>
-      </w:r>
-      <w:hyperlink r:id="rId197">
-        <w:r>
-          <w:rPr>
-            <w:lang w:val="pt_PT" w:bidi="pt_PT"/>
-          </w:rPr>
-          <w:rPr>
-            <w:color w:val="0000EE"/>
-            <w:u w:val="single"/>
-          </w:rPr>
-          <w:t>Lucas 19.37–38</w:t>
-        </w:r>
-      </w:hyperlink>
-    </w:p>
-    <w:p>
-      <w:pPr>
-        <w:pStyle w:val="ListBullet"/>
-        <w:spacing w:line="240" w:lineRule="auto"/>
-        <w:ind w:left="720"/>
-      </w:pPr>
-      <w:r>
-        <w:rPr>
-          <w:lang w:val="pt_PT" w:bidi="pt_PT"/>
-        </w:rPr>
-      </w:r>
-      <w:hyperlink r:id="rId198">
-        <w:r>
-          <w:rPr>
-            <w:lang w:val="pt_PT" w:bidi="pt_PT"/>
-          </w:rPr>
-          <w:rPr>
-            <w:color w:val="0000EE"/>
-            <w:u w:val="single"/>
-          </w:rPr>
-          <w:t>Mateus 11.25–27</w:t>
-        </w:r>
-      </w:hyperlink>
-    </w:p>
-    <w:p>
-      <w:pPr>
-        <w:pStyle w:val="ListBullet"/>
-        <w:spacing w:line="240" w:lineRule="auto"/>
-        <w:ind w:left="720"/>
-      </w:pPr>
-      <w:r>
-        <w:rPr>
-          <w:lang w:val="pt_PT" w:bidi="pt_PT"/>
-        </w:rPr>
-      </w:r>
-      <w:hyperlink r:id="rId199">
-        <w:r>
-          <w:rPr>
-            <w:lang w:val="pt_PT" w:bidi="pt_PT"/>
-          </w:rPr>
-          <w:rPr>
-            <w:color w:val="0000EE"/>
-            <w:u w:val="single"/>
-          </w:rPr>
-          <w:t>Mateus 15.29–31</w:t>
-        </w:r>
-      </w:hyperlink>
+      <w:r>
+        <w:rPr>
+          <w:lang w:val="pt_PT" w:bidi="pt_PT"/>
+        </w:rPr>
+        <w:t>2 Coríntios 1.3</w:t>
+      </w:r>
+    </w:p>
+    <w:p>
+      <w:pPr>
+        <w:pStyle w:val="ListBullet"/>
+        <w:spacing w:line="240" w:lineRule="auto"/>
+        <w:ind w:left="720"/>
+      </w:pPr>
+      <w:r>
+        <w:rPr>
+          <w:lang w:val="pt_PT" w:bidi="pt_PT"/>
+        </w:rPr>
+      </w:r>
+      <w:r>
+        <w:rPr>
+          <w:lang w:val="pt_PT" w:bidi="pt_PT"/>
+        </w:rPr>
+        <w:t>Atos 2.47</w:t>
+      </w:r>
+    </w:p>
+    <w:p>
+      <w:pPr>
+        <w:pStyle w:val="ListBullet"/>
+        <w:spacing w:line="240" w:lineRule="auto"/>
+        <w:ind w:left="720"/>
+      </w:pPr>
+      <w:r>
+        <w:rPr>
+          <w:lang w:val="pt_PT" w:bidi="pt_PT"/>
+        </w:rPr>
+      </w:r>
+      <w:r>
+        <w:rPr>
+          <w:lang w:val="pt_PT" w:bidi="pt_PT"/>
+        </w:rPr>
+        <w:t>Atos 13.48</w:t>
+      </w:r>
+    </w:p>
+    <w:p>
+      <w:pPr>
+        <w:pStyle w:val="ListBullet"/>
+        <w:spacing w:line="240" w:lineRule="auto"/>
+        <w:ind w:left="720"/>
+      </w:pPr>
+      <w:r>
+        <w:rPr>
+          <w:lang w:val="pt_PT" w:bidi="pt_PT"/>
+        </w:rPr>
+      </w:r>
+      <w:r>
+        <w:rPr>
+          <w:lang w:val="pt_PT" w:bidi="pt_PT"/>
+        </w:rPr>
+        <w:t>Daniel 3.28</w:t>
+      </w:r>
+    </w:p>
+    <w:p>
+      <w:pPr>
+        <w:pStyle w:val="ListBullet"/>
+        <w:spacing w:line="240" w:lineRule="auto"/>
+        <w:ind w:left="720"/>
+      </w:pPr>
+      <w:r>
+        <w:rPr>
+          <w:lang w:val="pt_PT" w:bidi="pt_PT"/>
+        </w:rPr>
+      </w:r>
+      <w:r>
+        <w:rPr>
+          <w:lang w:val="pt_PT" w:bidi="pt_PT"/>
+        </w:rPr>
+        <w:t>Efésios 1.3</w:t>
+      </w:r>
+    </w:p>
+    <w:p>
+      <w:pPr>
+        <w:pStyle w:val="ListBullet"/>
+        <w:spacing w:line="240" w:lineRule="auto"/>
+        <w:ind w:left="720"/>
+      </w:pPr>
+      <w:r>
+        <w:rPr>
+          <w:lang w:val="pt_PT" w:bidi="pt_PT"/>
+        </w:rPr>
+      </w:r>
+      <w:r>
+        <w:rPr>
+          <w:lang w:val="pt_PT" w:bidi="pt_PT"/>
+        </w:rPr>
+        <w:t>Gênesis 49.8</w:t>
+      </w:r>
+    </w:p>
+    <w:p>
+      <w:pPr>
+        <w:pStyle w:val="ListBullet"/>
+        <w:spacing w:line="240" w:lineRule="auto"/>
+        <w:ind w:left="720"/>
+      </w:pPr>
+      <w:r>
+        <w:rPr>
+          <w:lang w:val="pt_PT" w:bidi="pt_PT"/>
+        </w:rPr>
+      </w:r>
+      <w:r>
+        <w:rPr>
+          <w:lang w:val="pt_PT" w:bidi="pt_PT"/>
+        </w:rPr>
+        <w:t>Tiago 3.9–10</w:t>
+      </w:r>
+    </w:p>
+    <w:p>
+      <w:pPr>
+        <w:pStyle w:val="ListBullet"/>
+        <w:spacing w:line="240" w:lineRule="auto"/>
+        <w:ind w:left="720"/>
+      </w:pPr>
+      <w:r>
+        <w:rPr>
+          <w:lang w:val="pt_PT" w:bidi="pt_PT"/>
+        </w:rPr>
+      </w:r>
+      <w:r>
+        <w:rPr>
+          <w:lang w:val="pt_PT" w:bidi="pt_PT"/>
+        </w:rPr>
+        <w:t>João 5.41–42</w:t>
+      </w:r>
+    </w:p>
+    <w:p>
+      <w:pPr>
+        <w:pStyle w:val="ListBullet"/>
+        <w:spacing w:line="240" w:lineRule="auto"/>
+        <w:ind w:left="720"/>
+      </w:pPr>
+      <w:r>
+        <w:rPr>
+          <w:lang w:val="pt_PT" w:bidi="pt_PT"/>
+        </w:rPr>
+      </w:r>
+      <w:r>
+        <w:rPr>
+          <w:lang w:val="pt_PT" w:bidi="pt_PT"/>
+        </w:rPr>
+        <w:t>Lucas 1.46</w:t>
+      </w:r>
+    </w:p>
+    <w:p>
+      <w:pPr>
+        <w:pStyle w:val="ListBullet"/>
+        <w:spacing w:line="240" w:lineRule="auto"/>
+        <w:ind w:left="720"/>
+      </w:pPr>
+      <w:r>
+        <w:rPr>
+          <w:lang w:val="pt_PT" w:bidi="pt_PT"/>
+        </w:rPr>
+      </w:r>
+      <w:r>
+        <w:rPr>
+          <w:lang w:val="pt_PT" w:bidi="pt_PT"/>
+        </w:rPr>
+        <w:t>Lucas 1.64–66</w:t>
+      </w:r>
+    </w:p>
+    <w:p>
+      <w:pPr>
+        <w:pStyle w:val="ListBullet"/>
+        <w:spacing w:line="240" w:lineRule="auto"/>
+        <w:ind w:left="720"/>
+      </w:pPr>
+      <w:r>
+        <w:rPr>
+          <w:lang w:val="pt_PT" w:bidi="pt_PT"/>
+        </w:rPr>
+      </w:r>
+      <w:r>
+        <w:rPr>
+          <w:lang w:val="pt_PT" w:bidi="pt_PT"/>
+        </w:rPr>
+        <w:t>Lucas 19.37–38</w:t>
+      </w:r>
+    </w:p>
+    <w:p>
+      <w:pPr>
+        <w:pStyle w:val="ListBullet"/>
+        <w:spacing w:line="240" w:lineRule="auto"/>
+        <w:ind w:left="720"/>
+      </w:pPr>
+      <w:r>
+        <w:rPr>
+          <w:lang w:val="pt_PT" w:bidi="pt_PT"/>
+        </w:rPr>
+      </w:r>
+      <w:r>
+        <w:rPr>
+          <w:lang w:val="pt_PT" w:bidi="pt_PT"/>
+        </w:rPr>
+        <w:t>Mateus 11.25–27</w:t>
+      </w:r>
+    </w:p>
+    <w:p>
+      <w:pPr>
+        <w:pStyle w:val="ListBullet"/>
+        <w:spacing w:line="240" w:lineRule="auto"/>
+        <w:ind w:left="720"/>
+      </w:pPr>
+      <w:r>
+        <w:rPr>
+          <w:lang w:val="pt_PT" w:bidi="pt_PT"/>
+        </w:rPr>
+      </w:r>
+      <w:r>
+        <w:rPr>
+          <w:lang w:val="pt_PT" w:bidi="pt_PT"/>
+        </w:rPr>
+        <w:t>Mateus 15.29–31</w:t>
+      </w:r>
     </w:p>
     <w:p>
       <w:pPr>
@@ -14961,114 +13833,84 @@
           <w:lang w:val="pt_PT" w:bidi="pt_PT"/>
         </w:rPr>
       </w:r>
-      <w:hyperlink r:id="rId200">
-        <w:r>
-          <w:rPr>
-            <w:lang w:val="pt_PT" w:bidi="pt_PT"/>
-          </w:rPr>
-          <w:rPr>
-            <w:color w:val="0000EE"/>
-            <w:u w:val="single"/>
-          </w:rPr>
-          <w:t>1 Crônicas 23.31</w:t>
-        </w:r>
-      </w:hyperlink>
-    </w:p>
-    <w:p>
-      <w:pPr>
-        <w:pStyle w:val="ListBullet"/>
-        <w:spacing w:line="240" w:lineRule="auto"/>
-        <w:ind w:left="720"/>
-      </w:pPr>
-      <w:r>
-        <w:rPr>
-          <w:lang w:val="pt_PT" w:bidi="pt_PT"/>
-        </w:rPr>
-      </w:r>
-      <w:hyperlink r:id="rId201">
-        <w:r>
-          <w:rPr>
-            <w:lang w:val="pt_PT" w:bidi="pt_PT"/>
-          </w:rPr>
-          <w:rPr>
-            <w:color w:val="0000EE"/>
-            <w:u w:val="single"/>
-          </w:rPr>
-          <w:t>1 Samuel 20.5</w:t>
-        </w:r>
-      </w:hyperlink>
-    </w:p>
-    <w:p>
-      <w:pPr>
-        <w:pStyle w:val="ListBullet"/>
-        <w:spacing w:line="240" w:lineRule="auto"/>
-        <w:ind w:left="720"/>
-      </w:pPr>
-      <w:r>
-        <w:rPr>
-          <w:lang w:val="pt_PT" w:bidi="pt_PT"/>
-        </w:rPr>
-      </w:r>
-      <w:hyperlink r:id="rId202">
-        <w:r>
-          <w:rPr>
-            <w:lang w:val="pt_PT" w:bidi="pt_PT"/>
-          </w:rPr>
-          <w:rPr>
-            <w:color w:val="0000EE"/>
-            <w:u w:val="single"/>
-          </w:rPr>
-          <w:t>2 Reis 4.23–24</w:t>
-        </w:r>
-      </w:hyperlink>
-    </w:p>
-    <w:p>
-      <w:pPr>
-        <w:pStyle w:val="ListBullet"/>
-        <w:spacing w:line="240" w:lineRule="auto"/>
-        <w:ind w:left="720"/>
-      </w:pPr>
-      <w:r>
-        <w:rPr>
-          <w:lang w:val="pt_PT" w:bidi="pt_PT"/>
-        </w:rPr>
-      </w:r>
-      <w:hyperlink r:id="rId203">
-        <w:r>
-          <w:rPr>
-            <w:lang w:val="pt_PT" w:bidi="pt_PT"/>
-          </w:rPr>
-          <w:rPr>
-            <w:color w:val="0000EE"/>
-            <w:u w:val="single"/>
-          </w:rPr>
-          <w:t>Ezequiel 45.16–17</w:t>
-        </w:r>
-      </w:hyperlink>
-    </w:p>
-    <w:p>
-      <w:pPr>
-        <w:pStyle w:val="ListBullet"/>
-        <w:spacing w:line="240" w:lineRule="auto"/>
-        <w:ind w:left="720"/>
-      </w:pPr>
-      <w:r>
-        <w:rPr>
-          <w:lang w:val="pt_PT" w:bidi="pt_PT"/>
-        </w:rPr>
-      </w:r>
-      <w:hyperlink r:id="rId204">
-        <w:r>
-          <w:rPr>
-            <w:lang w:val="pt_PT" w:bidi="pt_PT"/>
-          </w:rPr>
-          <w:rPr>
-            <w:color w:val="0000EE"/>
-            <w:u w:val="single"/>
-          </w:rPr>
-          <w:t>Isaías 1.12–13</w:t>
-        </w:r>
-      </w:hyperlink>
+      <w:r>
+        <w:rPr>
+          <w:lang w:val="pt_PT" w:bidi="pt_PT"/>
+        </w:rPr>
+        <w:t>1 Crônicas 23.31</w:t>
+      </w:r>
+    </w:p>
+    <w:p>
+      <w:pPr>
+        <w:pStyle w:val="ListBullet"/>
+        <w:spacing w:line="240" w:lineRule="auto"/>
+        <w:ind w:left="720"/>
+      </w:pPr>
+      <w:r>
+        <w:rPr>
+          <w:lang w:val="pt_PT" w:bidi="pt_PT"/>
+        </w:rPr>
+      </w:r>
+      <w:r>
+        <w:rPr>
+          <w:lang w:val="pt_PT" w:bidi="pt_PT"/>
+        </w:rPr>
+        <w:t>1 Samuel 20.5</w:t>
+      </w:r>
+    </w:p>
+    <w:p>
+      <w:pPr>
+        <w:pStyle w:val="ListBullet"/>
+        <w:spacing w:line="240" w:lineRule="auto"/>
+        <w:ind w:left="720"/>
+      </w:pPr>
+      <w:r>
+        <w:rPr>
+          <w:lang w:val="pt_PT" w:bidi="pt_PT"/>
+        </w:rPr>
+      </w:r>
+      <w:r>
+        <w:rPr>
+          <w:lang w:val="pt_PT" w:bidi="pt_PT"/>
+        </w:rPr>
+        <w:t>2 Reis 4.23–24</w:t>
+      </w:r>
+    </w:p>
+    <w:p>
+      <w:pPr>
+        <w:pStyle w:val="ListBullet"/>
+        <w:spacing w:line="240" w:lineRule="auto"/>
+        <w:ind w:left="720"/>
+      </w:pPr>
+      <w:r>
+        <w:rPr>
+          <w:lang w:val="pt_PT" w:bidi="pt_PT"/>
+        </w:rPr>
+      </w:r>
+      <w:r>
+        <w:rPr>
+          <w:lang w:val="pt_PT" w:bidi="pt_PT"/>
+        </w:rPr>
+        <w:t>Ezequiel 45.16–17</w:t>
+      </w:r>
+    </w:p>
+    <w:p>
+      <w:pPr>
+        <w:pStyle w:val="ListBullet"/>
+        <w:spacing w:line="240" w:lineRule="auto"/>
+        <w:ind w:left="720"/>
+      </w:pPr>
+      <w:r>
+        <w:rPr>
+          <w:lang w:val="pt_PT" w:bidi="pt_PT"/>
+        </w:rPr>
+      </w:r>
+      <w:r>
+        <w:rPr>
+          <w:lang w:val="pt_PT" w:bidi="pt_PT"/>
+        </w:rPr>
+        <w:t>Isaías 1.12–13</w:t>
+      </w:r>
     </w:p>
     <w:p>
       <w:pPr>
@@ -15316,66 +14158,48 @@
           <w:lang w:val="pt_PT" w:bidi="pt_PT"/>
         </w:rPr>
       </w:r>
-      <w:hyperlink r:id="rId205">
-        <w:r>
-          <w:rPr>
-            <w:lang w:val="pt_PT" w:bidi="pt_PT"/>
-          </w:rPr>
-          <w:rPr>
-            <w:color w:val="0000EE"/>
-            <w:u w:val="single"/>
-          </w:rPr>
-          <w:t>2 Timóteo 4.11–13</w:t>
-        </w:r>
-      </w:hyperlink>
-    </w:p>
-    <w:p>
-      <w:pPr>
-        <w:pStyle w:val="ListBullet"/>
-        <w:spacing w:line="240" w:lineRule="auto"/>
-        <w:ind w:left="720"/>
-      </w:pPr>
-      <w:r>
-        <w:rPr>
-          <w:lang w:val="pt_PT" w:bidi="pt_PT"/>
-        </w:rPr>
-      </w:r>
-      <w:hyperlink r:id="rId206">
-        <w:r>
-          <w:rPr>
-            <w:lang w:val="pt_PT" w:bidi="pt_PT"/>
-          </w:rPr>
-          <w:rPr>
-            <w:color w:val="0000EE"/>
-            <w:u w:val="single"/>
-          </w:rPr>
-          <w:t>Colossenses 4.12–14</w:t>
-        </w:r>
-      </w:hyperlink>
-    </w:p>
-    <w:p>
-      <w:pPr>
-        <w:pStyle w:val="ListBullet"/>
-        <w:spacing w:line="240" w:lineRule="auto"/>
-        <w:ind w:left="720"/>
-      </w:pPr>
-      <w:r>
-        <w:rPr>
-          <w:lang w:val="pt_PT" w:bidi="pt_PT"/>
-        </w:rPr>
-      </w:r>
-      <w:hyperlink r:id="rId207">
-        <w:r>
-          <w:rPr>
-            <w:lang w:val="pt_PT" w:bidi="pt_PT"/>
-          </w:rPr>
-          <w:rPr>
-            <w:color w:val="0000EE"/>
-            <w:u w:val="single"/>
-          </w:rPr>
-          <w:t>Filemom 1.24</w:t>
-        </w:r>
-      </w:hyperlink>
+      <w:r>
+        <w:rPr>
+          <w:lang w:val="pt_PT" w:bidi="pt_PT"/>
+        </w:rPr>
+        <w:t>2 Timóteo 4.11–13</w:t>
+      </w:r>
+    </w:p>
+    <w:p>
+      <w:pPr>
+        <w:pStyle w:val="ListBullet"/>
+        <w:spacing w:line="240" w:lineRule="auto"/>
+        <w:ind w:left="720"/>
+      </w:pPr>
+      <w:r>
+        <w:rPr>
+          <w:lang w:val="pt_PT" w:bidi="pt_PT"/>
+        </w:rPr>
+      </w:r>
+      <w:r>
+        <w:rPr>
+          <w:lang w:val="pt_PT" w:bidi="pt_PT"/>
+        </w:rPr>
+        <w:t>Colossenses 4.12–14</w:t>
+      </w:r>
+    </w:p>
+    <w:p>
+      <w:pPr>
+        <w:pStyle w:val="ListBullet"/>
+        <w:spacing w:line="240" w:lineRule="auto"/>
+        <w:ind w:left="720"/>
+      </w:pPr>
+      <w:r>
+        <w:rPr>
+          <w:lang w:val="pt_PT" w:bidi="pt_PT"/>
+        </w:rPr>
+      </w:r>
+      <w:r>
+        <w:rPr>
+          <w:lang w:val="pt_PT" w:bidi="pt_PT"/>
+        </w:rPr>
+        <w:t>Filemom 1.24</w:t>
+      </w:r>
     </w:p>
     <w:p>
       <w:pPr>
@@ -16308,234 +15132,174 @@
           <w:lang w:val="pt_PT" w:bidi="pt_PT"/>
         </w:rPr>
       </w:r>
-      <w:hyperlink r:id="rId208">
-        <w:r>
-          <w:rPr>
-            <w:lang w:val="pt_PT" w:bidi="pt_PT"/>
-          </w:rPr>
-          <w:rPr>
-            <w:color w:val="0000EE"/>
-            <w:u w:val="single"/>
-          </w:rPr>
-          <w:t>1 Reis 6.16–18</w:t>
-        </w:r>
-      </w:hyperlink>
-    </w:p>
-    <w:p>
-      <w:pPr>
-        <w:pStyle w:val="ListBullet"/>
-        <w:spacing w:line="240" w:lineRule="auto"/>
-        <w:ind w:left="720"/>
-      </w:pPr>
-      <w:r>
-        <w:rPr>
-          <w:lang w:val="pt_PT" w:bidi="pt_PT"/>
-        </w:rPr>
-      </w:r>
-      <w:hyperlink r:id="rId209">
-        <w:r>
-          <w:rPr>
-            <w:lang w:val="pt_PT" w:bidi="pt_PT"/>
-          </w:rPr>
-          <w:rPr>
-            <w:color w:val="0000EE"/>
-            <w:u w:val="single"/>
-          </w:rPr>
-          <w:t>Atos 6.12–15</w:t>
-        </w:r>
-      </w:hyperlink>
-    </w:p>
-    <w:p>
-      <w:pPr>
-        <w:pStyle w:val="ListBullet"/>
-        <w:spacing w:line="240" w:lineRule="auto"/>
-        <w:ind w:left="720"/>
-      </w:pPr>
-      <w:r>
-        <w:rPr>
-          <w:lang w:val="pt_PT" w:bidi="pt_PT"/>
-        </w:rPr>
-      </w:r>
-      <w:hyperlink r:id="rId210">
-        <w:r>
-          <w:rPr>
-            <w:lang w:val="pt_PT" w:bidi="pt_PT"/>
-          </w:rPr>
-          <w:rPr>
-            <w:color w:val="0000EE"/>
-            <w:u w:val="single"/>
-          </w:rPr>
-          <w:t>Êxodo 26.33</w:t>
-        </w:r>
-      </w:hyperlink>
-    </w:p>
-    <w:p>
-      <w:pPr>
-        <w:pStyle w:val="ListBullet"/>
-        <w:spacing w:line="240" w:lineRule="auto"/>
-        <w:ind w:left="720"/>
-      </w:pPr>
-      <w:r>
-        <w:rPr>
-          <w:lang w:val="pt_PT" w:bidi="pt_PT"/>
-        </w:rPr>
-      </w:r>
-      <w:hyperlink r:id="rId211">
-        <w:r>
-          <w:rPr>
-            <w:lang w:val="pt_PT" w:bidi="pt_PT"/>
-          </w:rPr>
-          <w:rPr>
-            <w:color w:val="0000EE"/>
-            <w:u w:val="single"/>
-          </w:rPr>
-          <w:t>Êxodo 31.10–11</w:t>
-        </w:r>
-      </w:hyperlink>
-    </w:p>
-    <w:p>
-      <w:pPr>
-        <w:pStyle w:val="ListBullet"/>
-        <w:spacing w:line="240" w:lineRule="auto"/>
-        <w:ind w:left="720"/>
-      </w:pPr>
-      <w:r>
-        <w:rPr>
-          <w:lang w:val="pt_PT" w:bidi="pt_PT"/>
-        </w:rPr>
-      </w:r>
-      <w:hyperlink r:id="rId212">
-        <w:r>
-          <w:rPr>
-            <w:lang w:val="pt_PT" w:bidi="pt_PT"/>
-          </w:rPr>
-          <w:rPr>
-            <w:color w:val="0000EE"/>
-            <w:u w:val="single"/>
-          </w:rPr>
-          <w:t>Ezequiel 41.1</w:t>
-        </w:r>
-      </w:hyperlink>
-    </w:p>
-    <w:p>
-      <w:pPr>
-        <w:pStyle w:val="ListBullet"/>
-        <w:spacing w:line="240" w:lineRule="auto"/>
-        <w:ind w:left="720"/>
-      </w:pPr>
-      <w:r>
-        <w:rPr>
-          <w:lang w:val="pt_PT" w:bidi="pt_PT"/>
-        </w:rPr>
-      </w:r>
-      <w:hyperlink r:id="rId213">
-        <w:r>
-          <w:rPr>
-            <w:lang w:val="pt_PT" w:bidi="pt_PT"/>
-          </w:rPr>
-          <w:rPr>
-            <w:color w:val="0000EE"/>
-            <w:u w:val="single"/>
-          </w:rPr>
-          <w:t>Esdras 9.8–9</w:t>
-        </w:r>
-      </w:hyperlink>
-    </w:p>
-    <w:p>
-      <w:pPr>
-        <w:pStyle w:val="ListBullet"/>
-        <w:spacing w:line="240" w:lineRule="auto"/>
-        <w:ind w:left="720"/>
-      </w:pPr>
-      <w:r>
-        <w:rPr>
-          <w:lang w:val="pt_PT" w:bidi="pt_PT"/>
-        </w:rPr>
-      </w:r>
-      <w:hyperlink r:id="rId214">
-        <w:r>
-          <w:rPr>
-            <w:lang w:val="pt_PT" w:bidi="pt_PT"/>
-          </w:rPr>
-          <w:rPr>
-            <w:color w:val="0000EE"/>
-            <w:u w:val="single"/>
-          </w:rPr>
-          <w:t>Hebreus 9.1–2</w:t>
-        </w:r>
-      </w:hyperlink>
-    </w:p>
-    <w:p>
-      <w:pPr>
-        <w:pStyle w:val="ListBullet"/>
-        <w:spacing w:line="240" w:lineRule="auto"/>
-        <w:ind w:left="720"/>
-      </w:pPr>
-      <w:r>
-        <w:rPr>
-          <w:lang w:val="pt_PT" w:bidi="pt_PT"/>
-        </w:rPr>
-      </w:r>
-      <w:hyperlink r:id="rId215">
-        <w:r>
-          <w:rPr>
-            <w:lang w:val="pt_PT" w:bidi="pt_PT"/>
-          </w:rPr>
-          <w:rPr>
-            <w:color w:val="0000EE"/>
-            <w:u w:val="single"/>
-          </w:rPr>
-          <w:t>Levítico 16.18</w:t>
-        </w:r>
-      </w:hyperlink>
-    </w:p>
-    <w:p>
-      <w:pPr>
-        <w:pStyle w:val="ListBullet"/>
-        <w:spacing w:line="240" w:lineRule="auto"/>
-        <w:ind w:left="720"/>
-      </w:pPr>
-      <w:r>
-        <w:rPr>
-          <w:lang w:val="pt_PT" w:bidi="pt_PT"/>
-        </w:rPr>
-      </w:r>
-      <w:hyperlink r:id="rId216">
-        <w:r>
-          <w:rPr>
-            <w:lang w:val="pt_PT" w:bidi="pt_PT"/>
-          </w:rPr>
-          <w:rPr>
-            <w:color w:val="0000EE"/>
-            <w:u w:val="single"/>
-          </w:rPr>
-          <w:t>Mateus 24.15–18</w:t>
-        </w:r>
-      </w:hyperlink>
-    </w:p>
-    <w:p>
-      <w:pPr>
-        <w:pStyle w:val="ListBullet"/>
-        <w:spacing w:line="240" w:lineRule="auto"/>
-        <w:ind w:left="720"/>
-      </w:pPr>
-      <w:r>
-        <w:rPr>
-          <w:lang w:val="pt_PT" w:bidi="pt_PT"/>
-        </w:rPr>
-      </w:r>
-      <w:hyperlink r:id="rId217">
-        <w:r>
-          <w:rPr>
-            <w:lang w:val="pt_PT" w:bidi="pt_PT"/>
-          </w:rPr>
-          <w:rPr>
-            <w:color w:val="0000EE"/>
-            <w:u w:val="single"/>
-          </w:rPr>
-          <w:t>Apocalipse 15.5</w:t>
-        </w:r>
-      </w:hyperlink>
+      <w:r>
+        <w:rPr>
+          <w:lang w:val="pt_PT" w:bidi="pt_PT"/>
+        </w:rPr>
+        <w:t>1 Reis 6.16–18</w:t>
+      </w:r>
+    </w:p>
+    <w:p>
+      <w:pPr>
+        <w:pStyle w:val="ListBullet"/>
+        <w:spacing w:line="240" w:lineRule="auto"/>
+        <w:ind w:left="720"/>
+      </w:pPr>
+      <w:r>
+        <w:rPr>
+          <w:lang w:val="pt_PT" w:bidi="pt_PT"/>
+        </w:rPr>
+      </w:r>
+      <w:r>
+        <w:rPr>
+          <w:lang w:val="pt_PT" w:bidi="pt_PT"/>
+        </w:rPr>
+        <w:t>Atos 6.12–15</w:t>
+      </w:r>
+    </w:p>
+    <w:p>
+      <w:pPr>
+        <w:pStyle w:val="ListBullet"/>
+        <w:spacing w:line="240" w:lineRule="auto"/>
+        <w:ind w:left="720"/>
+      </w:pPr>
+      <w:r>
+        <w:rPr>
+          <w:lang w:val="pt_PT" w:bidi="pt_PT"/>
+        </w:rPr>
+      </w:r>
+      <w:r>
+        <w:rPr>
+          <w:lang w:val="pt_PT" w:bidi="pt_PT"/>
+        </w:rPr>
+        <w:t>Êxodo 26.33</w:t>
+      </w:r>
+    </w:p>
+    <w:p>
+      <w:pPr>
+        <w:pStyle w:val="ListBullet"/>
+        <w:spacing w:line="240" w:lineRule="auto"/>
+        <w:ind w:left="720"/>
+      </w:pPr>
+      <w:r>
+        <w:rPr>
+          <w:lang w:val="pt_PT" w:bidi="pt_PT"/>
+        </w:rPr>
+      </w:r>
+      <w:r>
+        <w:rPr>
+          <w:lang w:val="pt_PT" w:bidi="pt_PT"/>
+        </w:rPr>
+        <w:t>Êxodo 31.10–11</w:t>
+      </w:r>
+    </w:p>
+    <w:p>
+      <w:pPr>
+        <w:pStyle w:val="ListBullet"/>
+        <w:spacing w:line="240" w:lineRule="auto"/>
+        <w:ind w:left="720"/>
+      </w:pPr>
+      <w:r>
+        <w:rPr>
+          <w:lang w:val="pt_PT" w:bidi="pt_PT"/>
+        </w:rPr>
+      </w:r>
+      <w:r>
+        <w:rPr>
+          <w:lang w:val="pt_PT" w:bidi="pt_PT"/>
+        </w:rPr>
+        <w:t>Ezequiel 41.1</w:t>
+      </w:r>
+    </w:p>
+    <w:p>
+      <w:pPr>
+        <w:pStyle w:val="ListBullet"/>
+        <w:spacing w:line="240" w:lineRule="auto"/>
+        <w:ind w:left="720"/>
+      </w:pPr>
+      <w:r>
+        <w:rPr>
+          <w:lang w:val="pt_PT" w:bidi="pt_PT"/>
+        </w:rPr>
+      </w:r>
+      <w:r>
+        <w:rPr>
+          <w:lang w:val="pt_PT" w:bidi="pt_PT"/>
+        </w:rPr>
+        <w:t>Esdras 9.8–9</w:t>
+      </w:r>
+    </w:p>
+    <w:p>
+      <w:pPr>
+        <w:pStyle w:val="ListBullet"/>
+        <w:spacing w:line="240" w:lineRule="auto"/>
+        <w:ind w:left="720"/>
+      </w:pPr>
+      <w:r>
+        <w:rPr>
+          <w:lang w:val="pt_PT" w:bidi="pt_PT"/>
+        </w:rPr>
+      </w:r>
+      <w:r>
+        <w:rPr>
+          <w:lang w:val="pt_PT" w:bidi="pt_PT"/>
+        </w:rPr>
+        <w:t>Hebreus 9.1–2</w:t>
+      </w:r>
+    </w:p>
+    <w:p>
+      <w:pPr>
+        <w:pStyle w:val="ListBullet"/>
+        <w:spacing w:line="240" w:lineRule="auto"/>
+        <w:ind w:left="720"/>
+      </w:pPr>
+      <w:r>
+        <w:rPr>
+          <w:lang w:val="pt_PT" w:bidi="pt_PT"/>
+        </w:rPr>
+      </w:r>
+      <w:r>
+        <w:rPr>
+          <w:lang w:val="pt_PT" w:bidi="pt_PT"/>
+        </w:rPr>
+        <w:t>Levítico 16.18</w:t>
+      </w:r>
+    </w:p>
+    <w:p>
+      <w:pPr>
+        <w:pStyle w:val="ListBullet"/>
+        <w:spacing w:line="240" w:lineRule="auto"/>
+        <w:ind w:left="720"/>
+      </w:pPr>
+      <w:r>
+        <w:rPr>
+          <w:lang w:val="pt_PT" w:bidi="pt_PT"/>
+        </w:rPr>
+      </w:r>
+      <w:r>
+        <w:rPr>
+          <w:lang w:val="pt_PT" w:bidi="pt_PT"/>
+        </w:rPr>
+        <w:t>Mateus 24.15–18</w:t>
+      </w:r>
+    </w:p>
+    <w:p>
+      <w:pPr>
+        <w:pStyle w:val="ListBullet"/>
+        <w:spacing w:line="240" w:lineRule="auto"/>
+        <w:ind w:left="720"/>
+      </w:pPr>
+      <w:r>
+        <w:rPr>
+          <w:lang w:val="pt_PT" w:bidi="pt_PT"/>
+        </w:rPr>
+      </w:r>
+      <w:r>
+        <w:rPr>
+          <w:lang w:val="pt_PT" w:bidi="pt_PT"/>
+        </w:rPr>
+        <w:t>Apocalipse 15.5</w:t>
+      </w:r>
     </w:p>
     <w:p>
       <w:pPr>
@@ -16798,138 +15562,102 @@
           <w:lang w:val="pt_PT" w:bidi="pt_PT"/>
         </w:rPr>
       </w:r>
-      <w:hyperlink r:id="rId218">
-        <w:r>
-          <w:rPr>
-            <w:lang w:val="pt_PT" w:bidi="pt_PT"/>
-          </w:rPr>
-          <w:rPr>
-            <w:color w:val="0000EE"/>
-            <w:u w:val="single"/>
-          </w:rPr>
-          <w:t>1 Samuel 9.12–13</w:t>
-        </w:r>
-      </w:hyperlink>
-    </w:p>
-    <w:p>
-      <w:pPr>
-        <w:pStyle w:val="ListBullet"/>
-        <w:spacing w:line="240" w:lineRule="auto"/>
-        <w:ind w:left="720"/>
-      </w:pPr>
-      <w:r>
-        <w:rPr>
-          <w:lang w:val="pt_PT" w:bidi="pt_PT"/>
-        </w:rPr>
-      </w:r>
-      <w:hyperlink r:id="rId219">
-        <w:r>
-          <w:rPr>
-            <w:lang w:val="pt_PT" w:bidi="pt_PT"/>
-          </w:rPr>
-          <w:rPr>
-            <w:color w:val="0000EE"/>
-            <w:u w:val="single"/>
-          </w:rPr>
-          <w:t>2 Reis 16.4</w:t>
-        </w:r>
-      </w:hyperlink>
-    </w:p>
-    <w:p>
-      <w:pPr>
-        <w:pStyle w:val="ListBullet"/>
-        <w:spacing w:line="240" w:lineRule="auto"/>
-        <w:ind w:left="720"/>
-      </w:pPr>
-      <w:r>
-        <w:rPr>
-          <w:lang w:val="pt_PT" w:bidi="pt_PT"/>
-        </w:rPr>
-      </w:r>
-      <w:hyperlink r:id="rId220">
-        <w:r>
-          <w:rPr>
-            <w:lang w:val="pt_PT" w:bidi="pt_PT"/>
-          </w:rPr>
-          <w:rPr>
-            <w:color w:val="0000EE"/>
-            <w:u w:val="single"/>
-          </w:rPr>
-          <w:t>Amós 4.13</w:t>
-        </w:r>
-      </w:hyperlink>
-    </w:p>
-    <w:p>
-      <w:pPr>
-        <w:pStyle w:val="ListBullet"/>
-        <w:spacing w:line="240" w:lineRule="auto"/>
-        <w:ind w:left="720"/>
-      </w:pPr>
-      <w:r>
-        <w:rPr>
-          <w:lang w:val="pt_PT" w:bidi="pt_PT"/>
-        </w:rPr>
-      </w:r>
-      <w:hyperlink r:id="rId221">
-        <w:r>
-          <w:rPr>
-            <w:lang w:val="pt_PT" w:bidi="pt_PT"/>
-          </w:rPr>
-          <w:rPr>
-            <w:color w:val="0000EE"/>
-            <w:u w:val="single"/>
-          </w:rPr>
-          <w:t>Deuteronômio 33.29</w:t>
-        </w:r>
-      </w:hyperlink>
-    </w:p>
-    <w:p>
-      <w:pPr>
-        <w:pStyle w:val="ListBullet"/>
-        <w:spacing w:line="240" w:lineRule="auto"/>
-        <w:ind w:left="720"/>
-      </w:pPr>
-      <w:r>
-        <w:rPr>
-          <w:lang w:val="pt_PT" w:bidi="pt_PT"/>
-        </w:rPr>
-      </w:r>
-      <w:hyperlink r:id="rId222">
-        <w:r>
-          <w:rPr>
-            <w:lang w:val="pt_PT" w:bidi="pt_PT"/>
-          </w:rPr>
-          <w:rPr>
-            <w:color w:val="0000EE"/>
-            <w:u w:val="single"/>
-          </w:rPr>
-          <w:t>Ezequiel 6.1–3</w:t>
-        </w:r>
-      </w:hyperlink>
-    </w:p>
-    <w:p>
-      <w:pPr>
-        <w:pStyle w:val="ListBullet"/>
-        <w:spacing w:line="240" w:lineRule="auto"/>
-        <w:ind w:left="720"/>
-      </w:pPr>
-      <w:r>
-        <w:rPr>
-          <w:lang w:val="pt_PT" w:bidi="pt_PT"/>
-        </w:rPr>
-      </w:r>
-      <w:hyperlink r:id="rId223">
-        <w:r>
-          <w:rPr>
-            <w:lang w:val="pt_PT" w:bidi="pt_PT"/>
-          </w:rPr>
-          <w:rPr>
-            <w:color w:val="0000EE"/>
-            <w:u w:val="single"/>
-          </w:rPr>
-          <w:t>Habacuque 3.19</w:t>
-        </w:r>
-      </w:hyperlink>
+      <w:r>
+        <w:rPr>
+          <w:lang w:val="pt_PT" w:bidi="pt_PT"/>
+        </w:rPr>
+        <w:t>1 Samuel 9.12–13</w:t>
+      </w:r>
+    </w:p>
+    <w:p>
+      <w:pPr>
+        <w:pStyle w:val="ListBullet"/>
+        <w:spacing w:line="240" w:lineRule="auto"/>
+        <w:ind w:left="720"/>
+      </w:pPr>
+      <w:r>
+        <w:rPr>
+          <w:lang w:val="pt_PT" w:bidi="pt_PT"/>
+        </w:rPr>
+      </w:r>
+      <w:r>
+        <w:rPr>
+          <w:lang w:val="pt_PT" w:bidi="pt_PT"/>
+        </w:rPr>
+        <w:t>2 Reis 16.4</w:t>
+      </w:r>
+    </w:p>
+    <w:p>
+      <w:pPr>
+        <w:pStyle w:val="ListBullet"/>
+        <w:spacing w:line="240" w:lineRule="auto"/>
+        <w:ind w:left="720"/>
+      </w:pPr>
+      <w:r>
+        <w:rPr>
+          <w:lang w:val="pt_PT" w:bidi="pt_PT"/>
+        </w:rPr>
+      </w:r>
+      <w:r>
+        <w:rPr>
+          <w:lang w:val="pt_PT" w:bidi="pt_PT"/>
+        </w:rPr>
+        <w:t>Amós 4.13</w:t>
+      </w:r>
+    </w:p>
+    <w:p>
+      <w:pPr>
+        <w:pStyle w:val="ListBullet"/>
+        <w:spacing w:line="240" w:lineRule="auto"/>
+        <w:ind w:left="720"/>
+      </w:pPr>
+      <w:r>
+        <w:rPr>
+          <w:lang w:val="pt_PT" w:bidi="pt_PT"/>
+        </w:rPr>
+      </w:r>
+      <w:r>
+        <w:rPr>
+          <w:lang w:val="pt_PT" w:bidi="pt_PT"/>
+        </w:rPr>
+        <w:t>Deuteronômio 33.29</w:t>
+      </w:r>
+    </w:p>
+    <w:p>
+      <w:pPr>
+        <w:pStyle w:val="ListBullet"/>
+        <w:spacing w:line="240" w:lineRule="auto"/>
+        <w:ind w:left="720"/>
+      </w:pPr>
+      <w:r>
+        <w:rPr>
+          <w:lang w:val="pt_PT" w:bidi="pt_PT"/>
+        </w:rPr>
+      </w:r>
+      <w:r>
+        <w:rPr>
+          <w:lang w:val="pt_PT" w:bidi="pt_PT"/>
+        </w:rPr>
+        <w:t>Ezequiel 6.1–3</w:t>
+      </w:r>
+    </w:p>
+    <w:p>
+      <w:pPr>
+        <w:pStyle w:val="ListBullet"/>
+        <w:spacing w:line="240" w:lineRule="auto"/>
+        <w:ind w:left="720"/>
+      </w:pPr>
+      <w:r>
+        <w:rPr>
+          <w:lang w:val="pt_PT" w:bidi="pt_PT"/>
+        </w:rPr>
+      </w:r>
+      <w:r>
+        <w:rPr>
+          <w:lang w:val="pt_PT" w:bidi="pt_PT"/>
+        </w:rPr>
+        <w:t>Habacuque 3.19</w:t>
+      </w:r>
     </w:p>
     <w:p>
       <w:pPr>
@@ -17151,138 +15879,102 @@
           <w:lang w:val="pt_PT" w:bidi="pt_PT"/>
         </w:rPr>
       </w:r>
-      <w:hyperlink r:id="rId224">
-        <w:r>
-          <w:rPr>
-            <w:lang w:val="pt_PT" w:bidi="pt_PT"/>
-          </w:rPr>
-          <w:rPr>
-            <w:color w:val="0000EE"/>
-            <w:u w:val="single"/>
-          </w:rPr>
-          <w:t>1 João 2.16</w:t>
-        </w:r>
-      </w:hyperlink>
-    </w:p>
-    <w:p>
-      <w:pPr>
-        <w:pStyle w:val="ListBullet"/>
-        <w:spacing w:line="240" w:lineRule="auto"/>
-        <w:ind w:left="720"/>
-      </w:pPr>
-      <w:r>
-        <w:rPr>
-          <w:lang w:val="pt_PT" w:bidi="pt_PT"/>
-        </w:rPr>
-      </w:r>
-      <w:hyperlink r:id="rId225">
-        <w:r>
-          <w:rPr>
-            <w:lang w:val="pt_PT" w:bidi="pt_PT"/>
-          </w:rPr>
-          <w:rPr>
-            <w:color w:val="0000EE"/>
-            <w:u w:val="single"/>
-          </w:rPr>
-          <w:t>2 Timóteo 2.22</w:t>
-        </w:r>
-      </w:hyperlink>
-    </w:p>
-    <w:p>
-      <w:pPr>
-        <w:pStyle w:val="ListBullet"/>
-        <w:spacing w:line="240" w:lineRule="auto"/>
-        <w:ind w:left="720"/>
-      </w:pPr>
-      <w:r>
-        <w:rPr>
-          <w:lang w:val="pt_PT" w:bidi="pt_PT"/>
-        </w:rPr>
-      </w:r>
-      <w:hyperlink r:id="rId226">
-        <w:r>
-          <w:rPr>
-            <w:lang w:val="pt_PT" w:bidi="pt_PT"/>
-          </w:rPr>
-          <w:rPr>
-            <w:color w:val="0000EE"/>
-            <w:u w:val="single"/>
-          </w:rPr>
-          <w:t>Gálatas 5.16</w:t>
-        </w:r>
-      </w:hyperlink>
-    </w:p>
-    <w:p>
-      <w:pPr>
-        <w:pStyle w:val="ListBullet"/>
-        <w:spacing w:line="240" w:lineRule="auto"/>
-        <w:ind w:left="720"/>
-      </w:pPr>
-      <w:r>
-        <w:rPr>
-          <w:lang w:val="pt_PT" w:bidi="pt_PT"/>
-        </w:rPr>
-      </w:r>
-      <w:hyperlink r:id="rId227">
-        <w:r>
-          <w:rPr>
-            <w:lang w:val="pt_PT" w:bidi="pt_PT"/>
-          </w:rPr>
-          <w:rPr>
-            <w:color w:val="0000EE"/>
-            <w:u w:val="single"/>
-          </w:rPr>
-          <w:t>Gálatas 5.19–21</w:t>
-        </w:r>
-      </w:hyperlink>
-    </w:p>
-    <w:p>
-      <w:pPr>
-        <w:pStyle w:val="ListBullet"/>
-        <w:spacing w:line="240" w:lineRule="auto"/>
-        <w:ind w:left="720"/>
-      </w:pPr>
-      <w:r>
-        <w:rPr>
-          <w:lang w:val="pt_PT" w:bidi="pt_PT"/>
-        </w:rPr>
-      </w:r>
-      <w:hyperlink r:id="rId228">
-        <w:r>
-          <w:rPr>
-            <w:lang w:val="pt_PT" w:bidi="pt_PT"/>
-          </w:rPr>
-          <w:rPr>
-            <w:color w:val="0000EE"/>
-            <w:u w:val="single"/>
-          </w:rPr>
-          <w:t>Gênesis 39.7–9</w:t>
-        </w:r>
-      </w:hyperlink>
-    </w:p>
-    <w:p>
-      <w:pPr>
-        <w:pStyle w:val="ListBullet"/>
-        <w:spacing w:line="240" w:lineRule="auto"/>
-        <w:ind w:left="720"/>
-      </w:pPr>
-      <w:r>
-        <w:rPr>
-          <w:lang w:val="pt_PT" w:bidi="pt_PT"/>
-        </w:rPr>
-      </w:r>
-      <w:hyperlink r:id="rId229">
-        <w:r>
-          <w:rPr>
-            <w:lang w:val="pt_PT" w:bidi="pt_PT"/>
-          </w:rPr>
-          <w:rPr>
-            <w:color w:val="0000EE"/>
-            <w:u w:val="single"/>
-          </w:rPr>
-          <w:t>Mateus 5.28</w:t>
-        </w:r>
-      </w:hyperlink>
+      <w:r>
+        <w:rPr>
+          <w:lang w:val="pt_PT" w:bidi="pt_PT"/>
+        </w:rPr>
+        <w:t>1 João 2.16</w:t>
+      </w:r>
+    </w:p>
+    <w:p>
+      <w:pPr>
+        <w:pStyle w:val="ListBullet"/>
+        <w:spacing w:line="240" w:lineRule="auto"/>
+        <w:ind w:left="720"/>
+      </w:pPr>
+      <w:r>
+        <w:rPr>
+          <w:lang w:val="pt_PT" w:bidi="pt_PT"/>
+        </w:rPr>
+      </w:r>
+      <w:r>
+        <w:rPr>
+          <w:lang w:val="pt_PT" w:bidi="pt_PT"/>
+        </w:rPr>
+        <w:t>2 Timóteo 2.22</w:t>
+      </w:r>
+    </w:p>
+    <w:p>
+      <w:pPr>
+        <w:pStyle w:val="ListBullet"/>
+        <w:spacing w:line="240" w:lineRule="auto"/>
+        <w:ind w:left="720"/>
+      </w:pPr>
+      <w:r>
+        <w:rPr>
+          <w:lang w:val="pt_PT" w:bidi="pt_PT"/>
+        </w:rPr>
+      </w:r>
+      <w:r>
+        <w:rPr>
+          <w:lang w:val="pt_PT" w:bidi="pt_PT"/>
+        </w:rPr>
+        <w:t>Gálatas 5.16</w:t>
+      </w:r>
+    </w:p>
+    <w:p>
+      <w:pPr>
+        <w:pStyle w:val="ListBullet"/>
+        <w:spacing w:line="240" w:lineRule="auto"/>
+        <w:ind w:left="720"/>
+      </w:pPr>
+      <w:r>
+        <w:rPr>
+          <w:lang w:val="pt_PT" w:bidi="pt_PT"/>
+        </w:rPr>
+      </w:r>
+      <w:r>
+        <w:rPr>
+          <w:lang w:val="pt_PT" w:bidi="pt_PT"/>
+        </w:rPr>
+        <w:t>Gálatas 5.19–21</w:t>
+      </w:r>
+    </w:p>
+    <w:p>
+      <w:pPr>
+        <w:pStyle w:val="ListBullet"/>
+        <w:spacing w:line="240" w:lineRule="auto"/>
+        <w:ind w:left="720"/>
+      </w:pPr>
+      <w:r>
+        <w:rPr>
+          <w:lang w:val="pt_PT" w:bidi="pt_PT"/>
+        </w:rPr>
+      </w:r>
+      <w:r>
+        <w:rPr>
+          <w:lang w:val="pt_PT" w:bidi="pt_PT"/>
+        </w:rPr>
+        <w:t>Gênesis 39.7–9</w:t>
+      </w:r>
+    </w:p>
+    <w:p>
+      <w:pPr>
+        <w:pStyle w:val="ListBullet"/>
+        <w:spacing w:line="240" w:lineRule="auto"/>
+        <w:ind w:left="720"/>
+      </w:pPr>
+      <w:r>
+        <w:rPr>
+          <w:lang w:val="pt_PT" w:bidi="pt_PT"/>
+        </w:rPr>
+      </w:r>
+      <w:r>
+        <w:rPr>
+          <w:lang w:val="pt_PT" w:bidi="pt_PT"/>
+        </w:rPr>
+        <w:t>Mateus 5.28</w:t>
+      </w:r>
     </w:p>
     <w:p>
       <w:pPr>
